--- a/backend/docs/Final.docx
+++ b/backend/docs/Final.docx
@@ -331,12 +331,6 @@
         <w:gridCol w:w="3120"/>
       </w:tblGrid>
       <w:tr>
-        <w:tblPrEx>
-          <w:tblCellMar>
-            <w:top w:w="0" w:type="dxa"/>
-            <w:bottom w:w="0" w:type="dxa"/>
-          </w:tblCellMar>
-        </w:tblPrEx>
         <w:trPr>
           <w:tblHeader/>
         </w:trPr>
@@ -444,12 +438,6 @@
         </w:tc>
       </w:tr>
       <w:tr>
-        <w:tblPrEx>
-          <w:tblCellMar>
-            <w:top w:w="0" w:type="dxa"/>
-            <w:bottom w:w="0" w:type="dxa"/>
-          </w:tblCellMar>
-        </w:tblPrEx>
         <w:tc>
           <w:tcPr>
             <w:tcW w:w="3120" w:type="dxa"/>
@@ -533,12 +521,6 @@
         </w:tc>
       </w:tr>
       <w:tr>
-        <w:tblPrEx>
-          <w:tblCellMar>
-            <w:top w:w="0" w:type="dxa"/>
-            <w:bottom w:w="0" w:type="dxa"/>
-          </w:tblCellMar>
-        </w:tblPrEx>
         <w:tc>
           <w:tcPr>
             <w:tcW w:w="3120" w:type="dxa"/>
@@ -622,12 +604,6 @@
         </w:tc>
       </w:tr>
       <w:tr>
-        <w:tblPrEx>
-          <w:tblCellMar>
-            <w:top w:w="0" w:type="dxa"/>
-            <w:bottom w:w="0" w:type="dxa"/>
-          </w:tblCellMar>
-        </w:tblPrEx>
         <w:tc>
           <w:tcPr>
             <w:tcW w:w="3120" w:type="dxa"/>
@@ -8110,12 +8086,6 @@
         <w:gridCol w:w="1000"/>
       </w:tblGrid>
       <w:tr>
-        <w:tblPrEx>
-          <w:tblCellMar>
-            <w:top w:w="0" w:type="dxa"/>
-            <w:bottom w:w="0" w:type="dxa"/>
-          </w:tblCellMar>
-        </w:tblPrEx>
         <w:trPr>
           <w:tblHeader/>
         </w:trPr>
@@ -8225,12 +8195,6 @@
         </w:tc>
       </w:tr>
       <w:tr>
-        <w:tblPrEx>
-          <w:tblCellMar>
-            <w:top w:w="0" w:type="dxa"/>
-            <w:bottom w:w="0" w:type="dxa"/>
-          </w:tblCellMar>
-        </w:tblPrEx>
         <w:tc>
           <w:tcPr>
             <w:tcW w:w="1000" w:type="dxa"/>
@@ -8328,12 +8292,6 @@
         </w:tc>
       </w:tr>
       <w:tr>
-        <w:tblPrEx>
-          <w:tblCellMar>
-            <w:top w:w="0" w:type="dxa"/>
-            <w:bottom w:w="0" w:type="dxa"/>
-          </w:tblCellMar>
-        </w:tblPrEx>
         <w:tc>
           <w:tcPr>
             <w:tcW w:w="1000" w:type="dxa"/>
@@ -8431,12 +8389,6 @@
         </w:tc>
       </w:tr>
       <w:tr>
-        <w:tblPrEx>
-          <w:tblCellMar>
-            <w:top w:w="0" w:type="dxa"/>
-            <w:bottom w:w="0" w:type="dxa"/>
-          </w:tblCellMar>
-        </w:tblPrEx>
         <w:tc>
           <w:tcPr>
             <w:tcW w:w="1000" w:type="dxa"/>
@@ -8534,12 +8486,6 @@
         </w:tc>
       </w:tr>
       <w:tr>
-        <w:tblPrEx>
-          <w:tblCellMar>
-            <w:top w:w="0" w:type="dxa"/>
-            <w:bottom w:w="0" w:type="dxa"/>
-          </w:tblCellMar>
-        </w:tblPrEx>
         <w:tc>
           <w:tcPr>
             <w:tcW w:w="1000" w:type="dxa"/>
@@ -8637,12 +8583,6 @@
         </w:tc>
       </w:tr>
       <w:tr>
-        <w:tblPrEx>
-          <w:tblCellMar>
-            <w:top w:w="0" w:type="dxa"/>
-            <w:bottom w:w="0" w:type="dxa"/>
-          </w:tblCellMar>
-        </w:tblPrEx>
         <w:tc>
           <w:tcPr>
             <w:tcW w:w="1000" w:type="dxa"/>
@@ -8740,12 +8680,6 @@
         </w:tc>
       </w:tr>
       <w:tr>
-        <w:tblPrEx>
-          <w:tblCellMar>
-            <w:top w:w="0" w:type="dxa"/>
-            <w:bottom w:w="0" w:type="dxa"/>
-          </w:tblCellMar>
-        </w:tblPrEx>
         <w:tc>
           <w:tcPr>
             <w:tcW w:w="1000" w:type="dxa"/>
@@ -8843,12 +8777,6 @@
         </w:tc>
       </w:tr>
       <w:tr>
-        <w:tblPrEx>
-          <w:tblCellMar>
-            <w:top w:w="0" w:type="dxa"/>
-            <w:bottom w:w="0" w:type="dxa"/>
-          </w:tblCellMar>
-        </w:tblPrEx>
         <w:tc>
           <w:tcPr>
             <w:tcW w:w="1000" w:type="dxa"/>
@@ -8946,12 +8874,6 @@
         </w:tc>
       </w:tr>
       <w:tr>
-        <w:tblPrEx>
-          <w:tblCellMar>
-            <w:top w:w="0" w:type="dxa"/>
-            <w:bottom w:w="0" w:type="dxa"/>
-          </w:tblCellMar>
-        </w:tblPrEx>
         <w:tc>
           <w:tcPr>
             <w:tcW w:w="1000" w:type="dxa"/>
@@ -9049,12 +8971,6 @@
         </w:tc>
       </w:tr>
       <w:tr>
-        <w:tblPrEx>
-          <w:tblCellMar>
-            <w:top w:w="0" w:type="dxa"/>
-            <w:bottom w:w="0" w:type="dxa"/>
-          </w:tblCellMar>
-        </w:tblPrEx>
         <w:tc>
           <w:tcPr>
             <w:tcW w:w="1000" w:type="dxa"/>
@@ -9152,12 +9068,6 @@
         </w:tc>
       </w:tr>
       <w:tr>
-        <w:tblPrEx>
-          <w:tblCellMar>
-            <w:top w:w="0" w:type="dxa"/>
-            <w:bottom w:w="0" w:type="dxa"/>
-          </w:tblCellMar>
-        </w:tblPrEx>
         <w:tc>
           <w:tcPr>
             <w:tcW w:w="1000" w:type="dxa"/>
@@ -9255,12 +9165,6 @@
         </w:tc>
       </w:tr>
       <w:tr>
-        <w:tblPrEx>
-          <w:tblCellMar>
-            <w:top w:w="0" w:type="dxa"/>
-            <w:bottom w:w="0" w:type="dxa"/>
-          </w:tblCellMar>
-        </w:tblPrEx>
         <w:tc>
           <w:tcPr>
             <w:tcW w:w="1000" w:type="dxa"/>
@@ -9358,12 +9262,6 @@
         </w:tc>
       </w:tr>
       <w:tr>
-        <w:tblPrEx>
-          <w:tblCellMar>
-            <w:top w:w="0" w:type="dxa"/>
-            <w:bottom w:w="0" w:type="dxa"/>
-          </w:tblCellMar>
-        </w:tblPrEx>
         <w:tc>
           <w:tcPr>
             <w:tcW w:w="1000" w:type="dxa"/>
@@ -9461,12 +9359,6 @@
         </w:tc>
       </w:tr>
       <w:tr>
-        <w:tblPrEx>
-          <w:tblCellMar>
-            <w:top w:w="0" w:type="dxa"/>
-            <w:bottom w:w="0" w:type="dxa"/>
-          </w:tblCellMar>
-        </w:tblPrEx>
         <w:tc>
           <w:tcPr>
             <w:tcW w:w="1000" w:type="dxa"/>
@@ -9564,12 +9456,6 @@
         </w:tc>
       </w:tr>
       <w:tr>
-        <w:tblPrEx>
-          <w:tblCellMar>
-            <w:top w:w="0" w:type="dxa"/>
-            <w:bottom w:w="0" w:type="dxa"/>
-          </w:tblCellMar>
-        </w:tblPrEx>
         <w:tc>
           <w:tcPr>
             <w:tcW w:w="1000" w:type="dxa"/>
@@ -9667,12 +9553,6 @@
         </w:tc>
       </w:tr>
       <w:tr>
-        <w:tblPrEx>
-          <w:tblCellMar>
-            <w:top w:w="0" w:type="dxa"/>
-            <w:bottom w:w="0" w:type="dxa"/>
-          </w:tblCellMar>
-        </w:tblPrEx>
         <w:tc>
           <w:tcPr>
             <w:tcW w:w="1000" w:type="dxa"/>
@@ -9770,12 +9650,6 @@
         </w:tc>
       </w:tr>
       <w:tr>
-        <w:tblPrEx>
-          <w:tblCellMar>
-            <w:top w:w="0" w:type="dxa"/>
-            <w:bottom w:w="0" w:type="dxa"/>
-          </w:tblCellMar>
-        </w:tblPrEx>
         <w:tc>
           <w:tcPr>
             <w:tcW w:w="1000" w:type="dxa"/>
@@ -9873,12 +9747,6 @@
         </w:tc>
       </w:tr>
       <w:tr>
-        <w:tblPrEx>
-          <w:tblCellMar>
-            <w:top w:w="0" w:type="dxa"/>
-            <w:bottom w:w="0" w:type="dxa"/>
-          </w:tblCellMar>
-        </w:tblPrEx>
         <w:tc>
           <w:tcPr>
             <w:tcW w:w="1000" w:type="dxa"/>
@@ -9976,12 +9844,6 @@
         </w:tc>
       </w:tr>
       <w:tr>
-        <w:tblPrEx>
-          <w:tblCellMar>
-            <w:top w:w="0" w:type="dxa"/>
-            <w:bottom w:w="0" w:type="dxa"/>
-          </w:tblCellMar>
-        </w:tblPrEx>
         <w:tc>
           <w:tcPr>
             <w:tcW w:w="1000" w:type="dxa"/>
@@ -10119,12 +9981,6 @@
         <w:gridCol w:w="1000"/>
       </w:tblGrid>
       <w:tr>
-        <w:tblPrEx>
-          <w:tblCellMar>
-            <w:top w:w="0" w:type="dxa"/>
-            <w:bottom w:w="0" w:type="dxa"/>
-          </w:tblCellMar>
-        </w:tblPrEx>
         <w:trPr>
           <w:tblHeader/>
         </w:trPr>
@@ -10234,12 +10090,6 @@
         </w:tc>
       </w:tr>
       <w:tr>
-        <w:tblPrEx>
-          <w:tblCellMar>
-            <w:top w:w="0" w:type="dxa"/>
-            <w:bottom w:w="0" w:type="dxa"/>
-          </w:tblCellMar>
-        </w:tblPrEx>
         <w:tc>
           <w:tcPr>
             <w:tcW w:w="1000" w:type="dxa"/>
@@ -10337,12 +10187,6 @@
         </w:tc>
       </w:tr>
       <w:tr>
-        <w:tblPrEx>
-          <w:tblCellMar>
-            <w:top w:w="0" w:type="dxa"/>
-            <w:bottom w:w="0" w:type="dxa"/>
-          </w:tblCellMar>
-        </w:tblPrEx>
         <w:tc>
           <w:tcPr>
             <w:tcW w:w="1000" w:type="dxa"/>
@@ -10440,12 +10284,6 @@
         </w:tc>
       </w:tr>
       <w:tr>
-        <w:tblPrEx>
-          <w:tblCellMar>
-            <w:top w:w="0" w:type="dxa"/>
-            <w:bottom w:w="0" w:type="dxa"/>
-          </w:tblCellMar>
-        </w:tblPrEx>
         <w:tc>
           <w:tcPr>
             <w:tcW w:w="1000" w:type="dxa"/>
@@ -10543,12 +10381,6 @@
         </w:tc>
       </w:tr>
       <w:tr>
-        <w:tblPrEx>
-          <w:tblCellMar>
-            <w:top w:w="0" w:type="dxa"/>
-            <w:bottom w:w="0" w:type="dxa"/>
-          </w:tblCellMar>
-        </w:tblPrEx>
         <w:tc>
           <w:tcPr>
             <w:tcW w:w="1000" w:type="dxa"/>
@@ -10646,12 +10478,6 @@
         </w:tc>
       </w:tr>
       <w:tr>
-        <w:tblPrEx>
-          <w:tblCellMar>
-            <w:top w:w="0" w:type="dxa"/>
-            <w:bottom w:w="0" w:type="dxa"/>
-          </w:tblCellMar>
-        </w:tblPrEx>
         <w:tc>
           <w:tcPr>
             <w:tcW w:w="1000" w:type="dxa"/>
@@ -10749,12 +10575,6 @@
         </w:tc>
       </w:tr>
       <w:tr>
-        <w:tblPrEx>
-          <w:tblCellMar>
-            <w:top w:w="0" w:type="dxa"/>
-            <w:bottom w:w="0" w:type="dxa"/>
-          </w:tblCellMar>
-        </w:tblPrEx>
         <w:tc>
           <w:tcPr>
             <w:tcW w:w="1000" w:type="dxa"/>
@@ -10852,12 +10672,6 @@
         </w:tc>
       </w:tr>
       <w:tr>
-        <w:tblPrEx>
-          <w:tblCellMar>
-            <w:top w:w="0" w:type="dxa"/>
-            <w:bottom w:w="0" w:type="dxa"/>
-          </w:tblCellMar>
-        </w:tblPrEx>
         <w:tc>
           <w:tcPr>
             <w:tcW w:w="1000" w:type="dxa"/>
@@ -10955,12 +10769,6 @@
         </w:tc>
       </w:tr>
       <w:tr>
-        <w:tblPrEx>
-          <w:tblCellMar>
-            <w:top w:w="0" w:type="dxa"/>
-            <w:bottom w:w="0" w:type="dxa"/>
-          </w:tblCellMar>
-        </w:tblPrEx>
         <w:tc>
           <w:tcPr>
             <w:tcW w:w="1000" w:type="dxa"/>
@@ -11058,12 +10866,6 @@
         </w:tc>
       </w:tr>
       <w:tr>
-        <w:tblPrEx>
-          <w:tblCellMar>
-            <w:top w:w="0" w:type="dxa"/>
-            <w:bottom w:w="0" w:type="dxa"/>
-          </w:tblCellMar>
-        </w:tblPrEx>
         <w:tc>
           <w:tcPr>
             <w:tcW w:w="1000" w:type="dxa"/>
@@ -11161,12 +10963,6 @@
         </w:tc>
       </w:tr>
       <w:tr>
-        <w:tblPrEx>
-          <w:tblCellMar>
-            <w:top w:w="0" w:type="dxa"/>
-            <w:bottom w:w="0" w:type="dxa"/>
-          </w:tblCellMar>
-        </w:tblPrEx>
         <w:tc>
           <w:tcPr>
             <w:tcW w:w="1000" w:type="dxa"/>
@@ -11264,12 +11060,6 @@
         </w:tc>
       </w:tr>
       <w:tr>
-        <w:tblPrEx>
-          <w:tblCellMar>
-            <w:top w:w="0" w:type="dxa"/>
-            <w:bottom w:w="0" w:type="dxa"/>
-          </w:tblCellMar>
-        </w:tblPrEx>
         <w:tc>
           <w:tcPr>
             <w:tcW w:w="1000" w:type="dxa"/>
@@ -11367,12 +11157,6 @@
         </w:tc>
       </w:tr>
       <w:tr>
-        <w:tblPrEx>
-          <w:tblCellMar>
-            <w:top w:w="0" w:type="dxa"/>
-            <w:bottom w:w="0" w:type="dxa"/>
-          </w:tblCellMar>
-        </w:tblPrEx>
         <w:tc>
           <w:tcPr>
             <w:tcW w:w="1000" w:type="dxa"/>
@@ -11510,12 +11294,6 @@
         <w:gridCol w:w="1000"/>
       </w:tblGrid>
       <w:tr>
-        <w:tblPrEx>
-          <w:tblCellMar>
-            <w:top w:w="0" w:type="dxa"/>
-            <w:bottom w:w="0" w:type="dxa"/>
-          </w:tblCellMar>
-        </w:tblPrEx>
         <w:trPr>
           <w:tblHeader/>
         </w:trPr>
@@ -11625,12 +11403,6 @@
         </w:tc>
       </w:tr>
       <w:tr>
-        <w:tblPrEx>
-          <w:tblCellMar>
-            <w:top w:w="0" w:type="dxa"/>
-            <w:bottom w:w="0" w:type="dxa"/>
-          </w:tblCellMar>
-        </w:tblPrEx>
         <w:tc>
           <w:tcPr>
             <w:tcW w:w="1300" w:type="dxa"/>
@@ -11728,12 +11500,6 @@
         </w:tc>
       </w:tr>
       <w:tr>
-        <w:tblPrEx>
-          <w:tblCellMar>
-            <w:top w:w="0" w:type="dxa"/>
-            <w:bottom w:w="0" w:type="dxa"/>
-          </w:tblCellMar>
-        </w:tblPrEx>
         <w:tc>
           <w:tcPr>
             <w:tcW w:w="1300" w:type="dxa"/>
@@ -11831,12 +11597,6 @@
         </w:tc>
       </w:tr>
       <w:tr>
-        <w:tblPrEx>
-          <w:tblCellMar>
-            <w:top w:w="0" w:type="dxa"/>
-            <w:bottom w:w="0" w:type="dxa"/>
-          </w:tblCellMar>
-        </w:tblPrEx>
         <w:tc>
           <w:tcPr>
             <w:tcW w:w="1300" w:type="dxa"/>
@@ -11934,12 +11694,6 @@
         </w:tc>
       </w:tr>
       <w:tr>
-        <w:tblPrEx>
-          <w:tblCellMar>
-            <w:top w:w="0" w:type="dxa"/>
-            <w:bottom w:w="0" w:type="dxa"/>
-          </w:tblCellMar>
-        </w:tblPrEx>
         <w:tc>
           <w:tcPr>
             <w:tcW w:w="1300" w:type="dxa"/>
@@ -12037,12 +11791,6 @@
         </w:tc>
       </w:tr>
       <w:tr>
-        <w:tblPrEx>
-          <w:tblCellMar>
-            <w:top w:w="0" w:type="dxa"/>
-            <w:bottom w:w="0" w:type="dxa"/>
-          </w:tblCellMar>
-        </w:tblPrEx>
         <w:tc>
           <w:tcPr>
             <w:tcW w:w="1300" w:type="dxa"/>
@@ -12179,12 +11927,6 @@
         <w:gridCol w:w="6960"/>
       </w:tblGrid>
       <w:tr>
-        <w:tblPrEx>
-          <w:tblCellMar>
-            <w:top w:w="0" w:type="dxa"/>
-            <w:bottom w:w="0" w:type="dxa"/>
-          </w:tblCellMar>
-        </w:tblPrEx>
         <w:trPr>
           <w:tblHeader/>
         </w:trPr>
@@ -12258,12 +12000,6 @@
         </w:tc>
       </w:tr>
       <w:tr>
-        <w:tblPrEx>
-          <w:tblCellMar>
-            <w:top w:w="0" w:type="dxa"/>
-            <w:bottom w:w="0" w:type="dxa"/>
-          </w:tblCellMar>
-        </w:tblPrEx>
         <w:tc>
           <w:tcPr>
             <w:tcW w:w="2400" w:type="dxa"/>
@@ -12330,12 +12066,6 @@
         </w:tc>
       </w:tr>
       <w:tr>
-        <w:tblPrEx>
-          <w:tblCellMar>
-            <w:top w:w="0" w:type="dxa"/>
-            <w:bottom w:w="0" w:type="dxa"/>
-          </w:tblCellMar>
-        </w:tblPrEx>
         <w:tc>
           <w:tcPr>
             <w:tcW w:w="2400" w:type="dxa"/>
@@ -12402,12 +12132,6 @@
         </w:tc>
       </w:tr>
       <w:tr>
-        <w:tblPrEx>
-          <w:tblCellMar>
-            <w:top w:w="0" w:type="dxa"/>
-            <w:bottom w:w="0" w:type="dxa"/>
-          </w:tblCellMar>
-        </w:tblPrEx>
         <w:tc>
           <w:tcPr>
             <w:tcW w:w="2400" w:type="dxa"/>
@@ -12474,12 +12198,6 @@
         </w:tc>
       </w:tr>
       <w:tr>
-        <w:tblPrEx>
-          <w:tblCellMar>
-            <w:top w:w="0" w:type="dxa"/>
-            <w:bottom w:w="0" w:type="dxa"/>
-          </w:tblCellMar>
-        </w:tblPrEx>
         <w:tc>
           <w:tcPr>
             <w:tcW w:w="2400" w:type="dxa"/>
@@ -12546,12 +12264,6 @@
         </w:tc>
       </w:tr>
       <w:tr>
-        <w:tblPrEx>
-          <w:tblCellMar>
-            <w:top w:w="0" w:type="dxa"/>
-            <w:bottom w:w="0" w:type="dxa"/>
-          </w:tblCellMar>
-        </w:tblPrEx>
         <w:tc>
           <w:tcPr>
             <w:tcW w:w="2400" w:type="dxa"/>
@@ -12618,12 +12330,6 @@
         </w:tc>
       </w:tr>
       <w:tr>
-        <w:tblPrEx>
-          <w:tblCellMar>
-            <w:top w:w="0" w:type="dxa"/>
-            <w:bottom w:w="0" w:type="dxa"/>
-          </w:tblCellMar>
-        </w:tblPrEx>
         <w:tc>
           <w:tcPr>
             <w:tcW w:w="2400" w:type="dxa"/>
@@ -12690,12 +12396,6 @@
         </w:tc>
       </w:tr>
       <w:tr>
-        <w:tblPrEx>
-          <w:tblCellMar>
-            <w:top w:w="0" w:type="dxa"/>
-            <w:bottom w:w="0" w:type="dxa"/>
-          </w:tblCellMar>
-        </w:tblPrEx>
         <w:tc>
           <w:tcPr>
             <w:tcW w:w="2400" w:type="dxa"/>
@@ -12762,12 +12462,6 @@
         </w:tc>
       </w:tr>
       <w:tr>
-        <w:tblPrEx>
-          <w:tblCellMar>
-            <w:top w:w="0" w:type="dxa"/>
-            <w:bottom w:w="0" w:type="dxa"/>
-          </w:tblCellMar>
-        </w:tblPrEx>
         <w:tc>
           <w:tcPr>
             <w:tcW w:w="2400" w:type="dxa"/>
@@ -12834,12 +12528,6 @@
         </w:tc>
       </w:tr>
       <w:tr>
-        <w:tblPrEx>
-          <w:tblCellMar>
-            <w:top w:w="0" w:type="dxa"/>
-            <w:bottom w:w="0" w:type="dxa"/>
-          </w:tblCellMar>
-        </w:tblPrEx>
         <w:tc>
           <w:tcPr>
             <w:tcW w:w="2400" w:type="dxa"/>
@@ -12906,12 +12594,6 @@
         </w:tc>
       </w:tr>
       <w:tr>
-        <w:tblPrEx>
-          <w:tblCellMar>
-            <w:top w:w="0" w:type="dxa"/>
-            <w:bottom w:w="0" w:type="dxa"/>
-          </w:tblCellMar>
-        </w:tblPrEx>
         <w:tc>
           <w:tcPr>
             <w:tcW w:w="2400" w:type="dxa"/>
@@ -12978,12 +12660,6 @@
         </w:tc>
       </w:tr>
       <w:tr>
-        <w:tblPrEx>
-          <w:tblCellMar>
-            <w:top w:w="0" w:type="dxa"/>
-            <w:bottom w:w="0" w:type="dxa"/>
-          </w:tblCellMar>
-        </w:tblPrEx>
         <w:tc>
           <w:tcPr>
             <w:tcW w:w="2400" w:type="dxa"/>
@@ -13050,12 +12726,6 @@
         </w:tc>
       </w:tr>
       <w:tr>
-        <w:tblPrEx>
-          <w:tblCellMar>
-            <w:top w:w="0" w:type="dxa"/>
-            <w:bottom w:w="0" w:type="dxa"/>
-          </w:tblCellMar>
-        </w:tblPrEx>
         <w:tc>
           <w:tcPr>
             <w:tcW w:w="2400" w:type="dxa"/>
@@ -13122,12 +12792,6 @@
         </w:tc>
       </w:tr>
       <w:tr>
-        <w:tblPrEx>
-          <w:tblCellMar>
-            <w:top w:w="0" w:type="dxa"/>
-            <w:bottom w:w="0" w:type="dxa"/>
-          </w:tblCellMar>
-        </w:tblPrEx>
         <w:tc>
           <w:tcPr>
             <w:tcW w:w="2400" w:type="dxa"/>
@@ -13194,12 +12858,6 @@
         </w:tc>
       </w:tr>
       <w:tr>
-        <w:tblPrEx>
-          <w:tblCellMar>
-            <w:top w:w="0" w:type="dxa"/>
-            <w:bottom w:w="0" w:type="dxa"/>
-          </w:tblCellMar>
-        </w:tblPrEx>
         <w:tc>
           <w:tcPr>
             <w:tcW w:w="2400" w:type="dxa"/>
@@ -13266,12 +12924,6 @@
         </w:tc>
       </w:tr>
       <w:tr>
-        <w:tblPrEx>
-          <w:tblCellMar>
-            <w:top w:w="0" w:type="dxa"/>
-            <w:bottom w:w="0" w:type="dxa"/>
-          </w:tblCellMar>
-        </w:tblPrEx>
         <w:tc>
           <w:tcPr>
             <w:tcW w:w="2400" w:type="dxa"/>
@@ -13338,12 +12990,6 @@
         </w:tc>
       </w:tr>
       <w:tr>
-        <w:tblPrEx>
-          <w:tblCellMar>
-            <w:top w:w="0" w:type="dxa"/>
-            <w:bottom w:w="0" w:type="dxa"/>
-          </w:tblCellMar>
-        </w:tblPrEx>
         <w:tc>
           <w:tcPr>
             <w:tcW w:w="2400" w:type="dxa"/>
@@ -13410,12 +13056,6 @@
         </w:tc>
       </w:tr>
       <w:tr>
-        <w:tblPrEx>
-          <w:tblCellMar>
-            <w:top w:w="0" w:type="dxa"/>
-            <w:bottom w:w="0" w:type="dxa"/>
-          </w:tblCellMar>
-        </w:tblPrEx>
         <w:tc>
           <w:tcPr>
             <w:tcW w:w="2400" w:type="dxa"/>
@@ -13482,12 +13122,6 @@
         </w:tc>
       </w:tr>
       <w:tr>
-        <w:tblPrEx>
-          <w:tblCellMar>
-            <w:top w:w="0" w:type="dxa"/>
-            <w:bottom w:w="0" w:type="dxa"/>
-          </w:tblCellMar>
-        </w:tblPrEx>
         <w:tc>
           <w:tcPr>
             <w:tcW w:w="2400" w:type="dxa"/>
@@ -13554,12 +13188,6 @@
         </w:tc>
       </w:tr>
       <w:tr>
-        <w:tblPrEx>
-          <w:tblCellMar>
-            <w:top w:w="0" w:type="dxa"/>
-            <w:bottom w:w="0" w:type="dxa"/>
-          </w:tblCellMar>
-        </w:tblPrEx>
         <w:tc>
           <w:tcPr>
             <w:tcW w:w="2400" w:type="dxa"/>
@@ -13626,12 +13254,6 @@
         </w:tc>
       </w:tr>
       <w:tr>
-        <w:tblPrEx>
-          <w:tblCellMar>
-            <w:top w:w="0" w:type="dxa"/>
-            <w:bottom w:w="0" w:type="dxa"/>
-          </w:tblCellMar>
-        </w:tblPrEx>
         <w:tc>
           <w:tcPr>
             <w:tcW w:w="2400" w:type="dxa"/>
@@ -13698,12 +13320,6 @@
         </w:tc>
       </w:tr>
       <w:tr>
-        <w:tblPrEx>
-          <w:tblCellMar>
-            <w:top w:w="0" w:type="dxa"/>
-            <w:bottom w:w="0" w:type="dxa"/>
-          </w:tblCellMar>
-        </w:tblPrEx>
         <w:tc>
           <w:tcPr>
             <w:tcW w:w="2400" w:type="dxa"/>
@@ -13770,12 +13386,6 @@
         </w:tc>
       </w:tr>
       <w:tr>
-        <w:tblPrEx>
-          <w:tblCellMar>
-            <w:top w:w="0" w:type="dxa"/>
-            <w:bottom w:w="0" w:type="dxa"/>
-          </w:tblCellMar>
-        </w:tblPrEx>
         <w:tc>
           <w:tcPr>
             <w:tcW w:w="2400" w:type="dxa"/>
@@ -13842,12 +13452,6 @@
         </w:tc>
       </w:tr>
       <w:tr>
-        <w:tblPrEx>
-          <w:tblCellMar>
-            <w:top w:w="0" w:type="dxa"/>
-            <w:bottom w:w="0" w:type="dxa"/>
-          </w:tblCellMar>
-        </w:tblPrEx>
         <w:tc>
           <w:tcPr>
             <w:tcW w:w="2400" w:type="dxa"/>
@@ -13914,12 +13518,6 @@
         </w:tc>
       </w:tr>
       <w:tr>
-        <w:tblPrEx>
-          <w:tblCellMar>
-            <w:top w:w="0" w:type="dxa"/>
-            <w:bottom w:w="0" w:type="dxa"/>
-          </w:tblCellMar>
-        </w:tblPrEx>
         <w:tc>
           <w:tcPr>
             <w:tcW w:w="2400" w:type="dxa"/>
@@ -13986,12 +13584,6 @@
         </w:tc>
       </w:tr>
       <w:tr>
-        <w:tblPrEx>
-          <w:tblCellMar>
-            <w:top w:w="0" w:type="dxa"/>
-            <w:bottom w:w="0" w:type="dxa"/>
-          </w:tblCellMar>
-        </w:tblPrEx>
         <w:tc>
           <w:tcPr>
             <w:tcW w:w="2400" w:type="dxa"/>
@@ -14058,12 +13650,6 @@
         </w:tc>
       </w:tr>
       <w:tr>
-        <w:tblPrEx>
-          <w:tblCellMar>
-            <w:top w:w="0" w:type="dxa"/>
-            <w:bottom w:w="0" w:type="dxa"/>
-          </w:tblCellMar>
-        </w:tblPrEx>
         <w:tc>
           <w:tcPr>
             <w:tcW w:w="2400" w:type="dxa"/>
@@ -14130,12 +13716,6 @@
         </w:tc>
       </w:tr>
       <w:tr>
-        <w:tblPrEx>
-          <w:tblCellMar>
-            <w:top w:w="0" w:type="dxa"/>
-            <w:bottom w:w="0" w:type="dxa"/>
-          </w:tblCellMar>
-        </w:tblPrEx>
         <w:tc>
           <w:tcPr>
             <w:tcW w:w="2400" w:type="dxa"/>
@@ -14202,12 +13782,6 @@
         </w:tc>
       </w:tr>
       <w:tr>
-        <w:tblPrEx>
-          <w:tblCellMar>
-            <w:top w:w="0" w:type="dxa"/>
-            <w:bottom w:w="0" w:type="dxa"/>
-          </w:tblCellMar>
-        </w:tblPrEx>
         <w:tc>
           <w:tcPr>
             <w:tcW w:w="2400" w:type="dxa"/>
@@ -14274,12 +13848,6 @@
         </w:tc>
       </w:tr>
       <w:tr>
-        <w:tblPrEx>
-          <w:tblCellMar>
-            <w:top w:w="0" w:type="dxa"/>
-            <w:bottom w:w="0" w:type="dxa"/>
-          </w:tblCellMar>
-        </w:tblPrEx>
         <w:tc>
           <w:tcPr>
             <w:tcW w:w="2400" w:type="dxa"/>
@@ -14346,12 +13914,6 @@
         </w:tc>
       </w:tr>
       <w:tr>
-        <w:tblPrEx>
-          <w:tblCellMar>
-            <w:top w:w="0" w:type="dxa"/>
-            <w:bottom w:w="0" w:type="dxa"/>
-          </w:tblCellMar>
-        </w:tblPrEx>
         <w:tc>
           <w:tcPr>
             <w:tcW w:w="2400" w:type="dxa"/>
@@ -14418,12 +13980,6 @@
         </w:tc>
       </w:tr>
       <w:tr>
-        <w:tblPrEx>
-          <w:tblCellMar>
-            <w:top w:w="0" w:type="dxa"/>
-            <w:bottom w:w="0" w:type="dxa"/>
-          </w:tblCellMar>
-        </w:tblPrEx>
         <w:tc>
           <w:tcPr>
             <w:tcW w:w="2400" w:type="dxa"/>
@@ -14490,12 +14046,6 @@
         </w:tc>
       </w:tr>
       <w:tr>
-        <w:tblPrEx>
-          <w:tblCellMar>
-            <w:top w:w="0" w:type="dxa"/>
-            <w:bottom w:w="0" w:type="dxa"/>
-          </w:tblCellMar>
-        </w:tblPrEx>
         <w:tc>
           <w:tcPr>
             <w:tcW w:w="2400" w:type="dxa"/>
@@ -14562,12 +14112,6 @@
         </w:tc>
       </w:tr>
       <w:tr>
-        <w:tblPrEx>
-          <w:tblCellMar>
-            <w:top w:w="0" w:type="dxa"/>
-            <w:bottom w:w="0" w:type="dxa"/>
-          </w:tblCellMar>
-        </w:tblPrEx>
         <w:tc>
           <w:tcPr>
             <w:tcW w:w="2400" w:type="dxa"/>
@@ -14635,12 +14179,6 @@
         </w:tc>
       </w:tr>
       <w:tr>
-        <w:tblPrEx>
-          <w:tblCellMar>
-            <w:top w:w="0" w:type="dxa"/>
-            <w:bottom w:w="0" w:type="dxa"/>
-          </w:tblCellMar>
-        </w:tblPrEx>
         <w:tc>
           <w:tcPr>
             <w:tcW w:w="2400" w:type="dxa"/>
@@ -14707,12 +14245,6 @@
         </w:tc>
       </w:tr>
       <w:tr>
-        <w:tblPrEx>
-          <w:tblCellMar>
-            <w:top w:w="0" w:type="dxa"/>
-            <w:bottom w:w="0" w:type="dxa"/>
-          </w:tblCellMar>
-        </w:tblPrEx>
         <w:tc>
           <w:tcPr>
             <w:tcW w:w="2400" w:type="dxa"/>
@@ -14779,12 +14311,6 @@
         </w:tc>
       </w:tr>
       <w:tr>
-        <w:tblPrEx>
-          <w:tblCellMar>
-            <w:top w:w="0" w:type="dxa"/>
-            <w:bottom w:w="0" w:type="dxa"/>
-          </w:tblCellMar>
-        </w:tblPrEx>
         <w:tc>
           <w:tcPr>
             <w:tcW w:w="2400" w:type="dxa"/>
@@ -14851,12 +14377,6 @@
         </w:tc>
       </w:tr>
       <w:tr>
-        <w:tblPrEx>
-          <w:tblCellMar>
-            <w:top w:w="0" w:type="dxa"/>
-            <w:bottom w:w="0" w:type="dxa"/>
-          </w:tblCellMar>
-        </w:tblPrEx>
         <w:tc>
           <w:tcPr>
             <w:tcW w:w="2400" w:type="dxa"/>
@@ -14923,12 +14443,6 @@
         </w:tc>
       </w:tr>
       <w:tr>
-        <w:tblPrEx>
-          <w:tblCellMar>
-            <w:top w:w="0" w:type="dxa"/>
-            <w:bottom w:w="0" w:type="dxa"/>
-          </w:tblCellMar>
-        </w:tblPrEx>
         <w:tc>
           <w:tcPr>
             <w:tcW w:w="2400" w:type="dxa"/>
@@ -14995,12 +14509,6 @@
         </w:tc>
       </w:tr>
       <w:tr>
-        <w:tblPrEx>
-          <w:tblCellMar>
-            <w:top w:w="0" w:type="dxa"/>
-            <w:bottom w:w="0" w:type="dxa"/>
-          </w:tblCellMar>
-        </w:tblPrEx>
         <w:tc>
           <w:tcPr>
             <w:tcW w:w="2400" w:type="dxa"/>
@@ -15067,12 +14575,6 @@
         </w:tc>
       </w:tr>
       <w:tr>
-        <w:tblPrEx>
-          <w:tblCellMar>
-            <w:top w:w="0" w:type="dxa"/>
-            <w:bottom w:w="0" w:type="dxa"/>
-          </w:tblCellMar>
-        </w:tblPrEx>
         <w:tc>
           <w:tcPr>
             <w:tcW w:w="2400" w:type="dxa"/>
@@ -15139,12 +14641,6 @@
         </w:tc>
       </w:tr>
       <w:tr>
-        <w:tblPrEx>
-          <w:tblCellMar>
-            <w:top w:w="0" w:type="dxa"/>
-            <w:bottom w:w="0" w:type="dxa"/>
-          </w:tblCellMar>
-        </w:tblPrEx>
         <w:tc>
           <w:tcPr>
             <w:tcW w:w="2400" w:type="dxa"/>
@@ -15211,12 +14707,6 @@
         </w:tc>
       </w:tr>
       <w:tr>
-        <w:tblPrEx>
-          <w:tblCellMar>
-            <w:top w:w="0" w:type="dxa"/>
-            <w:bottom w:w="0" w:type="dxa"/>
-          </w:tblCellMar>
-        </w:tblPrEx>
         <w:tc>
           <w:tcPr>
             <w:tcW w:w="2400" w:type="dxa"/>
@@ -15283,12 +14773,6 @@
         </w:tc>
       </w:tr>
       <w:tr>
-        <w:tblPrEx>
-          <w:tblCellMar>
-            <w:top w:w="0" w:type="dxa"/>
-            <w:bottom w:w="0" w:type="dxa"/>
-          </w:tblCellMar>
-        </w:tblPrEx>
         <w:tc>
           <w:tcPr>
             <w:tcW w:w="2400" w:type="dxa"/>
@@ -15355,12 +14839,6 @@
         </w:tc>
       </w:tr>
       <w:tr>
-        <w:tblPrEx>
-          <w:tblCellMar>
-            <w:top w:w="0" w:type="dxa"/>
-            <w:bottom w:w="0" w:type="dxa"/>
-          </w:tblCellMar>
-        </w:tblPrEx>
         <w:tc>
           <w:tcPr>
             <w:tcW w:w="2400" w:type="dxa"/>
@@ -15427,12 +14905,6 @@
         </w:tc>
       </w:tr>
       <w:tr>
-        <w:tblPrEx>
-          <w:tblCellMar>
-            <w:top w:w="0" w:type="dxa"/>
-            <w:bottom w:w="0" w:type="dxa"/>
-          </w:tblCellMar>
-        </w:tblPrEx>
         <w:tc>
           <w:tcPr>
             <w:tcW w:w="2400" w:type="dxa"/>
@@ -15499,12 +14971,6 @@
         </w:tc>
       </w:tr>
       <w:tr>
-        <w:tblPrEx>
-          <w:tblCellMar>
-            <w:top w:w="0" w:type="dxa"/>
-            <w:bottom w:w="0" w:type="dxa"/>
-          </w:tblCellMar>
-        </w:tblPrEx>
         <w:tc>
           <w:tcPr>
             <w:tcW w:w="2400" w:type="dxa"/>
@@ -15601,7 +15067,7 @@
         <w:jc w:val="both"/>
       </w:pPr>
       <w:r>
-        <w:t>The research problem addressed by this thesis sits at the intersection of three pressures: a flood of African violent-event reporting in unstructured news text, an analyst workforce that cannot read it fast enough, and an early-warning operational requirement that depends on the timely conversion of that text into structured records. The sections that follow lay out the background, motivation, problem statement, objectives, and methods that frame the rest of the work, and close with a roadmap to the remaining chapters.</w:t>
+        <w:t>More news about violent events in Africa is published every day than the analysts responsible for tracking it can read. Early-warning work depends on converting that reporting into structured records quickly, and the people doing the converting are the bottleneck. That tension is the research problem of this thesis. This chapter traces where the problem comes from and why it matters, states it formally, derives objectives and methods from it, and ends with a map of the remaining chapters.</w:t>
       </w:r>
     </w:p>
     <w:p>
@@ -15620,7 +15086,10 @@
         <w:jc w:val="both"/>
       </w:pPr>
       <w:r>
-        <w:t>The volume of digital news content describing violent events on the African continent has grown faster than the human capacity to read, code, and act upon it. Reports of attacks, clashes, raids, bombings, displacement, and other forms of armed and political violence are disseminated through wire services, mainstream outlets, regional newspapers, and increasingly through online media [1]. The overwhelming majority of this content is unstructured natural-language text intended for human consumption rather than machine processing. Converting these narratives into structured, queryable representations is a prerequisite for systematic monitoring, statistical aggregation, and evidence-based decision making.</w:t>
+        <w:t>Reporting on African violent events keeps growing, and human capacity to read and code it has not kept pace. Attacks, clashes, raids, bombings, displacement — accounts of all of these arrive daily from wire services, mainstream outlets, regional newspapers, and a widening set of online sources [1]. Almost everything in that stream is prose written for a human reader. A monitoring operation, though, needs records it can query, count, and compare over time, which means somebody — or something — has to convert each narrative into structured form before any systematic analysis can begin</w:t>
+      </w:r>
+      <w:r>
+        <w:t>.</w:t>
       </w:r>
     </w:p>
     <w:p>
@@ -15677,7 +15146,10 @@
       </w:pPr>
       <w:r>
         <w:lastRenderedPageBreak/>
-        <w:t>Within the specific domain of conflict and violence monitoring, several long-running data-collection efforts have constructed structured event databases by human coding. The Armed Conflict Location and Event Data Project (ACLED) is the most influential of these for the African context, providing georeferenced records of political violence and protest events with detailed actor, location, and fatality information [8]. The Uppsala Conflict Data Program (UCDP) [9] and the Global Database of Events, Language, and Tone (GDELT) [10] play complementary roles. While these initiatives have demonstrated the value of structured event data, the underlying collection processes remain heavily manual or rely on coarse-grained automation that may miss nuance or African-specific patterns.</w:t>
+        <w:t xml:space="preserve">Within the specific domain of conflict and violence monitoring, several long-running data-collection efforts have constructed structured event databases by human coding. The Armed Conflict Location and Event Data Project (ACLED) is the most influential of these for the African context, providing georeferenced records of political violence and protest events with detailed actor, location, and fatality information [8]. The Uppsala Conflict Data Program (UCDP) [9] and the Global Database of Events, Language, and Tone (GDELT) [10] play complementary roles. </w:t>
+      </w:r>
+      <w:r>
+        <w:t>These projects prove how valuable structured event data is. What they have not solved is collection: the records are still produced largely by hand, or by coarse automation that tends to miss nuance and the patterns specific to African conflict.</w:t>
       </w:r>
     </w:p>
     <w:p>
@@ -15686,7 +15158,7 @@
         <w:jc w:val="both"/>
       </w:pPr>
       <w:r>
-        <w:t>The African Union Continental Early Warning System (AU-CEWS) operates within this landscape as a continental mechanism for monitoring conflict and crisis dynamics across the African Union member states. AU-CEWS aggregates news content through its Africa Media Monitor tool and draws on it for situation analysis, briefings, and early-warning products. The transformation of monitored content into structured, analysable form remains, however, the limiting factor on the system’s throughput.</w:t>
+        <w:t>Within this landscape sits the African Union Continental Early Warning System (AU-CEWS), the continental mechanism for monitoring conflict and crisis dynamics across AU member states. Its Africa Media Monitor tool aggregates the news; situation analyses, briefings, and early-warning products are written from what it collects. The bottleneck is in between. Monitored content still has to be transformed into structured, analysable form, and that step caps the throughput of everything downstream.</w:t>
       </w:r>
     </w:p>
     <w:p>
@@ -15751,7 +15223,11 @@
         <w:t>throughput gap</w:t>
       </w:r>
       <w:r>
-        <w:t>. The volume of news human analysts can absorb in a working day is a fraction of the daily inflow, and even at full attention the cognitive load of reading and coding violent incidents is severe — it is not possible to stay sharp on the eighth massacre report of the morning.</w:t>
+        <w:t xml:space="preserve">. The volume of news human analysts can absorb in a working day is a fraction of the daily inflow, and even at full attention the cognitive load of reading </w:t>
+      </w:r>
+      <w:r>
+        <w:lastRenderedPageBreak/>
+        <w:t>and coding violent incidents is severe — it is not possible to stay sharp on the eighth massacre report of the morning.</w:t>
       </w:r>
     </w:p>
     <w:p>
@@ -15760,7 +15236,6 @@
         <w:jc w:val="both"/>
       </w:pPr>
       <w:r>
-        <w:lastRenderedPageBreak/>
         <w:t xml:space="preserve">The second is more insidious: a </w:t>
       </w:r>
       <w:r>
@@ -15771,7 +15246,10 @@
         <w:t>consistency gap</w:t>
       </w:r>
       <w:r>
-        <w:t>. Two analysts coding the same article will sometimes diverge on the basic questions. Was this “violence against civilians” or “battle”? Is that a city or a district? Should this fatality count be attributed to the named perpetrator or marked “unknown”? Individually these are small judgements. Aggregated across hundreds of records a week, they make trend analysis unreliable — was the spike real, or did the new shift simply code things differently?</w:t>
+        <w:t xml:space="preserve">. Two analysts coding the same article will sometimes diverge on the basic questions. Was this “violence against civilians” or “battle”? Is that a city or a district? Should this fatality count be attributed to the named perpetrator or marked “unknown”? </w:t>
+      </w:r>
+      <w:r>
+        <w:t>Each of these calls is small on its own. Stack them up across a few hundred records a week and trend analysis starts to wobble: when the numbers spike, nobody can say with confidence whether violence actually rose or whether a new shift simply coded things differently.</w:t>
       </w:r>
     </w:p>
     <w:p>
@@ -15780,7 +15258,7 @@
         <w:jc w:val="both"/>
       </w:pPr>
       <w:r>
-        <w:t>The two gaps interact. Closing the throughput gap by hiring more analysts can widen the consistency gap; closing the consistency gap by writing tighter coding rules slows everyone down and widens the throughput gap. A machine-learning system that produces consistent structured records from a larger share of the inflow is attractive because it pushes on both gaps at once.</w:t>
+        <w:t>Worse, the two gaps feed each other. Hire more analysts to clear the backlog and you add more pairs of hands making slightly different judgements, so consistency suffers. Tighten the coding manual to fix consistency and every record takes longer, so the backlog grows back. This is what makes a machine-learning approach attractive here: a model applies the same judgement to every article it reads, and it can read far more of the inflow than any roster of humans, so it presses on both gaps at once.</w:t>
       </w:r>
     </w:p>
     <w:p>
@@ -15798,7 +15276,10 @@
         <w:jc w:val="both"/>
       </w:pPr>
       <w:r>
-        <w:t>The second is that the class distribution is severely skewed. In the corpus assembled in Chapter 5, roughly seventy-eight percent of all tokens carry the outside (O) label. Of the remaining twenty-two percent that are entity tokens, the rarest entity types — VICTIM and CASUALTIES, the ones the analyst cares about most — make up only two percent each. A vanilla cross-entropy fine-tune on this distribution will quietly under-recover the rare classes while reporting deceptively high overall accuracy. Focal loss [12] with inverse-frequency class weighting is the standard counter, and Section 6.6 demonstrates that it lifts VICTIM by eleven F1 points over plain cross entropy in this setting.</w:t>
+        <w:t xml:space="preserve">The second is that the class distribution is severely skewed. In the corpus assembled in Chapter 5, roughly seventy-eight percent of all tokens carry the outside (O) label. Of the remaining twenty-two percent that are entity tokens, the rarest entity types — VICTIM and CASUALTIES, the ones the analyst cares about most — make up only two percent each. </w:t>
+      </w:r>
+      <w:r>
+        <w:t>Fine-tune on that distribution with ordinary cross entropy and the failure is quiet: overall accuracy looks excellent while the rare classes go under-recovered, because the loss is dominated by tokens the model already gets right. The standard counter is focal loss [12] paired with inverse-frequency class weighting. It works here — Section 6.6 shows the combination lifting VICTIM by eleven F1 points over plain cross entropy.</w:t>
       </w:r>
     </w:p>
     <w:p>
@@ -15807,7 +15288,11 @@
         <w:jc w:val="both"/>
       </w:pPr>
       <w:r>
-        <w:t>The third is more architectural. An extraction system that produces records analysts cannot trust adds load rather than relieving it. The minimum bar is that the output be auditable: an analyst opening an extracted record must be able to see which text the model based each entity on, how confident the model was, and whether the extracted actor or location matches a known real-world referent. A curated knowledge base of African armed groups, conflict-affected cities, and weapon categories, run alongside the model, provides that audit trail. It also catches plausible-sounding nonsense (M23 attacking Maiduguri, RSF operating in Mozambique) before it reaches a human reviewer.</w:t>
+        <w:t xml:space="preserve">The last observation is about architecture rather than modelling. If analysts cannot trust the records a system produces, the system has added work, not removed it — every extraction becomes one more thing to verify from scratch. Auditability is therefore the minimum bar. An analyst who opens an extracted record needs three things visible: the text each entity came from, the model's confidence in it, and whether the actor or location matches a known real-world referent. A curated knowledge base of African armed groups, conflict-affected cities, and weapon categories, running alongside the model, supplies exactly that audit trail. It has a useful side effect too: plausible-sounding </w:t>
+      </w:r>
+      <w:r>
+        <w:lastRenderedPageBreak/>
+        <w:t>nonsense — M23 attacking Maiduguri, the RSF operating in Mozambique — gets caught before a human reviewer ever sees it.</w:t>
       </w:r>
     </w:p>
     <w:p>
@@ -15816,7 +15301,7 @@
         <w:jc w:val="both"/>
       </w:pPr>
       <w:r>
-        <w:t>The shape of the thesis follows from all this. Academically, it contributes a fine-tuned BERT model and an annotated dataset for African violent-event NER, together with a four-level taxonomy designed for the African context. Practically, it delivers a web application that exposes training, inference, event management, and analytics through a single interface, so that an analyst who has never run a Python script can still use it.</w:t>
+        <w:t>Taken together, these observations dictate what the thesis had to become. On the academic side it contributes a fine-tuned BERT model, an annotated dataset for African violent-event NER, and a four-level taxonomy built for the African context. On the practical side it delivers a working web application — training, inference, event management, and analytics behind one interface — usable by an analyst who has never run a Python script.</w:t>
       </w:r>
     </w:p>
     <w:p>
@@ -15825,7 +15310,6 @@
       </w:pPr>
       <w:bookmarkStart w:id="11" w:name="_Toc230692329"/>
       <w:r>
-        <w:lastRenderedPageBreak/>
         <w:t>1.3 Statement of the Problem</w:t>
       </w:r>
       <w:bookmarkEnd w:id="11"/>
@@ -15883,17 +15367,10 @@
         <w:jc w:val="both"/>
       </w:pPr>
       <w:r>
-        <w:t xml:space="preserve">The third is </w:t>
-      </w:r>
-      <w:r>
-        <w:rPr>
-          <w:i/>
-          <w:iCs/>
-        </w:rPr>
-        <w:t>operational packaging</w:t>
-      </w:r>
-      <w:r>
-        <w:t>. A trained model on its own is not an operational capability. To be useful, the model must be exposed through a documented API, paired with a curated knowledge base, embedded in a workflow that supports article ingestion, event storage, and analytics, and operable by users who are not machine-learning specialists. Most prior academic work on event extraction in the African context stops at the model boundary — the model is published, the operational layer is not. This thesis treats operational packaging as a first-class research output, not as an implementation footnote.</w:t>
+        <w:t>The third sub-problem is operational packaging. A model checkpoint by itself does nothing for an analyst. Making it useful means a documented API in front of it, a curated knowledge base beside it, a workflow around it covering article ingestion, event storage, and analytics, and an interface that someone without machine-learning training can operate.</w:t>
+      </w:r>
+      <w:r>
+        <w:t xml:space="preserve"> Most prior academic work on event extraction in the African context stops at the model boundary — the model is published, the operational layer is not. This thesis treats operational packaging as a first-class research output, not as an implementation footnote.</w:t>
       </w:r>
     </w:p>
     <w:p>
@@ -15902,6 +15379,7 @@
       </w:pPr>
       <w:bookmarkStart w:id="12" w:name="_Toc230692330"/>
       <w:r>
+        <w:lastRenderedPageBreak/>
         <w:t>1.3.1 Research Questions</w:t>
       </w:r>
       <w:bookmarkEnd w:id="12"/>
@@ -15954,7 +15432,6 @@
         <w:jc w:val="both"/>
       </w:pPr>
       <w:r>
-        <w:lastRenderedPageBreak/>
         <w:t>To what extent does a curated knowledge base of African armed groups, conflict locations, and a hierarchical taxonomy improve the trustworthiness and downstream utility of the extracted records?</w:t>
       </w:r>
     </w:p>
@@ -16044,9 +15521,167 @@
       </w:pPr>
       <w:bookmarkStart w:id="16" w:name="_Toc230692334"/>
       <w:r>
+        <w:lastRenderedPageBreak/>
         <w:t>1.4.2 Specific Objectives</w:t>
       </w:r>
       <w:bookmarkEnd w:id="16"/>
+    </w:p>
+    <w:p>
+      <w:pPr>
+        <w:spacing w:after="160" w:line="276" w:lineRule="auto"/>
+        <w:jc w:val="both"/>
+      </w:pPr>
+      <w:r>
+        <w:t>Translating the general objective into deliverables produces ten concrete items of work, grouped here by theme.</w:t>
+      </w:r>
+    </w:p>
+    <w:p>
+      <w:pPr>
+        <w:spacing w:after="160" w:line="276" w:lineRule="auto"/>
+        <w:jc w:val="both"/>
+      </w:pPr>
+      <w:r>
+        <w:t>Two objectives concern positioning and foundations. The literature on information extraction, event extraction, named entity recognition, and transformer language models — together with the conflict-event-coding tradition — is surveyed, and the present work is located against both bodies of work. From there the annotation schema is settled: eight entities (ACTOR, VICTIM, ACTION, DATE, REGION, CITY, DISTRICT, CASUALTIES) in BIO format, each chosen for how reliably it can be grounded in source text rather than for theoretical neatness, and each carrying explicit inclusion and exclusion rules.</w:t>
+      </w:r>
+    </w:p>
+    <w:p>
+      <w:pPr>
+        <w:spacing w:after="160" w:line="276" w:lineRule="auto"/>
+        <w:jc w:val="both"/>
+      </w:pPr>
+      <w:r>
+        <w:t>Two more concern the knowledge artefacts. A four-level taxonomy of violent events is built to fit African conflict patterns, with roughly ninety-five terminal categories and an explicit decision rule wherever two categories overlap, so the choice never falls back on annotator intuition. Beside it, a knowledge base — African armed groups, conflict cities and regions, weapon types, and the taxonomy itself — is curated and wired into the pipeline as a validation layer that sits on top of the raw NER output rather than inside the model.</w:t>
+      </w:r>
+    </w:p>
+    <w:p>
+      <w:pPr>
+        <w:spacing w:after="160" w:line="276" w:lineRule="auto"/>
+        <w:jc w:val="both"/>
+      </w:pPr>
+      <w:r>
+        <w:t>Data and training form the third group. The corpus objective: around fifty thousand examples drawn from ACLED event descriptions, assembled in two stages — stratified diversity sampling first, then template-based augmentation to plug vocabulary gaps and lift the rare classes off the floor. The training objective: a bert-base-cased fine-tune driven by focal loss with inverse-frequency class weighting, gradient clipping, a warmup-plus-plateau learning-rate schedule, and early stopping on validation loss.</w:t>
+      </w:r>
+    </w:p>
+    <w:p>
+      <w:pPr>
+        <w:spacing w:after="160" w:line="276" w:lineRule="auto"/>
+        <w:jc w:val="both"/>
+      </w:pPr>
+      <w:r>
+        <w:t>The platform accounts for two further objectives. A FastAPI back-end exposes the trained model and the KB through routes covering training management, inference, event storage, analytics, and KB administration; a React front-end lets a non-expert fine-tune models, run inference on documents, browse stored events, and read the analytics views without needing to know what a checkpoint is.</w:t>
+      </w:r>
+    </w:p>
+    <w:p>
+      <w:pPr>
+        <w:spacing w:after="160" w:line="276" w:lineRule="auto"/>
+        <w:jc w:val="both"/>
+      </w:pPr>
+      <w:r>
+        <w:t>The final pair closes the loop. Evaluation runs end to end — the held-out validation split gives the headline metrics, a handful of real-world articles gives the qualitative check, and the user-acceptance test gives the third perspective, with all three reported. And the limits of the current implementation are acknowledged explicitly, with a concrete future-work programme that includes learned hierarchical classification at inference time and natural-language question answering against the event store.</w:t>
+      </w:r>
+    </w:p>
+    <w:p>
+      <w:pPr>
+        <w:pStyle w:val="Heading2"/>
+      </w:pPr>
+      <w:bookmarkStart w:id="17" w:name="_Toc230692335"/>
+      <w:r>
+        <w:t>1.5 Methods</w:t>
+      </w:r>
+      <w:bookmarkEnd w:id="17"/>
+    </w:p>
+    <w:p>
+      <w:pPr>
+        <w:spacing w:after="160" w:line="276" w:lineRule="auto"/>
+        <w:jc w:val="both"/>
+      </w:pPr>
+      <w:r>
+        <w:t>The methodological frame is design science [13]: build the artefact iteratively, evaluate it empirically at each stage, let the lessons of one iteration shape the next, and control for over-fitting throughout with held-out data. The plan is set out in prose below; Chapters 4 and 5 give the technical detail.</w:t>
+      </w:r>
+    </w:p>
+    <w:p>
+      <w:pPr>
+        <w:spacing w:after="160" w:line="276" w:lineRule="auto"/>
+        <w:jc w:val="both"/>
+      </w:pPr>
+      <w:r>
+        <w:lastRenderedPageBreak/>
+        <w:t xml:space="preserve">Everything starts from the annotation schema. The proposal's </w:t>
+      </w:r>
+      <w:r>
+        <w:t>eight</w:t>
+      </w:r>
+      <w:r>
+        <w:t>-type schema is the input; a pilot study is the filter. A sample of articles is annotated by hand to measure, per entity type, how often the value can be located verbatim in the source text. Types whose grounding rate falls below an acceptable threshold leave the NER schema and are recovered downstream instead — EVENT_TYPE rebuilt by the taxonomy classifier from the action verb plus context, COUNTRY by a knowledge-base look-up from the most specific WHERE entity. What remains is a narrower schema in which every type can be reliably supervised</w:t>
+      </w:r>
+      <w:r>
+        <w:t>.</w:t>
+      </w:r>
+    </w:p>
+    <w:p>
+      <w:pPr>
+        <w:spacing w:after="160" w:line="276" w:lineRule="auto"/>
+        <w:jc w:val="both"/>
+      </w:pPr>
+      <w:r>
+        <w:t>The training corpus comes from the ACLED open-data export. Records are tokenised, BIO-labelled by projecting the structured ACLED columns onto the free-text notes, and reduced from the full 212,000-event pool to a smaller, more diverse subset by stratified sampling that over-represents the rare entity types. Template-based augmentation adds roughly fifteen thousand synthetic examples to cover vocabulary that ACLED notes do not (active-voice action verbs, descriptive victim phrasings). The combined corpus is split eighty / twenty into training and validation, with stratification on entity-type presence.</w:t>
+      </w:r>
+    </w:p>
+    <w:p>
+      <w:pPr>
+        <w:spacing w:after="160" w:line="276" w:lineRule="auto"/>
+        <w:jc w:val="both"/>
+      </w:pPr>
+      <w:r>
+        <w:t>The model itself is a fine-tuned bert-base-cased with a seventeen-label token-classification head, trained under AdamW with linear warm-up, ReduceLROnPlateau scheduling, gradient clipping, and focal loss with inverse-frequency class weights. Sub-word labels are aligned by carrying the first sub-word’s label to subsequent sub-words and explicitly handling the B- to I- transition.</w:t>
+      </w:r>
+    </w:p>
+    <w:p>
+      <w:pPr>
+        <w:spacing w:after="160" w:line="276" w:lineRule="auto"/>
+        <w:jc w:val="both"/>
+      </w:pPr>
+      <w:r>
+        <w:t>A curated knowledge base of African armed groups, conflict-affected cities, and weapon categories is loaded at inference time and used for two purposes. First, validation: it confirms or flags extracted entities against curated reference data. Second, enrichment: it attaches canonical names, country of operation, and group type to matched entities. Mismatches between an actor’s known country of operation and the location extracted from the same sentence lower the event’s overall confidence score and surface it for analyst review.</w:t>
+      </w:r>
+    </w:p>
+    <w:p>
+      <w:pPr>
+        <w:spacing w:after="160" w:line="276" w:lineRule="auto"/>
+        <w:jc w:val="both"/>
+      </w:pPr>
+      <w:r>
+        <w:t>The full system is packaged behind a FastAPI service, a PostgreSQL event store, and a React/TypeScript front-end covering training, inference, event management, and analytics. The whole stack runs under Docker Compose.</w:t>
+      </w:r>
+    </w:p>
+    <w:p>
+      <w:pPr>
+        <w:spacing w:after="160" w:line="276" w:lineRule="auto"/>
+        <w:jc w:val="both"/>
+      </w:pPr>
+      <w:r>
+        <w:t>Finally, the system is evaluated against a held-out validation set with token-level accuracy and span-level precision, recall, and F1 per entity; against a small set of representative real-world news articles by qualitative inspection; and by user-acceptance testing with a small group of representative users. End-to-end inference latency is measured on the same hardware used for training.</w:t>
+      </w:r>
+    </w:p>
+    <w:p>
+      <w:pPr>
+        <w:pStyle w:val="Heading2"/>
+      </w:pPr>
+      <w:bookmarkStart w:id="18" w:name="_Toc230692336"/>
+      <w:r>
+        <w:t>1.6 Scope and Limitations</w:t>
+      </w:r>
+      <w:bookmarkEnd w:id="18"/>
+    </w:p>
+    <w:p>
+      <w:pPr>
+        <w:pStyle w:val="Heading3"/>
+      </w:pPr>
+      <w:bookmarkStart w:id="19" w:name="_Toc230692337"/>
+      <w:r>
+        <w:t>1.6.1 In Scope</w:t>
+      </w:r>
+      <w:bookmarkEnd w:id="19"/>
     </w:p>
     <w:p>
       <w:pPr>
@@ -16054,7 +15689,7 @@
         <w:jc w:val="both"/>
       </w:pPr>
       <w:r>
-        <w:t>Translating the general objective into concrete deliverables, the work breaks down as follows.</w:t>
+        <w:t>The thesis addresses the extraction of 5W1H attributes from English-language news reports describing violent events in the African context. The delivered artefact comprises:</w:t>
       </w:r>
     </w:p>
     <w:p>
@@ -16068,7 +15703,8 @@
         <w:jc w:val="both"/>
       </w:pPr>
       <w:r>
-        <w:t>Survey the literature on information extraction, event extraction, named entity recognition, and transformer-based language models, alongside the conflict-event-coding tradition, and locate the present work against both bodies of work.</w:t>
+        <w:lastRenderedPageBreak/>
+        <w:t>A fine-tuned bert-base-cased model for token classification across the eight-entity BIO schema described above.</w:t>
       </w:r>
     </w:p>
     <w:p>
@@ -16082,8 +15718,7 @@
         <w:jc w:val="both"/>
       </w:pPr>
       <w:r>
-        <w:lastRenderedPageBreak/>
-        <w:t>Settle on a BIO schema of eight entities — ACTOR, VICTIM, ACTION, DATE, REGION, CITY, DISTRICT, CASUALTIES — chosen for how reliably each can be grounded in the source text rather than for theoretical neatness. Each entity carries explicit inclusion and exclusion rules.</w:t>
+        <w:t>A four-level hierarchical taxonomy of African violent events with approximately ninety-five terminal categories.</w:t>
       </w:r>
     </w:p>
     <w:p>
@@ -16097,7 +15732,7 @@
         <w:jc w:val="both"/>
       </w:pPr>
       <w:r>
-        <w:t>Build a four-level taxonomy of violent events that fits African conflict patterns, with roughly ninety-five terminal categories. Where two categories overlap, the taxonomy carries an explicit decision rule rather than leaving the choice to the annotator’s intuition.</w:t>
+        <w:t>A knowledge base of African armed groups, conflict-affected cities, and weapons.</w:t>
       </w:r>
     </w:p>
     <w:p>
@@ -16111,7 +15746,7 @@
         <w:jc w:val="both"/>
       </w:pPr>
       <w:r>
-        <w:t>Assemble the training corpus: around fifty thousand examples drawn from ACLED event descriptions, in two stages — stratified diversity sampling first, then template-based augmentation to plug vocabulary gaps and lift the rare classes off the floor.</w:t>
+        <w:t>A FastAPI service exposing training, inference, event storage, analytics, and knowledge-base management.</w:t>
       </w:r>
     </w:p>
     <w:p>
@@ -16125,7 +15760,7 @@
         <w:jc w:val="both"/>
       </w:pPr>
       <w:r>
-        <w:t>Build the training pipeline: a bert-base-cased fine-tune driven by focal loss with inverse-frequency class weighting, gradient clipping, a warmup-plus-plateau learning-rate schedule, and early stopping on validation loss.</w:t>
+        <w:t>A React/TypeScript front-end allowing users to run training jobs, perform inference, manage events, and view analytics.</w:t>
       </w:r>
     </w:p>
     <w:p>
@@ -16139,7 +15774,45 @@
         <w:jc w:val="both"/>
       </w:pPr>
       <w:r>
-        <w:t>Curate the knowledge base — African armed groups, conflict cities and regions, weapon types, and the four-level taxonomy itself — and wire it into the pipeline as a validation layer that sits on top of the raw NER output rather than inside the model.</w:t>
+        <w:t>A reproducible Docker-based deployment.</w:t>
+      </w:r>
+    </w:p>
+    <w:p>
+      <w:pPr>
+        <w:pStyle w:val="Heading3"/>
+      </w:pPr>
+      <w:bookmarkStart w:id="20" w:name="_Toc230692338"/>
+      <w:r>
+        <w:t>1.6.2 Out of Scope</w:t>
+      </w:r>
+      <w:bookmarkEnd w:id="20"/>
+    </w:p>
+    <w:p>
+      <w:pPr>
+        <w:spacing w:after="100" w:line="276" w:lineRule="auto"/>
+        <w:jc w:val="both"/>
+      </w:pPr>
+      <w:r>
+        <w:t>Several capabilities are deliberately excluded, each named here with its reason; all are identified as priority future work in Chapter 7. The model and pipeline handle English text only — Arabic, French, Portuguese, Amharic, Swahili, and other African languages would require multilingual training data the project did not have. Articles are processed on demand or in batch, not as a real-time stream, because sub-second pipeline latency at scale is an engineering programme of its own. No predictive forecasting of future violence is attempted; the system describes what was reported, not what comes next. Ingestion is manual, with articles uploaded or submitted for inference rather than pulled automatically from third-party feeds. Queries against the event store go through structured filters in the analytics interface — free-text natural-language question answering is not supported. The taxonomy is applied through deterministic post-NER rules informed by knowledge-base look-ups, since a supervised hierarchical classifier needs labelled data at a scale future work must first assemble. Finally, production-grade hardening (high availability, multi-region replication, advanced authentication, audit logging) stays outside what a research prototype needs to demonstrate.</w:t>
+      </w:r>
+    </w:p>
+    <w:p>
+      <w:pPr>
+        <w:pStyle w:val="Heading3"/>
+      </w:pPr>
+      <w:bookmarkStart w:id="21" w:name="_Toc230692339"/>
+      <w:r>
+        <w:t>1.6.3 Limitations</w:t>
+      </w:r>
+      <w:bookmarkEnd w:id="21"/>
+    </w:p>
+    <w:p>
+      <w:pPr>
+        <w:spacing w:after="100" w:line="276" w:lineRule="auto"/>
+        <w:jc w:val="both"/>
+      </w:pPr>
+      <w:r>
+        <w:t>The principal limitations of the work are the following.</w:t>
       </w:r>
     </w:p>
     <w:p>
@@ -16153,7 +15826,14 @@
         <w:jc w:val="both"/>
       </w:pPr>
       <w:r>
-        <w:t>Stand up the back-end: a FastAPI service exposing the trained model and the KB through routes covering training management, inference, event storage, analytics, and KB administration.</w:t>
+        <w:rPr>
+          <w:b/>
+          <w:bCs/>
+        </w:rPr>
+        <w:t>Data domain.</w:t>
+      </w:r>
+      <w:r>
+        <w:t xml:space="preserve"> The training data is dominated by ACLED-derived event descriptions, supplemented with template-based augmentation. ACLED descriptions are concise and follow distinctive stylistic conventions; full-length news articles may diverge in style and may require additional fine-tuning data.</w:t>
       </w:r>
     </w:p>
     <w:p>
@@ -16167,7 +15847,14 @@
         <w:jc w:val="both"/>
       </w:pPr>
       <w:r>
-        <w:t>Stand up the front-end: a React application that lets a non-expert user fine-tune models, run inference on documents, browse stored events, and read the analytics views, without needing to know what a checkpoint is.</w:t>
+        <w:rPr>
+          <w:b/>
+          <w:bCs/>
+        </w:rPr>
+        <w:t>Synthetic augmentation.</w:t>
+      </w:r>
+      <w:r>
+        <w:t xml:space="preserve"> Approximately thirty percent of the training corpus is generated through templated augmentation. The templates were designed to mirror naturalistic constructions, but they remain narrower than the diversity of real reporting.</w:t>
       </w:r>
     </w:p>
     <w:p>
@@ -16181,7 +15868,14 @@
         <w:jc w:val="both"/>
       </w:pPr>
       <w:r>
-        <w:t>Evaluate end to end. The held-out validation split gives the headline metrics; a handful of real-world articles give the qualitative check; the user-acceptance test gives the third perspective. All three are reported.</w:t>
+        <w:rPr>
+          <w:b/>
+          <w:bCs/>
+        </w:rPr>
+        <w:t>English only.</w:t>
+      </w:r>
+      <w:r>
+        <w:t xml:space="preserve"> The system processes English text. A substantial share of African conflict reporting is in French, Arabic, Portuguese, and various African languages and is therefore not covered.</w:t>
       </w:r>
     </w:p>
     <w:p>
@@ -16195,113 +15889,15 @@
         <w:jc w:val="both"/>
       </w:pPr>
       <w:r>
-        <w:t>Acknowledge what the current implementation cannot do, and lay out a concrete future-work programme — including learned hierarchical classification at inference time and natural-language question answering against the event store.</w:t>
-      </w:r>
-    </w:p>
-    <w:p>
-      <w:pPr>
-        <w:pStyle w:val="Heading2"/>
-      </w:pPr>
-      <w:bookmarkStart w:id="17" w:name="_Toc230692335"/>
-      <w:r>
-        <w:t>1.5 Methods</w:t>
-      </w:r>
-      <w:bookmarkEnd w:id="17"/>
-    </w:p>
-    <w:p>
-      <w:pPr>
-        <w:spacing w:after="160" w:line="276" w:lineRule="auto"/>
-        <w:jc w:val="both"/>
-      </w:pPr>
-      <w:r>
-        <w:t>The methodological frame is design science [13]: build the artefact iteratively, evaluate it empirically at each stage, let the lessons of one iteration shape the next, and control for over-fitting throughout with held-out data. The plan is set out in prose below; Chapters 4 and 5 give the technical detail.</w:t>
-      </w:r>
-    </w:p>
-    <w:p>
-      <w:pPr>
-        <w:spacing w:after="160" w:line="276" w:lineRule="auto"/>
-        <w:jc w:val="both"/>
-      </w:pPr>
-      <w:r>
-        <w:t xml:space="preserve">The work begins with the annotation schema. The starting point is the twenty-six-type schema in the proposal, refined through a pilot study in which a sample of articles is annotated by hand to measure the proportion of each entity type that can be located verbatim in source text. Entity types whose grounding rate falls below an acceptable threshold are dropped from the NER schema and recovered downstream by post-processing — concretely, EVENT_TYPE is reconstructed by the taxonomy classifier from the action verb plus context, and COUNTRY by a knowledge-base look-up from the </w:t>
-      </w:r>
-      <w:r>
+        <w:rPr>
+          <w:b/>
+          <w:bCs/>
+        </w:rPr>
         <w:lastRenderedPageBreak/>
-        <w:t>most specific WHERE entity. The result is a narrower schema in which every entity type can be reliably supervised.</w:t>
-      </w:r>
-    </w:p>
-    <w:p>
-      <w:pPr>
-        <w:spacing w:after="160" w:line="276" w:lineRule="auto"/>
-        <w:jc w:val="both"/>
-      </w:pPr>
-      <w:r>
-        <w:t>The training corpus comes from the ACLED open-data export. Records are tokenised, BIO-labelled by projecting the structured ACLED columns onto the free-text notes, and reduced from the full 212,000-event pool to a smaller, more diverse subset by stratified sampling that over-represents the rare entity types. Template-based augmentation adds roughly fifteen thousand synthetic examples to cover vocabulary that ACLED notes do not (active-voice action verbs, descriptive victim phrasings). The combined corpus is split eighty / twenty into training and validation, with stratification on entity-type presence.</w:t>
-      </w:r>
-    </w:p>
-    <w:p>
-      <w:pPr>
-        <w:spacing w:after="160" w:line="276" w:lineRule="auto"/>
-        <w:jc w:val="both"/>
-      </w:pPr>
-      <w:r>
-        <w:t>The model itself is a fine-tuned bert-base-cased with a seventeen-label token-classification head, trained under AdamW with linear warm-up, ReduceLROnPlateau scheduling, gradient clipping, and focal loss with inverse-frequency class weights. Sub-word labels are aligned by carrying the first sub-word’s label to subsequent sub-words and explicitly handling the B- to I- transition.</w:t>
-      </w:r>
-    </w:p>
-    <w:p>
-      <w:pPr>
-        <w:spacing w:after="160" w:line="276" w:lineRule="auto"/>
-        <w:jc w:val="both"/>
-      </w:pPr>
-      <w:r>
-        <w:t>A curated knowledge base of African armed groups, conflict-affected cities, and weapon categories is loaded at inference time and used for two purposes. First, validation: it confirms or flags extracted entities against curated reference data. Second, enrichment: it attaches canonical names, country of operation, and group type to matched entities. Mismatches between an actor’s known country of operation and the location extracted from the same sentence lower the event’s overall confidence score and surface it for analyst review.</w:t>
-      </w:r>
-    </w:p>
-    <w:p>
-      <w:pPr>
-        <w:spacing w:after="160" w:line="276" w:lineRule="auto"/>
-        <w:jc w:val="both"/>
-      </w:pPr>
-      <w:r>
-        <w:t>The full system is packaged behind a FastAPI service, a PostgreSQL event store, and a React/TypeScript front-end covering training, inference, event management, and analytics. The whole stack runs under Docker Compose.</w:t>
-      </w:r>
-    </w:p>
-    <w:p>
-      <w:pPr>
-        <w:spacing w:after="160" w:line="276" w:lineRule="auto"/>
-        <w:jc w:val="both"/>
-      </w:pPr>
-      <w:r>
-        <w:t>Finally, the system is evaluated against a held-out validation set with token-level accuracy and span-level precision, recall, and F1 per entity; against a small set of representative real-world news articles by qualitative inspection; and by user-acceptance testing with a small group of representative users. End-to-end inference latency is measured on the same hardware used for training.</w:t>
-      </w:r>
-    </w:p>
-    <w:p>
-      <w:pPr>
-        <w:pStyle w:val="Heading2"/>
-      </w:pPr>
-      <w:bookmarkStart w:id="18" w:name="_Toc230692336"/>
-      <w:r>
-        <w:t>1.6 Scope and Limitations</w:t>
-      </w:r>
-      <w:bookmarkEnd w:id="18"/>
-    </w:p>
-    <w:p>
-      <w:pPr>
-        <w:pStyle w:val="Heading3"/>
-      </w:pPr>
-      <w:bookmarkStart w:id="19" w:name="_Toc230692337"/>
-      <w:r>
-        <w:t>1.6.1 In Scope</w:t>
-      </w:r>
-      <w:bookmarkEnd w:id="19"/>
-    </w:p>
-    <w:p>
-      <w:pPr>
-        <w:spacing w:after="100" w:line="276" w:lineRule="auto"/>
-        <w:jc w:val="both"/>
-      </w:pPr>
-      <w:r>
-        <w:t>The thesis addresses the extraction of 5W1H attributes from English-language news reports describing violent events in the African context. The delivered artefact comprises:</w:t>
+        <w:t>Single-pass NER.</w:t>
+      </w:r>
+      <w:r>
+        <w:t xml:space="preserve"> The model performs flat NER over BIO labels. Nested entities and overlapping spans are not modelled.</w:t>
       </w:r>
     </w:p>
     <w:p>
@@ -16315,7 +15911,14 @@
         <w:jc w:val="both"/>
       </w:pPr>
       <w:r>
-        <w:t>A fine-tuned bert-base-cased model for token classification across the eight-entity BIO schema described above.</w:t>
+        <w:rPr>
+          <w:b/>
+          <w:bCs/>
+        </w:rPr>
+        <w:t>Post-NER taxonomy.</w:t>
+      </w:r>
+      <w:r>
+        <w:t xml:space="preserve"> Hierarchical taxonomic classification of each event is performed by rule-based post-processing using the knowledge base. A learned classifier would likely outperform the rule-based fallback for ambiguous events.</w:t>
       </w:r>
     </w:p>
     <w:p>
@@ -16329,231 +15932,353 @@
         <w:jc w:val="both"/>
       </w:pPr>
       <w:r>
-        <w:t>A four-level hierarchical taxonomy of African violent events with approximately ninety-five terminal categories.</w:t>
-      </w:r>
-    </w:p>
-    <w:p>
-      <w:pPr>
-        <w:pStyle w:val="ListParagraph"/>
-        <w:numPr>
-          <w:ilvl w:val="0"/>
-          <w:numId w:val="3"/>
-        </w:numPr>
-        <w:spacing w:after="90" w:line="268" w:lineRule="auto"/>
-        <w:jc w:val="both"/>
-      </w:pPr>
-      <w:r>
-        <w:t>A knowledge base of African armed groups, conflict-affected cities, and weapons.</w:t>
-      </w:r>
-    </w:p>
-    <w:p>
-      <w:pPr>
-        <w:pStyle w:val="ListParagraph"/>
-        <w:numPr>
-          <w:ilvl w:val="0"/>
-          <w:numId w:val="3"/>
-        </w:numPr>
-        <w:spacing w:after="90" w:line="268" w:lineRule="auto"/>
-        <w:jc w:val="both"/>
-      </w:pPr>
-      <w:r>
-        <w:lastRenderedPageBreak/>
-        <w:t>A FastAPI service exposing training, inference, event storage, analytics, and knowledge-base management.</w:t>
-      </w:r>
-    </w:p>
-    <w:p>
-      <w:pPr>
-        <w:pStyle w:val="ListParagraph"/>
-        <w:numPr>
-          <w:ilvl w:val="0"/>
-          <w:numId w:val="3"/>
-        </w:numPr>
-        <w:spacing w:after="90" w:line="268" w:lineRule="auto"/>
-        <w:jc w:val="both"/>
-      </w:pPr>
-      <w:r>
-        <w:t>A React/TypeScript front-end allowing users to run training jobs, perform inference, manage events, and view analytics.</w:t>
-      </w:r>
-    </w:p>
-    <w:p>
-      <w:pPr>
-        <w:pStyle w:val="ListParagraph"/>
-        <w:numPr>
-          <w:ilvl w:val="0"/>
-          <w:numId w:val="3"/>
-        </w:numPr>
-        <w:spacing w:after="90" w:line="268" w:lineRule="auto"/>
-        <w:jc w:val="both"/>
-      </w:pPr>
-      <w:r>
-        <w:t>A reproducible Docker-based deployment.</w:t>
-      </w:r>
-    </w:p>
-    <w:p>
-      <w:pPr>
-        <w:pStyle w:val="Heading3"/>
-      </w:pPr>
-      <w:bookmarkStart w:id="20" w:name="_Toc230692338"/>
-      <w:r>
-        <w:t>1.6.2 Out of Scope</w:t>
-      </w:r>
-      <w:bookmarkEnd w:id="20"/>
-    </w:p>
-    <w:p>
-      <w:pPr>
-        <w:spacing w:after="100" w:line="276" w:lineRule="auto"/>
-        <w:jc w:val="both"/>
-      </w:pPr>
-      <w:r>
-        <w:t>The following are explicitly outside the scope of this thesis but are identified as priority future work in Chapter 7.</w:t>
-      </w:r>
-    </w:p>
-    <w:p>
-      <w:pPr>
-        <w:pStyle w:val="ListParagraph"/>
-        <w:numPr>
-          <w:ilvl w:val="0"/>
-          <w:numId w:val="3"/>
-        </w:numPr>
-        <w:spacing w:after="90" w:line="268" w:lineRule="auto"/>
-        <w:jc w:val="both"/>
-      </w:pPr>
-      <w:r>
-        <w:t>Multilingual extraction. The model and pipeline target English text only. Arabic, French, Portuguese, Amharic, Swahili, and other African languages are out of scope.</w:t>
-      </w:r>
-    </w:p>
-    <w:p>
-      <w:pPr>
-        <w:pStyle w:val="ListParagraph"/>
-        <w:numPr>
-          <w:ilvl w:val="0"/>
-          <w:numId w:val="3"/>
-        </w:numPr>
-        <w:spacing w:after="90" w:line="268" w:lineRule="auto"/>
-        <w:jc w:val="both"/>
-      </w:pPr>
-      <w:r>
-        <w:t>Real-time stream processing. Articles are processed on demand or in batch; the system does not target sub-second pipeline latency at scale.</w:t>
-      </w:r>
-    </w:p>
-    <w:p>
-      <w:pPr>
-        <w:pStyle w:val="ListParagraph"/>
-        <w:numPr>
-          <w:ilvl w:val="0"/>
-          <w:numId w:val="3"/>
-        </w:numPr>
-        <w:spacing w:after="90" w:line="268" w:lineRule="auto"/>
-        <w:jc w:val="both"/>
-      </w:pPr>
-      <w:r>
-        <w:t>Predictive forecasting of future violence from extracted records.</w:t>
-      </w:r>
-    </w:p>
-    <w:p>
-      <w:pPr>
-        <w:pStyle w:val="ListParagraph"/>
-        <w:numPr>
-          <w:ilvl w:val="0"/>
-          <w:numId w:val="3"/>
-        </w:numPr>
-        <w:spacing w:after="90" w:line="268" w:lineRule="auto"/>
-        <w:jc w:val="both"/>
-      </w:pPr>
-      <w:r>
-        <w:t>Automatic ingestion of news from third-party feeds. Articles are uploaded or submitted manually for inference.</w:t>
-      </w:r>
-    </w:p>
-    <w:p>
-      <w:pPr>
-        <w:pStyle w:val="ListParagraph"/>
-        <w:numPr>
-          <w:ilvl w:val="0"/>
-          <w:numId w:val="3"/>
-        </w:numPr>
-        <w:spacing w:after="90" w:line="268" w:lineRule="auto"/>
-        <w:jc w:val="both"/>
-      </w:pPr>
-      <w:r>
-        <w:t>Natural-language question answering against the event store. Queries are formulated through structured filters in the analytics interface, not free-text questions.</w:t>
-      </w:r>
-    </w:p>
-    <w:p>
-      <w:pPr>
-        <w:pStyle w:val="ListParagraph"/>
-        <w:numPr>
-          <w:ilvl w:val="0"/>
-          <w:numId w:val="3"/>
-        </w:numPr>
-        <w:spacing w:after="90" w:line="268" w:lineRule="auto"/>
-        <w:jc w:val="both"/>
-      </w:pPr>
-      <w:r>
-        <w:t>Hierarchical event classification by a learned classifier. The taxonomy is applied through deterministic post-NER rules informed by knowledge-base look-ups; a supervised hierarchical classifier is identified as future work.</w:t>
-      </w:r>
-    </w:p>
-    <w:p>
-      <w:pPr>
-        <w:pStyle w:val="ListParagraph"/>
-        <w:numPr>
-          <w:ilvl w:val="0"/>
-          <w:numId w:val="3"/>
-        </w:numPr>
-        <w:spacing w:after="90" w:line="268" w:lineRule="auto"/>
-        <w:jc w:val="both"/>
-      </w:pPr>
-      <w:r>
-        <w:t>Production-grade hardening (high availability, multi-region replication, advanced authentication, audit logging) beyond a research prototype.</w:t>
-      </w:r>
-    </w:p>
-    <w:p>
-      <w:pPr>
-        <w:pStyle w:val="Heading3"/>
-      </w:pPr>
-      <w:bookmarkStart w:id="21" w:name="_Toc230692339"/>
-      <w:r>
-        <w:t>1.6.3 Limitations</w:t>
-      </w:r>
-      <w:bookmarkEnd w:id="21"/>
-    </w:p>
-    <w:p>
-      <w:pPr>
-        <w:spacing w:after="100" w:line="276" w:lineRule="auto"/>
-        <w:jc w:val="both"/>
-      </w:pPr>
-      <w:r>
-        <w:t>The principal limitations of the work are the following.</w:t>
-      </w:r>
-    </w:p>
-    <w:p>
-      <w:pPr>
-        <w:pStyle w:val="ListParagraph"/>
-        <w:numPr>
-          <w:ilvl w:val="0"/>
-          <w:numId w:val="3"/>
-        </w:numPr>
-        <w:spacing w:after="90" w:line="268" w:lineRule="auto"/>
-        <w:jc w:val="both"/>
-      </w:pPr>
-      <w:r>
         <w:rPr>
           <w:b/>
           <w:bCs/>
         </w:rPr>
-        <w:t>Data domain.</w:t>
-      </w:r>
-      <w:r>
-        <w:t xml:space="preserve"> The training data is dominated by ACLED-derived event descriptions, supplemented with template-based augmentation. ACLED descriptions are concise and follow distinctive stylistic conventions; full-length news articles may diverge in style and may require additional fine-tuning data.</w:t>
-      </w:r>
-    </w:p>
-    <w:p>
-      <w:pPr>
-        <w:pStyle w:val="ListParagraph"/>
-        <w:numPr>
-          <w:ilvl w:val="0"/>
-          <w:numId w:val="3"/>
-        </w:numPr>
-        <w:spacing w:after="90" w:line="268" w:lineRule="auto"/>
+        <w:t>Modest computational budget.</w:t>
+      </w:r>
+      <w:r>
+        <w:t xml:space="preserve"> Training is conducted on a single workstation with Apple Silicon GPU acceleration. Larger model variants such as bert-large-cased or specialised long-context models were evaluated but not used as the production model.</w:t>
+      </w:r>
+    </w:p>
+    <w:p>
+      <w:pPr>
+        <w:pStyle w:val="Heading2"/>
+      </w:pPr>
+      <w:bookmarkStart w:id="22" w:name="_Toc230692340"/>
+      <w:r>
+        <w:t>1.7 Application of Results</w:t>
+      </w:r>
+      <w:bookmarkEnd w:id="22"/>
+    </w:p>
+    <w:p>
+      <w:pPr>
+        <w:spacing w:after="160" w:line="276" w:lineRule="auto"/>
+        <w:jc w:val="both"/>
+      </w:pPr>
+      <w:r>
+        <w:t>The primary intended user is the AU-CEWS analyst whose backlog this thesis set out to address. The same set of capabilities is useful, with little or no modification, to the regional economic communities running their own monitoring functions (ECOWAS, IGAD, SADC) and to national early-warning centres in member states. The taxonomy-aware analytics support queries at any level of the hierarchy — “all political violence in West Africa this quarter”, “suicide bombings attributed to JNIM in Mali in 2026”, “election violence in countries with elections in the past ninety days” — which is the kind of slicing that briefing-writers need on demand.</w:t>
+      </w:r>
+    </w:p>
+    <w:p>
+      <w:pPr>
+        <w:spacing w:after="160" w:line="276" w:lineRule="auto"/>
+        <w:jc w:val="both"/>
+      </w:pPr>
+      <w:r>
+        <w:t>Beyond the early-warning case, the event store is structured around fields that humanitarian organisations care about (actor, victim, location, casualty count, displacement). An NGO doing protection analysis or needs assessment can run aggregations over the same data; the schema does not need to be redesigned to serve them.</w:t>
+      </w:r>
+    </w:p>
+    <w:p>
+      <w:pPr>
+        <w:spacing w:after="160" w:line="276" w:lineRule="auto"/>
+        <w:jc w:val="both"/>
+      </w:pPr>
+      <w:r>
+        <w:t>Peace-support operations and national security services are a more sensitive case. Open-source extraction is not a substitute for classified intelligence and should not be presented as one. The useful framing is that VioNER lowers the cost of doing OSINT systematically — a junior analyst with VioNER on their workstation can do, in a morning, the volume of structured reading that a few years ago would have taken a small team. Whether that fits any particular service’s workflow is a question for them.</w:t>
+      </w:r>
+    </w:p>
+    <w:p>
+      <w:pPr>
+        <w:spacing w:after="160" w:line="276" w:lineRule="auto"/>
+        <w:jc w:val="both"/>
+      </w:pPr>
+      <w:r>
+        <w:t>For academic researchers, the annotated dataset, the four-level taxonomy, and the extracted event corpus are the reusable artefacts. Conflict-studies quantitative work has historically been bottlenecked by hand-coded data; an open BERT-based extractor plus a curated knowledge base shifts where that bottleneck sits.</w:t>
+      </w:r>
+    </w:p>
+    <w:p>
+      <w:pPr>
+        <w:spacing w:after="160" w:line="276" w:lineRule="auto"/>
+        <w:jc w:val="both"/>
+      </w:pPr>
+      <w:r>
+        <w:t>Finally, the open architecture and documented deployment are a modest capacity-building contribution. An African university or research centre with the means to run Docker and a GPU can deploy its own instance, fine-tune on its own annotated data, and adapt the taxonomy without starting from scratch.</w:t>
+      </w:r>
+    </w:p>
+    <w:p>
+      <w:pPr>
+        <w:pStyle w:val="Heading2"/>
+      </w:pPr>
+      <w:bookmarkStart w:id="23" w:name="_Toc230692341"/>
+      <w:r>
+        <w:lastRenderedPageBreak/>
+        <w:t>1.8 Organization of the Rest of the Thesis</w:t>
+      </w:r>
+      <w:bookmarkEnd w:id="23"/>
+    </w:p>
+    <w:p>
+      <w:pPr>
+        <w:spacing w:after="160" w:line="276" w:lineRule="auto"/>
+        <w:jc w:val="both"/>
+      </w:pPr>
+      <w:r>
+        <w:t>Two chapters cover the literature. Chapter 2 works through the relevant theory — information and event extraction, named entity recognition, transformers and BERT, class-imbalance methods, the conflict-event database tradition, and event-oriented knowledge representation — at a level sufficient to support the decisions that come in Chapter 4. Chapter 3 then narrows to the specific prior systems VioNER builds on or distinguishes itself from, ending with the gap analysis that motivates the rest of the work.</w:t>
+      </w:r>
+    </w:p>
+    <w:p>
+      <w:pPr>
+        <w:spacing w:after="160" w:line="276" w:lineRule="auto"/>
+        <w:jc w:val="both"/>
+      </w:pPr>
+      <w:r>
+        <w:t>The system itself occupies the next two chapters. Design lives in Chapter 4: architecture, entity schema, hierarchical taxonomy, knowledge base, training pipeline, inference pipeline, and the web application binding them together. Chapter 5 then documents construction — technology stack, data preparation, training implementation, the focal-loss code, back-end services, front-end, containerised deployment. Splitting the what-and-why from the how was a deliberate editorial decision; a reader who wants the design without the implementation can stop at the end of Chapter 4.</w:t>
+      </w:r>
+    </w:p>
+    <w:p>
+      <w:pPr>
+        <w:spacing w:after="160" w:line="276" w:lineRule="auto"/>
+        <w:jc w:val="both"/>
+      </w:pPr>
+      <w:r>
+        <w:t>Chapter 6 evaluates. It reports dataset statistics, training dynamics, overall and per-entity performance, the focal-loss ablation, the knowledge-base layer's impact, latency measurements, an end-to-end demonstration on real articles, user-acceptance feedback, and an error analysis, closing with discussion, threats to validity, and a short account of experiments tried first and abandoned</w:t>
+      </w:r>
+      <w:r>
+        <w:t>.</w:t>
+      </w:r>
+    </w:p>
+    <w:p>
+      <w:pPr>
+        <w:spacing w:after="160" w:line="276" w:lineRule="auto"/>
+        <w:jc w:val="both"/>
+      </w:pPr>
+      <w:r>
+        <w:t>Finally, Chapter 7 concludes with a summary anchored back to the analyst queue of Section 1.2, explicit answers to the four research questions of Section 1.3, a contributions list, recommendations for organisations considering adoption, and a prioritised future-work programme that addresses the limitations of Section 1.6 and the threats of Section 6.13.</w:t>
+      </w:r>
+    </w:p>
+    <w:p>
+      <w:pPr>
+        <w:pStyle w:val="Heading1"/>
+        <w:pageBreakBefore/>
+      </w:pPr>
+      <w:bookmarkStart w:id="24" w:name="_Toc230692342"/>
+      <w:r>
+        <w:lastRenderedPageBreak/>
+        <w:t>2. Literature Review</w:t>
+      </w:r>
+      <w:bookmarkEnd w:id="24"/>
+    </w:p>
+    <w:p>
+      <w:pPr>
+        <w:spacing w:after="160" w:line="276" w:lineRule="auto"/>
+        <w:jc w:val="both"/>
+      </w:pPr>
+      <w:r>
+        <w:t>Five strands of literature inform this thesis: information and event extraction, named entity recognition, the transformer architecture and BERT, methods for handling severe class imbalance in token classification, and the conflict-event database tradition that frames the operational context. Each is summarised below, with a final section on knowledge-base and ontology approaches to event representation. Paper-by-paper reviews of the most directly related systems are deferred to Chapter 3.</w:t>
+      </w:r>
+    </w:p>
+    <w:p>
+      <w:pPr>
+        <w:pStyle w:val="Heading2"/>
+      </w:pPr>
+      <w:bookmarkStart w:id="25" w:name="_Toc230692343"/>
+      <w:r>
+        <w:t>2.1 Information Extraction and Event Extraction</w:t>
+      </w:r>
+      <w:bookmarkEnd w:id="25"/>
+    </w:p>
+    <w:p>
+      <w:pPr>
+        <w:spacing w:after="160" w:line="276" w:lineRule="auto"/>
+        <w:jc w:val="both"/>
+      </w:pPr>
+      <w:r>
+        <w:t>Information Extraction (IE) [4] names a family of techniques rather than a single one: named entity recognition, relation extraction, coreference resolution, and event extraction all live under the umbrella, each pulling a different kind of structure out of unstructured text. Textbooks draw them as stages in a pipeline. Current research increasingly blurs those stages, training joint or end-to-end models that solve two or more sub-tasks inside one network. This thesis stays on the pipeline side of that divide; at the scale this work operates at, being able to inspect and debug each stage is worth more than whatever marginal accuracy a joint model might add. Section 4.2 turns that preference into a concrete architecture.</w:t>
+      </w:r>
+    </w:p>
+    <w:p>
+      <w:pPr>
+        <w:spacing w:after="160" w:line="276" w:lineRule="auto"/>
+        <w:jc w:val="both"/>
+      </w:pPr>
+      <w:r>
+        <w:t>The sub-task that matters most here is event extraction. The working definition is Ahn's [3]: an event is a verb or nominal predicate plus the participants, location, and time it involves. The Automatic Content Extraction program [14] gave that view its first formal treatment in the early 2000s, publishing a typology of event types with their arguments, and two decades of supervised event-extraction research descend from that typology. The Text Analysis Conference Knowledge Base Population track carried the line forward on larger, more diverse benchmarks.</w:t>
+      </w:r>
+    </w:p>
+    <w:p>
+      <w:pPr>
+        <w:spacing w:after="160" w:line="276" w:lineRule="auto"/>
+        <w:jc w:val="both"/>
+      </w:pPr>
+      <w:r>
+        <w:t>There is a looser alternative to enumerated event types: the journalist's 5W1H frame [15]. Rather than deciding in advance which event types exist, it asks the same six questions of every reported event — who, what, whom, where, when, how. News text suits this unusually well, since journalists are trained to answer those questions within the opening paragraph and analysts read for precisely those slots. That is the frame this thesis adopts. Event-type classification still happens, but as a post-NER step against the taxonomy of Section 4.4, which keeps any fixed inventory of event types out of the supervised learning problem altogether.</w:t>
+      </w:r>
+    </w:p>
+    <w:p>
+      <w:pPr>
+        <w:spacing w:after="160" w:line="276" w:lineRule="auto"/>
+        <w:jc w:val="both"/>
+      </w:pPr>
+      <w:r>
+        <w:t xml:space="preserve">Hogenboom and colleagues survey event extraction methods for decision support in two complementary papers [16], [4]. They identify three broad methodological families: data-driven (supervised machine learning on annotated corpora), knowledge-driven (linguistic and ontological rules), and hybrid approaches that combine the two. The hybrid family has dominated practical deployments because it allows domain knowledge to be encoded in rules where it is naturally expressible and statistical learning to be applied where rule authorship is intractable. The VioNER </w:t>
+      </w:r>
+      <w:r>
+        <w:lastRenderedPageBreak/>
+        <w:t>system presented in this thesis is hybrid in this sense: entity extraction is data-driven, while the post-NER 5W1H structuring, taxonomy classification, and knowledge-base validation are rule-driven.</w:t>
+      </w:r>
+    </w:p>
+    <w:p>
+      <w:pPr>
+        <w:pStyle w:val="Heading2"/>
+      </w:pPr>
+      <w:bookmarkStart w:id="26" w:name="_Toc230692344"/>
+      <w:r>
+        <w:t>2.2 Named Entity Recognition</w:t>
+      </w:r>
+      <w:bookmarkEnd w:id="26"/>
+    </w:p>
+    <w:p>
+      <w:pPr>
+        <w:spacing w:after="160" w:line="276" w:lineRule="auto"/>
+        <w:jc w:val="both"/>
+      </w:pPr>
+      <w:r>
+        <w:t>For the purposes of this thesis, NER means deciding for every token in a sentence whether it belongs to an entity of interest and, if so, which one. The pre-deep-learning era handled this with a fairly fixed recipe: hand-engineered features (capitalisation, gazetteer hits, surrounding part-of-speech tags) fed into a sequence model capable of making one structured prediction over the whole sentence. Hidden Markov Models came first; Maximum Entropy Markov Models followed; Conditional Random Fields (CRFs) [17] eventually became the default. The reason CRFs came to dominate is structural — a CRF can express the fact that BIO labels constrain each other (a B- token cannot legally be followed by another B- of a different type, an I- needs a preceding B- of the same type), which a per-token classifier cannot encode at all.</w:t>
+      </w:r>
+    </w:p>
+    <w:p>
+      <w:pPr>
+        <w:spacing w:after="160" w:line="276" w:lineRule="auto"/>
+        <w:jc w:val="both"/>
+      </w:pPr>
+      <w:r>
+        <w:t>Entities are encoded in BIO, the simplest of the standard schemes: a B- prefix on the first token of an entity, an I- prefix on each continuation token, and an O label everywhere else. For a schema with k entity types, BIO produces 2k + 1 labels — in this case, seventeen. Variants such as BIOES or BILOU add explicit single-token and final-token labels to give the decoder more structure to lean on. Plain BIO was chosen for two reasons: the entity types in Section 4.3 are short enough that the extra labels would mostly be redundant, and seqeval-style evaluation tooling supports plain BIO without configuration.</w:t>
+      </w:r>
+    </w:p>
+    <w:p>
+      <w:pPr>
+        <w:spacing w:after="160" w:line="276" w:lineRule="auto"/>
+        <w:jc w:val="both"/>
+      </w:pPr>
+      <w:r>
+        <w:t>The first wave of neural NER systems leant on word embeddings fed through bi-directional Long Short-Term Memory (BiLSTM) networks [18], typically combined with a character-level convolutional or recurrent layer to handle out-of-vocabulary tokens, and a CRF head on top to keep the BIO transitions sane. The architecture of Lample and colleagues [19] became the recipe most replicated for several years, and it showed that learned representations could replace much of what the feature-engineering era had hand-crafted.</w:t>
+      </w:r>
+    </w:p>
+    <w:p>
+      <w:pPr>
+        <w:spacing w:after="160" w:line="276" w:lineRule="auto"/>
+        <w:jc w:val="both"/>
+      </w:pPr>
+      <w:r>
+        <w:t>The next jump came from contextual representations — ELMo [20] and particularly BERT [6]. Once a transformer encoder had absorbed general-purpose language structure during pre-training, swapping out the classifier head and fine-tuning the encoder produced results that surpassed every BiLSTM-CRF system on the CoNLL-2003 benchmark, and the recipe has stayed roughly the same since: contextual encoder, linear classifier, optional CRF head, cross-entropy or focal loss. VioNER follows this recipe.</w:t>
+      </w:r>
+    </w:p>
+    <w:p>
+      <w:pPr>
+        <w:spacing w:after="160" w:line="276" w:lineRule="auto"/>
+        <w:jc w:val="both"/>
+      </w:pPr>
+      <w:r>
+        <w:t>The property that matters most for a low-resource setting like the African violent-event domain is that a transformer encoder absorbs enough general English during pre-training that a comparatively small specialised corpus can fine-tune it to good per-entity performance. The 50,000-example corpus described in Chapter 5 would be far too small for a from-scratch BiLSTM-CRF; it is sufficient for a fine-tuned BERT precisely because of this transfer.</w:t>
+      </w:r>
+    </w:p>
+    <w:p>
+      <w:pPr>
+        <w:spacing w:after="160" w:line="276" w:lineRule="auto"/>
+        <w:jc w:val="both"/>
+      </w:pPr>
+      <w:r>
+        <w:lastRenderedPageBreak/>
+        <w:t>Recent work has pushed for African-language NER resources directly. The MasakhaNER benchmark of Adelani and colleagues [11] established annotations for ten African languages covering PERSON, ORGANISATION, LOCATION, and DATE; their headline finding is that generic multilingual encoders such as mBERT and XLM-RoBERTa underperform on African text relative to encoders that have seen African corpora during pre-training. AfroLM [40] and AfroXLMR continued this line. The target of this thesis is English-language reporting of African events rather than African-language reporting, so bert-base-cased is used, but the entity schema is strictly richer than MasakhaNER’s four types, and an African-pre-trained backbone is a natural future swap (Section 7.5).</w:t>
+      </w:r>
+    </w:p>
+    <w:p>
+      <w:pPr>
+        <w:pStyle w:val="Heading2"/>
+      </w:pPr>
+      <w:bookmarkStart w:id="27" w:name="_Toc230692345"/>
+      <w:r>
+        <w:t>2.3 Transformer Models and BERT</w:t>
+      </w:r>
+      <w:bookmarkEnd w:id="27"/>
+    </w:p>
+    <w:p>
+      <w:pPr>
+        <w:spacing w:after="160" w:line="276" w:lineRule="auto"/>
+        <w:jc w:val="both"/>
+      </w:pPr>
+      <w:r>
+        <w:t>The transformer [5] removed the recurrent step that had constrained sequence models for years and put self-attention in its place: each position in the input gets to look directly at every other position, through learned query / key / value projections, and the cost of that look-up is paid in parallel rather than in sequence. The practical consequences matter more here than the mathematical novelty: training can be parallelised on a GPU, long-range dependencies — exactly the kind that link an actor at the start of a sentence to a casualty count at the end — survive the encoding intact, and the architecture scales gracefully with parameter count and data.</w:t>
+      </w:r>
+    </w:p>
+    <w:p>
+      <w:pPr>
+        <w:spacing w:after="160" w:line="276" w:lineRule="auto"/>
+        <w:jc w:val="both"/>
+      </w:pPr>
+      <w:r>
+        <w:t>BERT [6] is, in essence, the encoder half of the original transformer repurposed as a representation learner. The pre-training objective is self-supervised by design — a random 15 percent of the input is masked, the model has to recover the masked tokens from surrounding context, and a secondary next-sentence-prediction task runs in parallel over sentence pairs. Once that pre-training has happened, the encoder has absorbed enough of the structure of general English that a small task-specific head can be attached and fine-tuned on tens of thousands of examples rather than the millions a from-scratch model would need.</w:t>
+      </w:r>
+    </w:p>
+    <w:p>
+      <w:pPr>
+        <w:spacing w:after="160" w:line="276" w:lineRule="auto"/>
+        <w:jc w:val="both"/>
+      </w:pPr>
+      <w:r>
+        <w:t>The token-classification recipe is straightforward. BERT outputs a contextual vector for each WordPiece token; a linear layer over each vector produces logits across the seventeen-label space; focal loss with class weights (Section 2.4) is backpropagated through the whole stack. The checkpoint fine-tuned here is bert-base-cased — twelve transformer layers, 768-dimensional hidden states, roughly 110 million parameters. The cased variant matters: English conflict reporting leans heavily on capitalisation to mark ACTOR mentions and place names (“Boko Haram”, “North Kivu”, “Al-Shabaab”), and the uncased variant simply discards that signal.</w:t>
+      </w:r>
+    </w:p>
+    <w:p>
+      <w:pPr>
+        <w:spacing w:after="160" w:line="276" w:lineRule="auto"/>
+        <w:jc w:val="both"/>
+      </w:pPr>
+      <w:r>
+        <w:t xml:space="preserve">Two further properties of BERT influence the design of the present system. First, BERT uses WordPiece sub-word tokenisation; a single gold-labelled word may be split into multiple sub-word tokens, and the labels must be projected onto sub-words for training and recovered from sub-words at inference time. The convention adopted in this work, described in detail in Chapter 4, is to assign the original label to the first sub-word and to convert any leading B- prefix to I- for subsequent sub-words, while assigning -100 to special tokens so that they are ignored by the loss. Second, BERT has a maximum input length of 512 tokens; longer documents must be split into overlapping windows. </w:t>
+      </w:r>
+      <w:r>
+        <w:lastRenderedPageBreak/>
+        <w:t>This thesis processes ACLED event descriptions and most news-article paragraphs without exceeding this limit, but window-based handling is implemented for completeness.</w:t>
+      </w:r>
+    </w:p>
+    <w:p>
+      <w:pPr>
+        <w:spacing w:after="160" w:line="276" w:lineRule="auto"/>
+        <w:jc w:val="both"/>
+      </w:pPr>
+      <w:r>
+        <w:t>BERT has spawned a family of successors. RoBERTa [21] keeps the architecture but trains harder — no next-sentence prediction, longer schedules, larger batches, dynamic masking. DistilBERT [22] goes the other way, distilling the model into something smaller and faster at a modest cost in accuracy. For multilingual work, XLM-RoBERTa [23] is the strong option on non-English text</w:t>
+      </w:r>
+      <w:r>
+        <w:t>. The present work fine-tunes the canonical bert-base-cased because of the balance it strikes between accuracy and resource requirements; alternative backbones are evaluated as part of the ablation discussion in Chapter 6.</w:t>
+      </w:r>
+    </w:p>
+    <w:p>
+      <w:pPr>
+        <w:pStyle w:val="Heading2"/>
+      </w:pPr>
+      <w:bookmarkStart w:id="28" w:name="_Toc230692346"/>
+      <w:r>
+        <w:t>2.4 Class Imbalance in Token Classification</w:t>
+      </w:r>
+      <w:bookmarkEnd w:id="28"/>
+    </w:p>
+    <w:p>
+      <w:pPr>
+        <w:spacing w:after="160" w:line="276" w:lineRule="auto"/>
+        <w:jc w:val="both"/>
+      </w:pPr>
+      <w:r>
+        <w:t>Imbalance is not an accident of this dataset; BIO-encoded NER produces it by construction. In any ordinary sentence most tokens belong to no entity at all, so O dominates — roughly seventy-eight percent of all tokens in the corpus of Chapter 5. The entity tokens that remain are uneven among themselves. ACTOR, CITY, DATE, REGION, and DISTRICT occur often enough to learn well; VICTIM, ACTION, and CASUALTIES are at once the entities most in need of recovery and the ones a naive learner serves worst</w:t>
+      </w:r>
+      <w:r>
+        <w:t>.</w:t>
+      </w:r>
+    </w:p>
+    <w:p>
+      <w:pPr>
+        <w:spacing w:after="160" w:line="276" w:lineRule="auto"/>
+        <w:jc w:val="both"/>
+      </w:pPr>
+      <w:r>
+        <w:t>The literature offers three handles on this problem, and this thesis takes a position on each.</w:t>
+      </w:r>
+    </w:p>
+    <w:p>
+      <w:pPr>
+        <w:spacing w:after="160" w:line="276" w:lineRule="auto"/>
         <w:jc w:val="both"/>
       </w:pPr>
       <w:r>
@@ -16561,41 +16286,54 @@
           <w:b/>
           <w:bCs/>
         </w:rPr>
-        <w:t>Synthetic augmentation.</w:t>
-      </w:r>
-      <w:r>
-        <w:t xml:space="preserve"> Approximately thirty percent of the training corpus is generated through templated augmentation. The templates were designed to mirror naturalistic constructions, but they remain narrower than the diversity of real reporting.</w:t>
-      </w:r>
-    </w:p>
-    <w:p>
-      <w:pPr>
-        <w:pStyle w:val="ListParagraph"/>
-        <w:numPr>
-          <w:ilvl w:val="0"/>
-          <w:numId w:val="3"/>
-        </w:numPr>
-        <w:spacing w:after="90" w:line="268" w:lineRule="auto"/>
+        <w:t>Re-sampling</w:t>
+      </w:r>
+      <w:r>
+        <w:t xml:space="preserve"> the training set [24] is the textbook starting point — take more of the sentences that contain rare entities, fewer of the O-heavy ones. There is a wrinkle in token classification that the textbook framing misses, however. The unit of oversampling is the sentence, but the imbalance lives at the token. Pulling one extra sentence into the corpus to recover a single VICTIM mention also brings perhaps thirty O tokens with it. The stratified diversity sampling in Section 5.3 is the compromise adopted here: oversample on rare entity </w:t>
+      </w:r>
+      <w:r>
+        <w:rPr>
+          <w:i/>
+          <w:iCs/>
+        </w:rPr>
+        <w:t>types</w:t>
+      </w:r>
+      <w:r>
+        <w:t xml:space="preserve"> rather than rare entity </w:t>
+      </w:r>
+      <w:r>
+        <w:rPr>
+          <w:i/>
+          <w:iCs/>
+        </w:rPr>
+        <w:t>tokens</w:t>
+      </w:r>
+      <w:r>
+        <w:t>, and select for entity-type diversity within each sentence, so the rare classes grow without O growing in proportion.</w:t>
+      </w:r>
+    </w:p>
+    <w:p>
+      <w:pPr>
+        <w:spacing w:after="160" w:line="276" w:lineRule="auto"/>
         <w:jc w:val="both"/>
       </w:pPr>
+      <w:r>
+        <w:t xml:space="preserve">The second handle is </w:t>
+      </w:r>
       <w:r>
         <w:rPr>
           <w:b/>
           <w:bCs/>
         </w:rPr>
-        <w:t>English only.</w:t>
-      </w:r>
-      <w:r>
-        <w:t xml:space="preserve"> The system processes English text. A substantial share of African conflict reporting is in French, Arabic, Portuguese, and various African languages and is therefore not covered.</w:t>
-      </w:r>
-    </w:p>
-    <w:p>
-      <w:pPr>
-        <w:pStyle w:val="ListParagraph"/>
-        <w:numPr>
-          <w:ilvl w:val="0"/>
-          <w:numId w:val="3"/>
-        </w:numPr>
-        <w:spacing w:after="90" w:line="268" w:lineRule="auto"/>
+        <w:t>class-weighted cross entropy</w:t>
+      </w:r>
+      <w:r>
+        <w:t xml:space="preserve"> [25], which modifies the loss rather than the data. Each class gets a weight — larger for rare classes, smaller for common ones — that scales its contribution to the gradient. The simplest weighting scheme is inverse frequency, where class c gets a weight of 1/f_c, optionally normalised; effective-number weighting [26] refines this with a corpus-sample-overlap correction that softens the inverse-frequency extremes. This work uses plain inverse-frequency weights, computed once from the training distribution before training begins, with a cap to keep the rarest classes from dominating gradient updates.</w:t>
+      </w:r>
+    </w:p>
+    <w:p>
+      <w:pPr>
+        <w:spacing w:after="160" w:line="276" w:lineRule="auto"/>
         <w:jc w:val="both"/>
       </w:pPr>
       <w:r>
@@ -16603,20 +16341,443 @@
           <w:b/>
           <w:bCs/>
         </w:rPr>
-        <w:t>Single-pass NER.</w:t>
-      </w:r>
-      <w:r>
-        <w:t xml:space="preserve"> The model performs flat NER over BIO labels. Nested entities and overlapping spans are not modelled.</w:t>
-      </w:r>
-    </w:p>
-    <w:p>
-      <w:pPr>
-        <w:pStyle w:val="ListParagraph"/>
-        <w:numPr>
-          <w:ilvl w:val="0"/>
-          <w:numId w:val="3"/>
-        </w:numPr>
-        <w:spacing w:after="90" w:line="268" w:lineRule="auto"/>
+        <w:t>Focal loss</w:t>
+      </w:r>
+      <w:r>
+        <w:t xml:space="preserve"> [12] takes a different angle. Originally proposed for dense object detection, where the foreground/background ratio is even worse than for NER, it down-weights examples the model is already confident about and concentrates the loss on the examples it is still uncertain on. Given a per-token cross entropy CE(p, y) = -log p_y, the formulation is</w:t>
+      </w:r>
+    </w:p>
+    <w:p>
+      <w:pPr>
+        <w:tabs>
+          <w:tab w:val="right" w:pos="9360"/>
+        </w:tabs>
+        <w:spacing w:before="120" w:after="120"/>
+        <w:jc w:val="center"/>
+      </w:pPr>
+      <w:r>
+        <w:rPr>
+          <w:i/>
+          <w:iCs/>
+        </w:rPr>
+        <w:lastRenderedPageBreak/>
+        <w:t>FL</w:t>
+      </w:r>
+      <w:r>
+        <w:t>(p, y) = −</w:t>
+      </w:r>
+      <w:r>
+        <w:rPr>
+          <w:i/>
+          <w:iCs/>
+        </w:rPr>
+        <w:t>α</w:t>
+      </w:r>
+      <w:r>
+        <w:rPr>
+          <w:vertAlign w:val="subscript"/>
+        </w:rPr>
+        <w:t>y</w:t>
+      </w:r>
+      <w:r>
+        <w:t xml:space="preserve"> · (1 − </w:t>
+      </w:r>
+      <w:r>
+        <w:rPr>
+          <w:i/>
+          <w:iCs/>
+        </w:rPr>
+        <w:t>p</w:t>
+      </w:r>
+      <w:r>
+        <w:rPr>
+          <w:vertAlign w:val="subscript"/>
+        </w:rPr>
+        <w:t>y</w:t>
+      </w:r>
+      <w:r>
+        <w:t>)</w:t>
+      </w:r>
+      <w:r>
+        <w:rPr>
+          <w:vertAlign w:val="superscript"/>
+        </w:rPr>
+        <w:t>γ</w:t>
+      </w:r>
+      <w:r>
+        <w:t xml:space="preserve"> · log </w:t>
+      </w:r>
+      <w:r>
+        <w:rPr>
+          <w:i/>
+          <w:iCs/>
+        </w:rPr>
+        <w:t>p</w:t>
+      </w:r>
+      <w:r>
+        <w:rPr>
+          <w:vertAlign w:val="subscript"/>
+        </w:rPr>
+        <w:t>y</w:t>
+      </w:r>
+      <w:r>
+        <w:tab/>
+        <w:t>(1)</w:t>
+      </w:r>
+    </w:p>
+    <w:p>
+      <w:pPr>
+        <w:spacing w:after="160" w:line="276" w:lineRule="auto"/>
+        <w:jc w:val="both"/>
+      </w:pPr>
+      <w:r>
+        <w:t>where p_y is the model’s predicted probability of the true class y, γ ≥ 0 controls how aggressively easy examples are discounted (with γ = 0 recovering ordinary cross entropy), and α_y is an optional per-class weight that lets focal loss compose with class weighting. A growing body of token-classification work has reported gains from this combination over either ingredient alone.</w:t>
+      </w:r>
+    </w:p>
+    <w:p>
+      <w:pPr>
+        <w:spacing w:after="160" w:line="276" w:lineRule="auto"/>
+        <w:jc w:val="both"/>
+      </w:pPr>
+      <w:r>
+        <w:t>The present work combines focal loss (γ = 2) with inverse-frequency class weighting, computes the weights from the training-set label distribution at the start of training, and excludes the special -100 label from both the loss and the weight computation. The implementation follows the formulation in equation (1), extended with optional label smoothing β for regularisation:</w:t>
+      </w:r>
+    </w:p>
+    <w:p>
+      <w:pPr>
+        <w:tabs>
+          <w:tab w:val="right" w:pos="9360"/>
+        </w:tabs>
+        <w:spacing w:before="120" w:after="120"/>
+        <w:jc w:val="center"/>
+      </w:pPr>
+      <w:r>
+        <w:rPr>
+          <w:i/>
+          <w:iCs/>
+        </w:rPr>
+        <w:t>FL</w:t>
+      </w:r>
+      <w:r>
+        <w:rPr>
+          <w:vertAlign w:val="subscript"/>
+        </w:rPr>
+        <w:t>LS</w:t>
+      </w:r>
+      <w:r>
+        <w:t>(p, y) = −</w:t>
+      </w:r>
+      <w:r>
+        <w:rPr>
+          <w:i/>
+          <w:iCs/>
+        </w:rPr>
+        <w:t>α</w:t>
+      </w:r>
+      <w:r>
+        <w:rPr>
+          <w:vertAlign w:val="subscript"/>
+        </w:rPr>
+        <w:t>y</w:t>
+      </w:r>
+      <w:r>
+        <w:t xml:space="preserve"> · (1 − </w:t>
+      </w:r>
+      <w:r>
+        <w:rPr>
+          <w:i/>
+          <w:iCs/>
+        </w:rPr>
+        <w:t>p</w:t>
+      </w:r>
+      <w:r>
+        <w:rPr>
+          <w:vertAlign w:val="subscript"/>
+        </w:rPr>
+        <w:t>y</w:t>
+      </w:r>
+      <w:r>
+        <w:t>)</w:t>
+      </w:r>
+      <w:r>
+        <w:rPr>
+          <w:vertAlign w:val="superscript"/>
+        </w:rPr>
+        <w:t>γ</w:t>
+      </w:r>
+      <w:r>
+        <w:t xml:space="preserve"> · Σ</w:t>
+      </w:r>
+      <w:r>
+        <w:rPr>
+          <w:vertAlign w:val="subscript"/>
+        </w:rPr>
+        <w:t>c</w:t>
+      </w:r>
+      <w:r>
+        <w:t xml:space="preserve"> </w:t>
+      </w:r>
+      <w:r>
+        <w:rPr>
+          <w:i/>
+          <w:iCs/>
+        </w:rPr>
+        <w:t>y′</w:t>
+      </w:r>
+      <w:r>
+        <w:rPr>
+          <w:vertAlign w:val="subscript"/>
+        </w:rPr>
+        <w:t>c</w:t>
+      </w:r>
+      <w:r>
+        <w:t xml:space="preserve"> · log </w:t>
+      </w:r>
+      <w:r>
+        <w:rPr>
+          <w:i/>
+          <w:iCs/>
+        </w:rPr>
+        <w:t>p</w:t>
+      </w:r>
+      <w:r>
+        <w:rPr>
+          <w:vertAlign w:val="subscript"/>
+        </w:rPr>
+        <w:t>c</w:t>
+      </w:r>
+      <w:r>
+        <w:tab/>
+        <w:t>(2)</w:t>
+      </w:r>
+    </w:p>
+    <w:p>
+      <w:pPr>
+        <w:spacing w:after="160" w:line="276" w:lineRule="auto"/>
+        <w:jc w:val="both"/>
+      </w:pPr>
+      <w:r>
+        <w:t>where the smoothed target distribution is defined by</w:t>
+      </w:r>
+    </w:p>
+    <w:p>
+      <w:pPr>
+        <w:tabs>
+          <w:tab w:val="right" w:pos="9360"/>
+        </w:tabs>
+        <w:spacing w:before="120" w:after="120"/>
+        <w:jc w:val="center"/>
+      </w:pPr>
+      <w:r>
+        <w:rPr>
+          <w:i/>
+          <w:iCs/>
+        </w:rPr>
+        <w:t>y′</w:t>
+      </w:r>
+      <w:r>
+        <w:rPr>
+          <w:vertAlign w:val="subscript"/>
+        </w:rPr>
+        <w:t>c</w:t>
+      </w:r>
+      <w:r>
+        <w:t xml:space="preserve"> = (1 − β) · 1[</w:t>
+      </w:r>
+      <w:r>
+        <w:rPr>
+          <w:i/>
+          <w:iCs/>
+        </w:rPr>
+        <w:t>c</w:t>
+      </w:r>
+      <w:r>
+        <w:t xml:space="preserve"> = </w:t>
+      </w:r>
+      <w:r>
+        <w:rPr>
+          <w:i/>
+          <w:iCs/>
+        </w:rPr>
+        <w:t>y</w:t>
+      </w:r>
+      <w:r>
+        <w:t>] + β / (</w:t>
+      </w:r>
+      <w:r>
+        <w:rPr>
+          <w:i/>
+          <w:iCs/>
+        </w:rPr>
+        <w:t>C</w:t>
+      </w:r>
+      <w:r>
+        <w:t xml:space="preserve"> − 1) · 1[</w:t>
+      </w:r>
+      <w:r>
+        <w:rPr>
+          <w:i/>
+          <w:iCs/>
+        </w:rPr>
+        <w:t>c</w:t>
+      </w:r>
+      <w:r>
+        <w:t xml:space="preserve"> ≠ </w:t>
+      </w:r>
+      <w:r>
+        <w:rPr>
+          <w:i/>
+          <w:iCs/>
+        </w:rPr>
+        <w:t>y</w:t>
+      </w:r>
+      <w:r>
+        <w:t>]</w:t>
+      </w:r>
+      <w:r>
+        <w:tab/>
+        <w:t>(3)</w:t>
+      </w:r>
+    </w:p>
+    <w:p>
+      <w:pPr>
+        <w:spacing w:after="160" w:line="276" w:lineRule="auto"/>
+        <w:jc w:val="both"/>
+      </w:pPr>
+      <w:r>
+        <w:t>in which 1[·] is the indicator function, C is the total number of classes, and β ∈ [0, 1) is the smoothing factor (β = 0 recovers the one-hot target).</w:t>
+      </w:r>
+    </w:p>
+    <w:p>
+      <w:pPr>
+        <w:spacing w:after="160" w:line="276" w:lineRule="auto"/>
+        <w:jc w:val="both"/>
+      </w:pPr>
+      <w:r>
+        <w:t>The inverse-frequency weight for class c is computed once at the start of training as</w:t>
+      </w:r>
+    </w:p>
+    <w:p>
+      <w:pPr>
+        <w:tabs>
+          <w:tab w:val="right" w:pos="9360"/>
+        </w:tabs>
+        <w:spacing w:before="120" w:after="120"/>
+        <w:jc w:val="center"/>
+      </w:pPr>
+      <w:r>
+        <w:rPr>
+          <w:i/>
+          <w:iCs/>
+        </w:rPr>
+        <w:t>α</w:t>
+      </w:r>
+      <w:r>
+        <w:rPr>
+          <w:vertAlign w:val="subscript"/>
+        </w:rPr>
+        <w:t>c</w:t>
+      </w:r>
+      <w:r>
+        <w:t xml:space="preserve"> = </w:t>
+      </w:r>
+      <w:r>
+        <w:rPr>
+          <w:i/>
+          <w:iCs/>
+        </w:rPr>
+        <w:t>T</w:t>
+      </w:r>
+      <w:r>
+        <w:t xml:space="preserve"> / (</w:t>
+      </w:r>
+      <w:r>
+        <w:rPr>
+          <w:i/>
+          <w:iCs/>
+        </w:rPr>
+        <w:t>C</w:t>
+      </w:r>
+      <w:r>
+        <w:t xml:space="preserve"> · max(</w:t>
+      </w:r>
+      <w:r>
+        <w:rPr>
+          <w:i/>
+          <w:iCs/>
+        </w:rPr>
+        <w:t>f</w:t>
+      </w:r>
+      <w:r>
+        <w:rPr>
+          <w:vertAlign w:val="subscript"/>
+        </w:rPr>
+        <w:t>c</w:t>
+      </w:r>
+      <w:r>
+        <w:t>, 1))</w:t>
+      </w:r>
+      <w:r>
+        <w:tab/>
+        <w:t>(4)</w:t>
+      </w:r>
+    </w:p>
+    <w:p>
+      <w:pPr>
+        <w:spacing w:after="160" w:line="276" w:lineRule="auto"/>
+        <w:jc w:val="both"/>
+      </w:pPr>
+      <w:r>
+        <w:t>where T is the total token count over the training set, C is the number of classes, and f_c is the count of class c. The maximum weight is clipped to ten to prevent gradient instability. This clipping also has the practical effect of treating the three rarest entities (VICTIM, ACTION, CASUALTIES) identically at the loss level even though their raw frequencies differ slightly.</w:t>
+      </w:r>
+    </w:p>
+    <w:p>
+      <w:pPr>
+        <w:spacing w:after="160" w:line="276" w:lineRule="auto"/>
+        <w:jc w:val="both"/>
+      </w:pPr>
+      <w:r>
+        <w:t>In token classification the ignore index (-100), used for special tokens, sub-word continuations after the first sub-word of a word, and padding, must be respected by the loss. The custom focal loss in this work masks ignored positions before computing log-softmax, which both excludes them from the loss and keeps the per-position probability normalisation correct.</w:t>
+      </w:r>
+    </w:p>
+    <w:p>
+      <w:pPr>
+        <w:pStyle w:val="Heading2"/>
+      </w:pPr>
+      <w:bookmarkStart w:id="29" w:name="_Toc230692347"/>
+      <w:r>
+        <w:t>2.5 Evaluation Metrics for Named Entity Recognition</w:t>
+      </w:r>
+      <w:bookmarkEnd w:id="29"/>
+    </w:p>
+    <w:p>
+      <w:pPr>
+        <w:spacing w:after="160" w:line="276" w:lineRule="auto"/>
+        <w:jc w:val="both"/>
+      </w:pPr>
+      <w:r>
+        <w:t>Two granularities of evaluation are conventionally reported for sequence-labelling NER: token-level and span-level (sometimes called entity-level).</w:t>
+      </w:r>
+    </w:p>
+    <w:p>
+      <w:pPr>
+        <w:spacing w:after="160" w:line="276" w:lineRule="auto"/>
+        <w:jc w:val="both"/>
+      </w:pPr>
+      <w:r>
+        <w:rPr>
+          <w:b/>
+          <w:bCs/>
+        </w:rPr>
+        <w:t>Token-level metrics</w:t>
+      </w:r>
+      <w:r>
+        <w:t xml:space="preserve"> compare gold and predicted BIO labels at each token position. Accuracy is the share of positions where the labels agree, with special tokens excluded. Per-class precision and recall can also be computed at this granularity. Token-level accuracy is, however, a misleading headline metric for imbalanced tagging: with O constituting roughly seventy-eight percent of tokens in this work’s corpus, a degenerate model that predicts O everywhere would already achieve seventy-eight percent accuracy.</w:t>
+      </w:r>
+    </w:p>
+    <w:p>
+      <w:pPr>
+        <w:spacing w:after="160" w:line="276" w:lineRule="auto"/>
         <w:jc w:val="both"/>
       </w:pPr>
       <w:r>
@@ -16625,895 +16786,10 @@
           <w:bCs/>
         </w:rPr>
         <w:lastRenderedPageBreak/>
-        <w:t>Post-NER taxonomy.</w:t>
-      </w:r>
-      <w:r>
-        <w:t xml:space="preserve"> Hierarchical taxonomic classification of each event is performed by rule-based post-processing using the knowledge base. A learned classifier would likely outperform the rule-based fallback for ambiguous events.</w:t>
-      </w:r>
-    </w:p>
-    <w:p>
-      <w:pPr>
-        <w:pStyle w:val="ListParagraph"/>
-        <w:numPr>
-          <w:ilvl w:val="0"/>
-          <w:numId w:val="3"/>
-        </w:numPr>
-        <w:spacing w:after="90" w:line="268" w:lineRule="auto"/>
-        <w:jc w:val="both"/>
-      </w:pPr>
-      <w:r>
-        <w:rPr>
-          <w:b/>
-          <w:bCs/>
-        </w:rPr>
-        <w:t>Modest computational budget.</w:t>
-      </w:r>
-      <w:r>
-        <w:t xml:space="preserve"> Training is conducted on a single workstation with Apple Silicon GPU acceleration. Larger model variants such as bert-large-cased or specialised long-context models were evaluated but not used as the production model.</w:t>
-      </w:r>
-    </w:p>
-    <w:p>
-      <w:pPr>
-        <w:pStyle w:val="Heading2"/>
-      </w:pPr>
-      <w:bookmarkStart w:id="22" w:name="_Toc230692340"/>
-      <w:r>
-        <w:t>1.7 Application of Results</w:t>
-      </w:r>
-      <w:bookmarkEnd w:id="22"/>
-    </w:p>
-    <w:p>
-      <w:pPr>
-        <w:spacing w:after="160" w:line="276" w:lineRule="auto"/>
-        <w:jc w:val="both"/>
-      </w:pPr>
-      <w:r>
-        <w:t>The primary intended user is the AU-CEWS analyst whose backlog this thesis set out to address. The same set of capabilities is useful, with little or no modification, to the regional economic communities running their own monitoring functions (ECOWAS, IGAD, SADC) and to national early-warning centres in member states. The taxonomy-aware analytics support queries at any level of the hierarchy — “all political violence in West Africa this quarter”, “suicide bombings attributed to JNIM in Mali in 2026”, “election violence in countries with elections in the past ninety days” — which is the kind of slicing that briefing-writers need on demand.</w:t>
-      </w:r>
-    </w:p>
-    <w:p>
-      <w:pPr>
-        <w:spacing w:after="160" w:line="276" w:lineRule="auto"/>
-        <w:jc w:val="both"/>
-      </w:pPr>
-      <w:r>
-        <w:t>Beyond the early-warning case, the event store is structured around fields that humanitarian organisations care about (actor, victim, location, casualty count, displacement). An NGO doing protection analysis or needs assessment can run aggregations over the same data; the schema does not need to be redesigned to serve them.</w:t>
-      </w:r>
-    </w:p>
-    <w:p>
-      <w:pPr>
-        <w:spacing w:after="160" w:line="276" w:lineRule="auto"/>
-        <w:jc w:val="both"/>
-      </w:pPr>
-      <w:r>
-        <w:t>Peace-support operations and national security services are a more sensitive case. Open-source extraction is not a substitute for classified intelligence and should not be presented as one. The useful framing is that VioNER lowers the cost of doing OSINT systematically — a junior analyst with VioNER on their workstation can do, in a morning, the volume of structured reading that a few years ago would have taken a small team. Whether that fits any particular service’s workflow is a question for them.</w:t>
-      </w:r>
-    </w:p>
-    <w:p>
-      <w:pPr>
-        <w:spacing w:after="160" w:line="276" w:lineRule="auto"/>
-        <w:jc w:val="both"/>
-      </w:pPr>
-      <w:r>
-        <w:t>For academic researchers, the annotated dataset, the four-level taxonomy, and the extracted event corpus are the reusable artefacts. Conflict-studies quantitative work has historically been bottlenecked by hand-coded data; an open BERT-based extractor plus a curated knowledge base shifts where that bottleneck sits.</w:t>
-      </w:r>
-    </w:p>
-    <w:p>
-      <w:pPr>
-        <w:spacing w:after="160" w:line="276" w:lineRule="auto"/>
-        <w:jc w:val="both"/>
-      </w:pPr>
-      <w:r>
-        <w:t>Finally, the open architecture and documented deployment are a modest capacity-building contribution. An African university or research centre with the means to run Docker and a GPU can deploy its own instance, fine-tune on its own annotated data, and adapt the taxonomy without starting from scratch.</w:t>
-      </w:r>
-    </w:p>
-    <w:p>
-      <w:pPr>
-        <w:pStyle w:val="Heading2"/>
-      </w:pPr>
-      <w:bookmarkStart w:id="23" w:name="_Toc230692341"/>
-      <w:r>
-        <w:t>1.8 Organization of the Rest of the Thesis</w:t>
-      </w:r>
-      <w:bookmarkEnd w:id="23"/>
-    </w:p>
-    <w:p>
-      <w:pPr>
-        <w:spacing w:after="160" w:line="276" w:lineRule="auto"/>
-        <w:jc w:val="both"/>
-      </w:pPr>
-      <w:r>
-        <w:t xml:space="preserve">Two chapters cover the literature. Chapter 2 works through the relevant theory — information and event extraction, named entity recognition, transformers and BERT, class-imbalance methods, the </w:t>
-      </w:r>
-      <w:r>
-        <w:lastRenderedPageBreak/>
-        <w:t>conflict-event database tradition, and event-oriented knowledge representation — at a level sufficient to support the decisions that come in Chapter 4. Chapter 3 then narrows to the specific prior systems VioNER builds on or distinguishes itself from, ending with the gap analysis that motivates the rest of the work.</w:t>
-      </w:r>
-    </w:p>
-    <w:p>
-      <w:pPr>
-        <w:spacing w:after="160" w:line="276" w:lineRule="auto"/>
-        <w:jc w:val="both"/>
-      </w:pPr>
-      <w:r>
-        <w:t xml:space="preserve">After that, two chapters cover the system itself. Chapter 4 lays out the design — the architecture, the entity schema, the hierarchical taxonomy, the knowledge base, the training pipeline, the inference pipeline, and the web application that ties them all together. Chapter 5 documents how each of those parts is actually built: technology stack, data preparation, training implementation, focal-loss code, back-end services, front-end, containerised deployment. Splitting </w:t>
-      </w:r>
-      <w:r>
-        <w:rPr>
-          <w:i/>
-          <w:iCs/>
-        </w:rPr>
-        <w:t>what and why</w:t>
-      </w:r>
-      <w:r>
-        <w:t xml:space="preserve"> (Chapter 4) from </w:t>
-      </w:r>
-      <w:r>
-        <w:rPr>
-          <w:i/>
-          <w:iCs/>
-        </w:rPr>
-        <w:t>how</w:t>
-      </w:r>
-      <w:r>
-        <w:t xml:space="preserve"> (Chapter 5) was a deliberate editorial decision — readers interested in the design without the implementation detail can stop after Chapter 4.</w:t>
-      </w:r>
-    </w:p>
-    <w:p>
-      <w:pPr>
-        <w:spacing w:after="160" w:line="276" w:lineRule="auto"/>
-        <w:jc w:val="both"/>
-      </w:pPr>
-      <w:r>
-        <w:t>Evaluation comes next. Chapter 6 reports dataset statistics, training dynamics, overall and per-entity performance, the focal-loss ablation, the impact of the knowledge-base layer, latency measurements, end-to-end demonstration on real articles, user-acceptance feedback, and an error analysis. It closes with a discussion section, a threats-to-validity section, and a brief account of the experiments tried first and abandoned.</w:t>
-      </w:r>
-    </w:p>
-    <w:p>
-      <w:pPr>
-        <w:spacing w:after="160" w:line="276" w:lineRule="auto"/>
-        <w:jc w:val="both"/>
-      </w:pPr>
-      <w:r>
-        <w:t>Finally, Chapter 7 concludes with a summary anchored back to the analyst queue of Section 1.2, explicit answers to the four research questions of Section 1.3, a contributions list, recommendations for organisations considering adoption, and a prioritised future-work programme that addresses the limitations of Section 1.6 and the threats of Section 6.13.</w:t>
-      </w:r>
-    </w:p>
-    <w:p>
-      <w:pPr>
-        <w:pStyle w:val="Heading1"/>
-        <w:pageBreakBefore/>
-      </w:pPr>
-      <w:bookmarkStart w:id="24" w:name="_Toc230692342"/>
-      <w:r>
-        <w:lastRenderedPageBreak/>
-        <w:t>2. Literature Review</w:t>
-      </w:r>
-      <w:bookmarkEnd w:id="24"/>
-    </w:p>
-    <w:p>
-      <w:pPr>
-        <w:spacing w:after="160" w:line="276" w:lineRule="auto"/>
-        <w:jc w:val="both"/>
-      </w:pPr>
-      <w:r>
-        <w:t>Five strands of literature inform this thesis: information and event extraction, named entity recognition, the transformer architecture and BERT, methods for handling severe class imbalance in token classification, and the conflict-event database tradition that frames the operational context. Each is summarised below, with a final section on knowledge-base and ontology approaches to event representation. Paper-by-paper reviews of the most directly related systems are deferred to Chapter 3.</w:t>
-      </w:r>
-    </w:p>
-    <w:p>
-      <w:pPr>
-        <w:pStyle w:val="Heading2"/>
-      </w:pPr>
-      <w:bookmarkStart w:id="25" w:name="_Toc230692343"/>
-      <w:r>
-        <w:t>2.1 Information Extraction and Event Extraction</w:t>
-      </w:r>
-      <w:bookmarkEnd w:id="25"/>
-    </w:p>
-    <w:p>
-      <w:pPr>
-        <w:spacing w:after="160" w:line="276" w:lineRule="auto"/>
-        <w:jc w:val="both"/>
-      </w:pPr>
-      <w:r>
-        <w:t>Information Extraction (IE) [4] is a broad field. The umbrella covers any technique that pulls structured records out of unstructured text — named entity recognition, relation extraction, coreference resolution, event extraction. Textbook diagrams arrange these as a pipeline; in current research the lines blur, with joint and end-to-end models bundling two or more sub-tasks into a single neural network. This thesis takes the pipeline side, on the grounds that debuggability beats marginal accuracy at the scale at which the work operates. Section 4.2 makes that choice concrete.</w:t>
-      </w:r>
-    </w:p>
-    <w:p>
-      <w:pPr>
-        <w:spacing w:after="160" w:line="276" w:lineRule="auto"/>
-        <w:jc w:val="both"/>
-      </w:pPr>
-      <w:r>
-        <w:t>Event extraction is the sub-task of central concern. Ahn’s definition [3] is the operational one adopted here: an event is a verb or nominal predicate together with the participants (agent, patient, instrument), the location, and the time the predicate involves. The Automatic Content Extraction program [14] formalised that view in the early 2000s by publishing a typology of event types and their arguments. Two decades of supervised event-extraction research grew out of that typology. The Text Analysis Conference Knowledge Base Population track later continued the line with larger, more diverse benchmarks.</w:t>
-      </w:r>
-    </w:p>
-    <w:p>
-      <w:pPr>
-        <w:spacing w:after="160" w:line="276" w:lineRule="auto"/>
-        <w:jc w:val="both"/>
-      </w:pPr>
-      <w:r>
-        <w:t>The journalistic 5W1H frame [15] is a less rigid alternative. It sidesteps the question of which event types to enumerate by asking the same six questions — Who, What, Whom, Where, When, How — of every reported event. For news text this is a near-perfect fit: journalists are trained to answer those questions in roughly the first paragraph, and analysts read for exactly those slots. This thesis adopts 5W1H, leaves event-type classification to a post-NER step against the taxonomy in Section 4.4, and so avoids baking a fixed event-type inventory into the supervised learning problem itself.</w:t>
-      </w:r>
-    </w:p>
-    <w:p>
-      <w:pPr>
-        <w:spacing w:after="160" w:line="276" w:lineRule="auto"/>
-        <w:jc w:val="both"/>
-      </w:pPr>
-      <w:r>
-        <w:t>Hogenboom and colleagues survey event extraction methods for decision support in two complementary papers [16], [4]. They identify three broad methodological families: data-driven (supervised machine learning on annotated corpora), knowledge-driven (linguistic and ontological rules), and hybrid approaches that combine the two. The hybrid family has dominated practical deployments because it allows domain knowledge to be encoded in rules where it is naturally expressible and statistical learning to be applied where rule authorship is intractable. The VioNER system presented in this thesis is hybrid in this sense: entity extraction is data-driven, while the post-NER 5W1H structuring, taxonomy classification, and knowledge-base validation are rule-driven.</w:t>
-      </w:r>
-    </w:p>
-    <w:p>
-      <w:pPr>
-        <w:pStyle w:val="Heading2"/>
-      </w:pPr>
-      <w:bookmarkStart w:id="26" w:name="_Toc230692344"/>
-      <w:r>
-        <w:lastRenderedPageBreak/>
-        <w:t>2.2 Named Entity Recognition</w:t>
-      </w:r>
-      <w:bookmarkEnd w:id="26"/>
-    </w:p>
-    <w:p>
-      <w:pPr>
-        <w:spacing w:after="160" w:line="276" w:lineRule="auto"/>
-        <w:jc w:val="both"/>
-      </w:pPr>
-      <w:r>
-        <w:t>For the purposes of this thesis, NER means deciding for every token in a sentence whether it belongs to an entity of interest and, if so, which one. The pre-deep-learning era handled this with a fairly fixed recipe: hand-engineered features (capitalisation, gazetteer hits, surrounding part-of-speech tags) fed into a sequence model capable of making one structured prediction over the whole sentence. Hidden Markov Models came first; Maximum Entropy Markov Models followed; Conditional Random Fields (CRFs) [17] eventually became the default. The reason CRFs came to dominate is structural — a CRF can express the fact that BIO labels constrain each other (a B- token cannot legally be followed by another B- of a different type, an I- needs a preceding B- of the same type), which a per-token classifier cannot encode at all.</w:t>
-      </w:r>
-    </w:p>
-    <w:p>
-      <w:pPr>
-        <w:spacing w:after="160" w:line="276" w:lineRule="auto"/>
-        <w:jc w:val="both"/>
-      </w:pPr>
-      <w:r>
-        <w:t>Entities are encoded in BIO, the simplest of the standard schemes: a B- prefix on the first token of an entity, an I- prefix on each continuation token, and an O label everywhere else. For a schema with k entity types, BIO produces 2k + 1 labels — in this case, seventeen. Variants such as BIOES or BILOU add explicit single-token and final-token labels to give the decoder more structure to lean on. Plain BIO was chosen for two reasons: the entity types in Section 4.3 are short enough that the extra labels would mostly be redundant, and seqeval-style evaluation tooling supports plain BIO without configuration.</w:t>
-      </w:r>
-    </w:p>
-    <w:p>
-      <w:pPr>
-        <w:spacing w:after="160" w:line="276" w:lineRule="auto"/>
-        <w:jc w:val="both"/>
-      </w:pPr>
-      <w:r>
-        <w:t>The first wave of neural NER systems leant on word embeddings fed through bi-directional Long Short-Term Memory (BiLSTM) networks [18], typically combined with a character-level convolutional or recurrent layer to handle out-of-vocabulary tokens, and a CRF head on top to keep the BIO transitions sane. The architecture of Lample and colleagues [19] became the recipe most replicated for several years, and it showed that learned representations could replace much of what the feature-engineering era had hand-crafted.</w:t>
-      </w:r>
-    </w:p>
-    <w:p>
-      <w:pPr>
-        <w:spacing w:after="160" w:line="276" w:lineRule="auto"/>
-        <w:jc w:val="both"/>
-      </w:pPr>
-      <w:r>
-        <w:t>The next jump came from contextual representations — ELMo [20] and particularly BERT [6]. Once a transformer encoder had absorbed general-purpose language structure during pre-training, swapping out the classifier head and fine-tuning the encoder produced results that surpassed every BiLSTM-CRF system on the CoNLL-2003 benchmark, and the recipe has stayed roughly the same since: contextual encoder, linear classifier, optional CRF head, cross-entropy or focal loss. VioNER follows this recipe.</w:t>
-      </w:r>
-    </w:p>
-    <w:p>
-      <w:pPr>
-        <w:spacing w:after="160" w:line="276" w:lineRule="auto"/>
-        <w:jc w:val="both"/>
-      </w:pPr>
-      <w:r>
-        <w:t>The property that matters most for a low-resource setting like the African violent-event domain is that a transformer encoder absorbs enough general English during pre-training that a comparatively small specialised corpus can fine-tune it to good per-entity performance. The 50,000-example corpus described in Chapter 5 would be far too small for a from-scratch BiLSTM-CRF; it is sufficient for a fine-tuned BERT precisely because of this transfer.</w:t>
-      </w:r>
-    </w:p>
-    <w:p>
-      <w:pPr>
-        <w:spacing w:after="160" w:line="276" w:lineRule="auto"/>
-        <w:jc w:val="both"/>
-      </w:pPr>
-      <w:r>
-        <w:t xml:space="preserve">Recent work has pushed for African-language NER resources directly. The MasakhaNER benchmark of Adelani and colleagues [11] established annotations for ten African languages covering PERSON, ORGANISATION, LOCATION, and DATE; their headline finding is that generic multilingual encoders </w:t>
-      </w:r>
-      <w:r>
-        <w:lastRenderedPageBreak/>
-        <w:t>such as mBERT and XLM-RoBERTa underperform on African text relative to encoders that have seen African corpora during pre-training. AfroLM [40] and AfroXLMR continued this line. The target of this thesis is English-language reporting of African events rather than African-language reporting, so bert-base-cased is used, but the entity schema is strictly richer than MasakhaNER’s four types, and an African-pre-trained backbone is a natural future swap (Section 7.5).</w:t>
-      </w:r>
-    </w:p>
-    <w:p>
-      <w:pPr>
-        <w:pStyle w:val="Heading2"/>
-      </w:pPr>
-      <w:bookmarkStart w:id="27" w:name="_Toc230692345"/>
-      <w:r>
-        <w:t>2.3 Transformer Models and BERT</w:t>
-      </w:r>
-      <w:bookmarkEnd w:id="27"/>
-    </w:p>
-    <w:p>
-      <w:pPr>
-        <w:spacing w:after="160" w:line="276" w:lineRule="auto"/>
-        <w:jc w:val="both"/>
-      </w:pPr>
-      <w:r>
-        <w:t>The transformer [5] removed the recurrent step that had constrained sequence models for years and put self-attention in its place: each position in the input gets to look directly at every other position, through learned query / key / value projections, and the cost of that look-up is paid in parallel rather than in sequence. The practical consequences matter more here than the mathematical novelty: training can be parallelised on a GPU, long-range dependencies — exactly the kind that link an actor at the start of a sentence to a casualty count at the end — survive the encoding intact, and the architecture scales gracefully with parameter count and data.</w:t>
-      </w:r>
-    </w:p>
-    <w:p>
-      <w:pPr>
-        <w:spacing w:after="160" w:line="276" w:lineRule="auto"/>
-        <w:jc w:val="both"/>
-      </w:pPr>
-      <w:r>
-        <w:t>BERT [6] is, in essence, the encoder half of the original transformer repurposed as a representation learner. The pre-training objective is self-supervised by design — a random 15 percent of the input is masked, the model has to recover the masked tokens from surrounding context, and a secondary next-sentence-prediction task runs in parallel over sentence pairs. Once that pre-training has happened, the encoder has absorbed enough of the structure of general English that a small task-specific head can be attached and fine-tuned on tens of thousands of examples rather than the millions a from-scratch model would need.</w:t>
-      </w:r>
-    </w:p>
-    <w:p>
-      <w:pPr>
-        <w:spacing w:after="160" w:line="276" w:lineRule="auto"/>
-        <w:jc w:val="both"/>
-      </w:pPr>
-      <w:r>
-        <w:t>The token-classification recipe is straightforward. BERT outputs a contextual vector for each WordPiece token; a linear layer over each vector produces logits across the seventeen-label space; focal loss with class weights (Section 2.4) is backpropagated through the whole stack. The checkpoint fine-tuned here is bert-base-cased — twelve transformer layers, 768-dimensional hidden states, roughly 110 million parameters. The cased variant matters: English conflict reporting leans heavily on capitalisation to mark ACTOR mentions and place names (“Boko Haram”, “North Kivu”, “Al-Shabaab”), and the uncased variant simply discards that signal.</w:t>
-      </w:r>
-    </w:p>
-    <w:p>
-      <w:pPr>
-        <w:spacing w:after="160" w:line="276" w:lineRule="auto"/>
-        <w:jc w:val="both"/>
-      </w:pPr>
-      <w:r>
-        <w:t>Two further properties of BERT influence the design of the present system. First, BERT uses WordPiece sub-word tokenisation; a single gold-labelled word may be split into multiple sub-word tokens, and the labels must be projected onto sub-words for training and recovered from sub-words at inference time. The convention adopted in this work, described in detail in Chapter 4, is to assign the original label to the first sub-word and to convert any leading B- prefix to I- for subsequent sub-words, while assigning -100 to special tokens so that they are ignored by the loss. Second, BERT has a maximum input length of 512 tokens; longer documents must be split into overlapping windows. This thesis processes ACLED event descriptions and most news-article paragraphs without exceeding this limit, but window-based handling is implemented for completeness.</w:t>
-      </w:r>
-    </w:p>
-    <w:p>
-      <w:pPr>
-        <w:spacing w:after="160" w:line="276" w:lineRule="auto"/>
-        <w:jc w:val="both"/>
-      </w:pPr>
-      <w:r>
-        <w:lastRenderedPageBreak/>
-        <w:t>Several BERT variants and successors have been proposed. RoBERTa [21] improves on BERT by removing the next-sentence-prediction objective, training longer with larger batches, and using dynamic masking. DistilBERT [22] applies knowledge distillation to produce a smaller and faster model with modest accuracy loss. XLM-RoBERTa [23] extends the multilingual setting with strong performance on non-English text. The present work fine-tunes the canonical bert-base-cased because of the balance it strikes between accuracy and resource requirements; alternative backbones are evaluated as part of the ablation discussion in Chapter 6.</w:t>
-      </w:r>
-    </w:p>
-    <w:p>
-      <w:pPr>
-        <w:pStyle w:val="Heading2"/>
-      </w:pPr>
-      <w:bookmarkStart w:id="28" w:name="_Toc230692346"/>
-      <w:r>
-        <w:t>2.4 Class Imbalance in Token Classification</w:t>
-      </w:r>
-      <w:bookmarkEnd w:id="28"/>
-    </w:p>
-    <w:p>
-      <w:pPr>
-        <w:spacing w:after="160" w:line="276" w:lineRule="auto"/>
-        <w:jc w:val="both"/>
-      </w:pPr>
-      <w:r>
-        <w:t>NER under BIO is, almost by construction, a deeply imbalanced classification problem. Most tokens in any natural-language sentence are not part of any entity, so they carry the O label; across the corpus assembled in Chapter 5, O accounts for roughly seventy-eight percent of all tokens. The remaining twenty-two percent is itself uneven: ACTOR, CITY, DATE, REGION, and DISTRICT are common enough to learn well, while VICTIM, ACTION, and CASUALTIES are the entities most in need of recovery and the entities on which a naive learner does worst.</w:t>
-      </w:r>
-    </w:p>
-    <w:p>
-      <w:pPr>
-        <w:spacing w:after="160" w:line="276" w:lineRule="auto"/>
-        <w:jc w:val="both"/>
-      </w:pPr>
-      <w:r>
-        <w:t>The literature offers three handles on this problem, and this thesis takes a position on each.</w:t>
-      </w:r>
-    </w:p>
-    <w:p>
-      <w:pPr>
-        <w:spacing w:after="160" w:line="276" w:lineRule="auto"/>
-        <w:jc w:val="both"/>
-      </w:pPr>
-      <w:r>
-        <w:rPr>
-          <w:b/>
-          <w:bCs/>
-        </w:rPr>
-        <w:t>Re-sampling</w:t>
-      </w:r>
-      <w:r>
-        <w:t xml:space="preserve"> the training set [24] is the textbook starting point — take more of the sentences that contain rare entities, fewer of the O-heavy ones. There is a wrinkle in token classification that the textbook framing misses, however. The unit of oversampling is the sentence, but the imbalance lives at the token. Pulling one extra sentence into the corpus to recover a single VICTIM mention also brings perhaps thirty O tokens with it. The stratified diversity sampling in Section 5.3 is the compromise adopted here: oversample on rare entity </w:t>
-      </w:r>
-      <w:r>
-        <w:rPr>
-          <w:i/>
-          <w:iCs/>
-        </w:rPr>
-        <w:t>types</w:t>
-      </w:r>
-      <w:r>
-        <w:t xml:space="preserve"> rather than rare entity </w:t>
-      </w:r>
-      <w:r>
-        <w:rPr>
-          <w:i/>
-          <w:iCs/>
-        </w:rPr>
-        <w:t>tokens</w:t>
-      </w:r>
-      <w:r>
-        <w:t>, and select for entity-type diversity within each sentence, so the rare classes grow without O growing in proportion.</w:t>
-      </w:r>
-    </w:p>
-    <w:p>
-      <w:pPr>
-        <w:spacing w:after="160" w:line="276" w:lineRule="auto"/>
-        <w:jc w:val="both"/>
-      </w:pPr>
-      <w:r>
-        <w:t xml:space="preserve">The second handle is </w:t>
-      </w:r>
-      <w:r>
-        <w:rPr>
-          <w:b/>
-          <w:bCs/>
-        </w:rPr>
-        <w:t>class-weighted cross entropy</w:t>
-      </w:r>
-      <w:r>
-        <w:t xml:space="preserve"> [25], which modifies the loss rather than the data. Each class gets a weight — larger for rare classes, smaller for common ones — that scales its contribution to the gradient. The simplest weighting scheme is inverse frequency, where class c gets a weight of 1/f_c, optionally normalised; effective-number weighting [26] refines this with a corpus-sample-overlap correction that softens the inverse-frequency extremes. This work uses plain inverse-frequency weights, computed once from the training distribution before training begins, with a cap to keep the rarest classes from dominating gradient updates.</w:t>
-      </w:r>
-    </w:p>
-    <w:p>
-      <w:pPr>
-        <w:spacing w:after="160" w:line="276" w:lineRule="auto"/>
-        <w:jc w:val="both"/>
-      </w:pPr>
-      <w:r>
-        <w:rPr>
-          <w:b/>
-          <w:bCs/>
-        </w:rPr>
-        <w:t>Focal loss</w:t>
-      </w:r>
-      <w:r>
-        <w:t xml:space="preserve"> [12] takes a different angle. Originally proposed for dense object detection, where the foreground/background ratio is even worse than for NER, it down-weights examples the model is already confident about and concentrates the loss on the examples it is still uncertain on. Given a per-token cross entropy CE(p, y) = -log p_y, the formulation is</w:t>
-      </w:r>
-    </w:p>
-    <w:p>
-      <w:pPr>
-        <w:tabs>
-          <w:tab w:val="right" w:pos="9360"/>
-        </w:tabs>
-        <w:spacing w:before="120" w:after="120"/>
-        <w:jc w:val="center"/>
-      </w:pPr>
-      <w:r>
-        <w:rPr>
-          <w:i/>
-          <w:iCs/>
-        </w:rPr>
-        <w:t>FL</w:t>
-      </w:r>
-      <w:r>
-        <w:t>(p, y) = −</w:t>
-      </w:r>
-      <w:r>
-        <w:rPr>
-          <w:i/>
-          <w:iCs/>
-        </w:rPr>
-        <w:t>α</w:t>
-      </w:r>
-      <w:r>
-        <w:rPr>
-          <w:vertAlign w:val="subscript"/>
-        </w:rPr>
-        <w:t>y</w:t>
-      </w:r>
-      <w:r>
-        <w:t xml:space="preserve"> · (1 − </w:t>
-      </w:r>
-      <w:r>
-        <w:rPr>
-          <w:i/>
-          <w:iCs/>
-        </w:rPr>
-        <w:t>p</w:t>
-      </w:r>
-      <w:r>
-        <w:rPr>
-          <w:vertAlign w:val="subscript"/>
-        </w:rPr>
-        <w:t>y</w:t>
-      </w:r>
-      <w:r>
-        <w:t>)</w:t>
-      </w:r>
-      <w:r>
-        <w:rPr>
-          <w:vertAlign w:val="superscript"/>
-        </w:rPr>
-        <w:t>γ</w:t>
-      </w:r>
-      <w:r>
-        <w:t xml:space="preserve"> · log </w:t>
-      </w:r>
-      <w:r>
-        <w:rPr>
-          <w:i/>
-          <w:iCs/>
-        </w:rPr>
-        <w:t>p</w:t>
-      </w:r>
-      <w:r>
-        <w:rPr>
-          <w:vertAlign w:val="subscript"/>
-        </w:rPr>
-        <w:t>y</w:t>
-      </w:r>
-      <w:r>
-        <w:tab/>
-        <w:t>(1)</w:t>
-      </w:r>
-    </w:p>
-    <w:p>
-      <w:pPr>
-        <w:spacing w:after="160" w:line="276" w:lineRule="auto"/>
-        <w:jc w:val="both"/>
-      </w:pPr>
-      <w:r>
-        <w:lastRenderedPageBreak/>
-        <w:t>where p_y is the model’s predicted probability of the true class y, γ ≥ 0 controls how aggressively easy examples are discounted (with γ = 0 recovering ordinary cross entropy), and α_y is an optional per-class weight that lets focal loss compose with class weighting. A growing body of token-classification work has reported gains from this combination over either ingredient alone.</w:t>
-      </w:r>
-    </w:p>
-    <w:p>
-      <w:pPr>
-        <w:spacing w:after="160" w:line="276" w:lineRule="auto"/>
-        <w:jc w:val="both"/>
-      </w:pPr>
-      <w:r>
-        <w:t>The present work combines focal loss (γ = 2) with inverse-frequency class weighting, computes the weights from the training-set label distribution at the start of training, and excludes the special -100 label from both the loss and the weight computation. The implementation follows the formulation in equation (1), extended with optional label smoothing β for regularisation:</w:t>
-      </w:r>
-    </w:p>
-    <w:p>
-      <w:pPr>
-        <w:tabs>
-          <w:tab w:val="right" w:pos="9360"/>
-        </w:tabs>
-        <w:spacing w:before="120" w:after="120"/>
-        <w:jc w:val="center"/>
-      </w:pPr>
-      <w:r>
-        <w:rPr>
-          <w:i/>
-          <w:iCs/>
-        </w:rPr>
-        <w:t>FL</w:t>
-      </w:r>
-      <w:r>
-        <w:rPr>
-          <w:vertAlign w:val="subscript"/>
-        </w:rPr>
-        <w:t>LS</w:t>
-      </w:r>
-      <w:r>
-        <w:t>(p, y) = −</w:t>
-      </w:r>
-      <w:r>
-        <w:rPr>
-          <w:i/>
-          <w:iCs/>
-        </w:rPr>
-        <w:t>α</w:t>
-      </w:r>
-      <w:r>
-        <w:rPr>
-          <w:vertAlign w:val="subscript"/>
-        </w:rPr>
-        <w:t>y</w:t>
-      </w:r>
-      <w:r>
-        <w:t xml:space="preserve"> · (1 − </w:t>
-      </w:r>
-      <w:r>
-        <w:rPr>
-          <w:i/>
-          <w:iCs/>
-        </w:rPr>
-        <w:t>p</w:t>
-      </w:r>
-      <w:r>
-        <w:rPr>
-          <w:vertAlign w:val="subscript"/>
-        </w:rPr>
-        <w:t>y</w:t>
-      </w:r>
-      <w:r>
-        <w:t>)</w:t>
-      </w:r>
-      <w:r>
-        <w:rPr>
-          <w:vertAlign w:val="superscript"/>
-        </w:rPr>
-        <w:t>γ</w:t>
-      </w:r>
-      <w:r>
-        <w:t xml:space="preserve"> · Σ</w:t>
-      </w:r>
-      <w:r>
-        <w:rPr>
-          <w:vertAlign w:val="subscript"/>
-        </w:rPr>
-        <w:t>c</w:t>
-      </w:r>
-      <w:r>
-        <w:t xml:space="preserve"> </w:t>
-      </w:r>
-      <w:r>
-        <w:rPr>
-          <w:i/>
-          <w:iCs/>
-        </w:rPr>
-        <w:t>y′</w:t>
-      </w:r>
-      <w:r>
-        <w:rPr>
-          <w:vertAlign w:val="subscript"/>
-        </w:rPr>
-        <w:t>c</w:t>
-      </w:r>
-      <w:r>
-        <w:t xml:space="preserve"> · log </w:t>
-      </w:r>
-      <w:r>
-        <w:rPr>
-          <w:i/>
-          <w:iCs/>
-        </w:rPr>
-        <w:t>p</w:t>
-      </w:r>
-      <w:r>
-        <w:rPr>
-          <w:vertAlign w:val="subscript"/>
-        </w:rPr>
-        <w:t>c</w:t>
-      </w:r>
-      <w:r>
-        <w:tab/>
-        <w:t>(2)</w:t>
-      </w:r>
-    </w:p>
-    <w:p>
-      <w:pPr>
-        <w:spacing w:after="160" w:line="276" w:lineRule="auto"/>
-        <w:jc w:val="both"/>
-      </w:pPr>
-      <w:r>
-        <w:t>where the smoothed target distribution is defined by</w:t>
-      </w:r>
-    </w:p>
-    <w:p>
-      <w:pPr>
-        <w:tabs>
-          <w:tab w:val="right" w:pos="9360"/>
-        </w:tabs>
-        <w:spacing w:before="120" w:after="120"/>
-        <w:jc w:val="center"/>
-      </w:pPr>
-      <w:r>
-        <w:rPr>
-          <w:i/>
-          <w:iCs/>
-        </w:rPr>
-        <w:t>y′</w:t>
-      </w:r>
-      <w:r>
-        <w:rPr>
-          <w:vertAlign w:val="subscript"/>
-        </w:rPr>
-        <w:t>c</w:t>
-      </w:r>
-      <w:r>
-        <w:t xml:space="preserve"> = (1 − β) · 1[</w:t>
-      </w:r>
-      <w:r>
-        <w:rPr>
-          <w:i/>
-          <w:iCs/>
-        </w:rPr>
-        <w:t>c</w:t>
-      </w:r>
-      <w:r>
-        <w:t xml:space="preserve"> = </w:t>
-      </w:r>
-      <w:r>
-        <w:rPr>
-          <w:i/>
-          <w:iCs/>
-        </w:rPr>
-        <w:t>y</w:t>
-      </w:r>
-      <w:r>
-        <w:t>] + β / (</w:t>
-      </w:r>
-      <w:r>
-        <w:rPr>
-          <w:i/>
-          <w:iCs/>
-        </w:rPr>
-        <w:t>C</w:t>
-      </w:r>
-      <w:r>
-        <w:t xml:space="preserve"> − 1) · 1[</w:t>
-      </w:r>
-      <w:r>
-        <w:rPr>
-          <w:i/>
-          <w:iCs/>
-        </w:rPr>
-        <w:t>c</w:t>
-      </w:r>
-      <w:r>
-        <w:t xml:space="preserve"> ≠ </w:t>
-      </w:r>
-      <w:r>
-        <w:rPr>
-          <w:i/>
-          <w:iCs/>
-        </w:rPr>
-        <w:t>y</w:t>
-      </w:r>
-      <w:r>
-        <w:t>]</w:t>
-      </w:r>
-      <w:r>
-        <w:tab/>
-        <w:t>(3)</w:t>
-      </w:r>
-    </w:p>
-    <w:p>
-      <w:pPr>
-        <w:spacing w:after="160" w:line="276" w:lineRule="auto"/>
-        <w:jc w:val="both"/>
-      </w:pPr>
-      <w:r>
-        <w:t>in which 1[·] is the indicator function, C is the total number of classes, and β ∈ [0, 1) is the smoothing factor (β = 0 recovers the one-hot target).</w:t>
-      </w:r>
-    </w:p>
-    <w:p>
-      <w:pPr>
-        <w:spacing w:after="160" w:line="276" w:lineRule="auto"/>
-        <w:jc w:val="both"/>
-      </w:pPr>
-      <w:r>
-        <w:t>The inverse-frequency weight for class c is computed once at the start of training as</w:t>
-      </w:r>
-    </w:p>
-    <w:p>
-      <w:pPr>
-        <w:tabs>
-          <w:tab w:val="right" w:pos="9360"/>
-        </w:tabs>
-        <w:spacing w:before="120" w:after="120"/>
-        <w:jc w:val="center"/>
-      </w:pPr>
-      <w:r>
-        <w:rPr>
-          <w:i/>
-          <w:iCs/>
-        </w:rPr>
-        <w:t>α</w:t>
-      </w:r>
-      <w:r>
-        <w:rPr>
-          <w:vertAlign w:val="subscript"/>
-        </w:rPr>
-        <w:t>c</w:t>
-      </w:r>
-      <w:r>
-        <w:t xml:space="preserve"> = </w:t>
-      </w:r>
-      <w:r>
-        <w:rPr>
-          <w:i/>
-          <w:iCs/>
-        </w:rPr>
-        <w:t>T</w:t>
-      </w:r>
-      <w:r>
-        <w:t xml:space="preserve"> / (</w:t>
-      </w:r>
-      <w:r>
-        <w:rPr>
-          <w:i/>
-          <w:iCs/>
-        </w:rPr>
-        <w:t>C</w:t>
-      </w:r>
-      <w:r>
-        <w:t xml:space="preserve"> · max(</w:t>
-      </w:r>
-      <w:r>
-        <w:rPr>
-          <w:i/>
-          <w:iCs/>
-        </w:rPr>
-        <w:t>f</w:t>
-      </w:r>
-      <w:r>
-        <w:rPr>
-          <w:vertAlign w:val="subscript"/>
-        </w:rPr>
-        <w:t>c</w:t>
-      </w:r>
-      <w:r>
-        <w:t>, 1))</w:t>
-      </w:r>
-      <w:r>
-        <w:tab/>
-        <w:t>(4)</w:t>
-      </w:r>
-    </w:p>
-    <w:p>
-      <w:pPr>
-        <w:spacing w:after="160" w:line="276" w:lineRule="auto"/>
-        <w:jc w:val="both"/>
-      </w:pPr>
-      <w:r>
-        <w:t>where T is the total token count over the training set, C is the number of classes, and f_c is the count of class c. The maximum weight is clipped to ten to prevent gradient instability. This clipping also has the practical effect of treating the three rarest entities (VICTIM, ACTION, CASUALTIES) identically at the loss level even though their raw frequencies differ slightly.</w:t>
-      </w:r>
-    </w:p>
-    <w:p>
-      <w:pPr>
-        <w:spacing w:after="160" w:line="276" w:lineRule="auto"/>
-        <w:jc w:val="both"/>
-      </w:pPr>
-      <w:r>
-        <w:t>In token classification the ignore index (-100), used for special tokens, sub-word continuations after the first sub-word of a word, and padding, must be respected by the loss. The custom focal loss in this work masks ignored positions before computing log-softmax, which both excludes them from the loss and keeps the per-position probability normalisation correct.</w:t>
-      </w:r>
-    </w:p>
-    <w:p>
-      <w:pPr>
-        <w:pStyle w:val="Heading2"/>
-      </w:pPr>
-      <w:bookmarkStart w:id="29" w:name="_Toc230692347"/>
-      <w:r>
-        <w:t>2.5 Evaluation Metrics for Named Entity Recognition</w:t>
-      </w:r>
-      <w:bookmarkEnd w:id="29"/>
-    </w:p>
-    <w:p>
-      <w:pPr>
-        <w:spacing w:after="160" w:line="276" w:lineRule="auto"/>
-        <w:jc w:val="both"/>
-      </w:pPr>
-      <w:r>
-        <w:t>Two granularities of evaluation are conventionally reported for sequence-labelling NER: token-level and span-level (sometimes called entity-level).</w:t>
-      </w:r>
-    </w:p>
-    <w:p>
-      <w:pPr>
-        <w:spacing w:after="160" w:line="276" w:lineRule="auto"/>
-        <w:jc w:val="both"/>
-      </w:pPr>
-      <w:r>
-        <w:rPr>
-          <w:b/>
-          <w:bCs/>
-        </w:rPr>
-        <w:t>Token-level metrics</w:t>
-      </w:r>
-      <w:r>
-        <w:t xml:space="preserve"> compare gold and predicted BIO labels at each token position. Accuracy is the share of positions where the labels agree, with special tokens excluded. Per-class precision and recall can also be computed at this granularity. Token-level accuracy is, however, a misleading headline metric for imbalanced tagging: with O constituting roughly seventy-eight percent of tokens in this work’s corpus, a degenerate model that predicts O everywhere would already achieve seventy-eight percent accuracy.</w:t>
-      </w:r>
-    </w:p>
-    <w:p>
-      <w:pPr>
-        <w:spacing w:after="160" w:line="276" w:lineRule="auto"/>
-        <w:jc w:val="both"/>
-      </w:pPr>
-      <w:r>
-        <w:rPr>
-          <w:b/>
-          <w:bCs/>
-        </w:rPr>
         <w:t>Span-level metrics</w:t>
       </w:r>
       <w:r>
-        <w:t xml:space="preserve"> work over assembled entity spans rather than individual tokens. A predicted span — type t, start s, end e — is a true positive only when there is a gold span with the same type and </w:t>
-      </w:r>
-      <w:r>
-        <w:lastRenderedPageBreak/>
-        <w:t>exactly the same boundaries. Anything that overlaps the gold span without matching it is counted twice over: once as a false positive against the prediction and once as a false negative against the gold. Precision and recall follow from the usual definitions applied to spans, and F1 is their harmonic mean. There are then two ways to average across entity types. Macro F1 weights each entity type equally; micro F1 pools the counts across all entity types before computing one F1, which gives more weight to the populous classes.</w:t>
+        <w:t xml:space="preserve"> work over assembled entity spans rather than individual tokens. A predicted span — type t, start s, end e — is a true positive only when there is a gold span with the same type and exactly the same boundaries. Anything that overlaps the gold span without matching it is counted twice over: once as a false positive against the prediction and once as a false negative against the gold. Precision and recall follow from the usual definitions applied to spans, and F1 is their harmonic mean. There are then two ways to average across entity types. Macro F1 weights each entity type equally; micro F1 pools the counts across all entity types before computing one F1, which gives more weight to the populous classes.</w:t>
       </w:r>
     </w:p>
     <w:p>
@@ -17578,7 +16854,11 @@
         <w:t>organised</w:t>
       </w:r>
       <w:r>
-        <w:t xml:space="preserve"> violence, distinguishing state-based conflict, non-state conflict, and one-sided violence, with fatality thresholds that exclude lower-intensity events. UCDP’s definitional work — what counts as an “organised” actor, how battle-related deaths differ from civilian deaths — informs the boundary between political violence and the other categories in the taxonomy, even though UCDP data is not used directly.</w:t>
+        <w:t xml:space="preserve"> violence, distinguishing state-based conflict, non-state conflict, and one-sided violence, with fatality thresholds that exclude lower-intensity events. UCDP’s definitional work — what counts as an “organised” actor, how battle-related deaths differ from civilian deaths — informs the boundary </w:t>
+      </w:r>
+      <w:r>
+        <w:lastRenderedPageBreak/>
+        <w:t>between political violence and the other categories in the taxonomy, even though UCDP data is not used directly.</w:t>
       </w:r>
     </w:p>
     <w:p>
@@ -17587,7 +16867,6 @@
         <w:jc w:val="both"/>
       </w:pPr>
       <w:r>
-        <w:lastRenderedPageBreak/>
         <w:t>GDELT [10] sits at the opposite end of the methodology spectrum. The Global Database of Events, Language, and Tone is automatically generated using the CAMEO event-coding framework [27], a broad four-digit hierarchical taxonomy covering both cooperative and conflictual events. GDELT’s scale is impressive — billions of events — but the automated extraction is comparatively coarse and produces a high volume of records that does not always meet the precision standard of operational early warning. GDELT and CAMEO are cited here as the canonical example of the scale-versus-precision trade-off, and as a source of comparative taxonomic patterns, but not as a direct input to the system.</w:t>
       </w:r>
     </w:p>
@@ -17643,7 +16922,11 @@
         <w:jc w:val="both"/>
       </w:pPr>
       <w:r>
-        <w:t>The knowledge base in VioNER is structured rather than ontological. It consists of normalised dictionaries of armed groups (with name variants, country of operation, region), African cities and regions (with country and parent administrative unit), and weapons (grouped by category). The KB is loaded at inference time and used both to validate raw NER spans (a span tagged ACTOR is upweighted if it matches a known armed group) and to enrich extracted records (a CITY span is annotated with its country when the city is present in the dictionary). The structured-knowledge-base approach sacrifices some expressivity relative to RDF/OWL but is markedly easier to maintain and to integrate with the application layer.</w:t>
+        <w:t xml:space="preserve">The knowledge base in VioNER is structured rather than ontological. It consists of normalised dictionaries of armed groups (with name variants, country of operation, region), African cities and regions (with country and parent administrative unit), and weapons (grouped by category). The KB is loaded at inference time and used both to validate raw NER spans (a span tagged ACTOR is upweighted if it matches a known armed group) and to enrich extracted records (a CITY span is annotated with its country when the city is present in the dictionary). The structured-knowledge-base </w:t>
+      </w:r>
+      <w:r>
+        <w:lastRenderedPageBreak/>
+        <w:t>approach sacrifices some expressivity relative to RDF/OWL but is markedly easier to maintain and to integrate with the application layer.</w:t>
       </w:r>
     </w:p>
     <w:p>
@@ -17827,7 +17110,13 @@
         <w:jc w:val="both"/>
       </w:pPr>
       <w:r>
-        <w:t>ACLED’s own taxonomy is the other obvious precedent for hierarchical violence categorisation [8]. ACLED uses two levels — event type and sub-event type — with about twenty-five sub-event categories in total. This thesis extends that in two directions: depth, by adding an intermediate Level 2 above and a detailed Level 4 below; and breadth, by introducing African-specific categories (pastoralist-farmer clashes, communal cattle raiding, post-election revenge violence) that ACLED folds into broader buckets. The extra depth costs some classification accuracy at the deepest level — it is harder to distinguish a Level 4 “Roadside Ambush” from a “Complex Ambush” than to pick a Level 1 category — but the trade-off makes sense for an operational tool where the analyst can stop at whatever level of granularity they trust.</w:t>
+        <w:t xml:space="preserve">ACLED’s own taxonomy is the other obvious precedent for hierarchical violence categorisation [8]. ACLED uses two levels — event type and sub-event type — with about twenty-five sub-event categories in total. This thesis extends that in two directions: depth, by adding an intermediate Level 2 above and a detailed Level 4 below; and breadth, by introducing African-specific categories (pastoralist-farmer clashes, communal cattle raiding, post-election revenge violence) that ACLED folds into broader buckets. </w:t>
+      </w:r>
+      <w:r>
+        <w:t>Depth has a price: telling a Level 4 "Roadside Ambush" from a "Complex Ambush" is far harder than picking a Level 1 category, so accuracy at the deepest level suffers. For an operational tool the trade is still worth making, because the analyst can simply stop descending at whatever level of granularity they trust</w:t>
+      </w:r>
+      <w:r>
+        <w:t>.</w:t>
       </w:r>
     </w:p>
     <w:p>
@@ -17836,7 +17125,7 @@
         <w:jc w:val="both"/>
       </w:pPr>
       <w:r>
-        <w:t>A learned hierarchical classifier could in principle replace the rule-based taxonomy assignment used today. The classical methods [37] split into top-down cascades — one classifier per level, conditioned on the parent label — and global classifiers that predict the whole path at once. The cascade is easier to debug and train incrementally; the global model can recover from a wrong upper-level prediction. Either is a meaningful upgrade over the rule-based fallback currently used, and Section 7.5 prioritises the cascade variant.</w:t>
+        <w:t>In principle, the rule-based taxonomy assignment used today could give way to a learned hierarchical classifier. Classical approaches [37] divide into top-down cascades — one classifier per level, conditioned on the parent label — and global models that predict the entire path at once. Cascades are easier to debug and to train incrementally; a global model can recover from a wrong upper-level call. Either would improve on the rule-based fallback, and Section 7.5 puts the cascade variant first.</w:t>
       </w:r>
     </w:p>
     <w:p>
@@ -17911,12 +17200,6 @@
         <w:gridCol w:w="1269"/>
       </w:tblGrid>
       <w:tr>
-        <w:tblPrEx>
-          <w:tblCellMar>
-            <w:top w:w="0" w:type="dxa"/>
-            <w:bottom w:w="0" w:type="dxa"/>
-          </w:tblCellMar>
-        </w:tblPrEx>
         <w:trPr>
           <w:tblHeader/>
         </w:trPr>
@@ -18196,12 +17479,6 @@
         </w:tc>
       </w:tr>
       <w:tr>
-        <w:tblPrEx>
-          <w:tblCellMar>
-            <w:top w:w="0" w:type="dxa"/>
-            <w:bottom w:w="0" w:type="dxa"/>
-          </w:tblCellMar>
-        </w:tblPrEx>
         <w:tc>
           <w:tcPr>
             <w:tcW w:w="1180" w:type="dxa"/>
@@ -18454,12 +17731,6 @@
         </w:tc>
       </w:tr>
       <w:tr>
-        <w:tblPrEx>
-          <w:tblCellMar>
-            <w:top w:w="0" w:type="dxa"/>
-            <w:bottom w:w="0" w:type="dxa"/>
-          </w:tblCellMar>
-        </w:tblPrEx>
         <w:tc>
           <w:tcPr>
             <w:tcW w:w="1180" w:type="dxa"/>
@@ -18712,12 +17983,6 @@
         </w:tc>
       </w:tr>
       <w:tr>
-        <w:tblPrEx>
-          <w:tblCellMar>
-            <w:top w:w="0" w:type="dxa"/>
-            <w:bottom w:w="0" w:type="dxa"/>
-          </w:tblCellMar>
-        </w:tblPrEx>
         <w:tc>
           <w:tcPr>
             <w:tcW w:w="1180" w:type="dxa"/>
@@ -18970,12 +18235,6 @@
         </w:tc>
       </w:tr>
       <w:tr>
-        <w:tblPrEx>
-          <w:tblCellMar>
-            <w:top w:w="0" w:type="dxa"/>
-            <w:bottom w:w="0" w:type="dxa"/>
-          </w:tblCellMar>
-        </w:tblPrEx>
         <w:tc>
           <w:tcPr>
             <w:tcW w:w="1180" w:type="dxa"/>
@@ -19228,12 +18487,6 @@
         </w:tc>
       </w:tr>
       <w:tr>
-        <w:tblPrEx>
-          <w:tblCellMar>
-            <w:top w:w="0" w:type="dxa"/>
-            <w:bottom w:w="0" w:type="dxa"/>
-          </w:tblCellMar>
-        </w:tblPrEx>
         <w:tc>
           <w:tcPr>
             <w:tcW w:w="1180" w:type="dxa"/>
@@ -19486,12 +18739,6 @@
         </w:tc>
       </w:tr>
       <w:tr>
-        <w:tblPrEx>
-          <w:tblCellMar>
-            <w:top w:w="0" w:type="dxa"/>
-            <w:bottom w:w="0" w:type="dxa"/>
-          </w:tblCellMar>
-        </w:tblPrEx>
         <w:tc>
           <w:tcPr>
             <w:tcW w:w="1180" w:type="dxa"/>
@@ -19744,12 +18991,6 @@
         </w:tc>
       </w:tr>
       <w:tr>
-        <w:tblPrEx>
-          <w:tblCellMar>
-            <w:top w:w="0" w:type="dxa"/>
-            <w:bottom w:w="0" w:type="dxa"/>
-          </w:tblCellMar>
-        </w:tblPrEx>
         <w:tc>
           <w:tcPr>
             <w:tcW w:w="1180" w:type="dxa"/>
@@ -20154,7 +19395,7 @@
         <w:jc w:val="both"/>
       </w:pPr>
       <w:r>
-        <w:t>Six principles shaped the design. Some were committed to at the start of the project; others emerged during development. They are not in priority order — they are better understood as a set of habits applied whenever a design question arose.</w:t>
+        <w:t>Six principles shaped the design of VioNER. A couple were commitments made before any code existed; the rest earned their place during development, usually after something went wrong. No priority order is implied in what follows — in practice these operated as habits, applied whenever a design question came up.</w:t>
       </w:r>
     </w:p>
     <w:p>
@@ -20163,17 +19404,10 @@
         <w:jc w:val="both"/>
       </w:pPr>
       <w:r>
-        <w:t xml:space="preserve">The first is </w:t>
-      </w:r>
-      <w:r>
-        <w:rPr>
-          <w:i/>
-          <w:iCs/>
-        </w:rPr>
-        <w:t>grounded supervision</w:t>
-      </w:r>
-      <w:r>
-        <w:t>. Every entity type in the schema must be something a human annotator can find verbatim in the source text on a reliable majority of occurrences. This principle was learned the hard way. The original twenty-six-type schema in the proposal looked clean on paper. During the November pilot, hand-annotation of a sample using it ran straight into EVENT_TYPE — was a given incident an “ambush” or a “raid”? Often both, often neither; the annotator was inferring from context what the article did not say. COUNTRY had a similar problem: it is rarely written explicitly when a city or region name already carries the country implicitly. Grounding rates for both came in under 60 percent. Training on labels that cannot consistently be found in the text is training the model to learn noise. Both were dropped from the NER schema and moved to the post-NER taxonomy step.</w:t>
+        <w:t>Grounded supervision came first, and it was learned the hard way. The rule: no entity type enters the schema unless a human annotator can find it verbatim in the source text on a reliable majority of occurrences. The proposal's original twenty-six-type schema looked clean on paper. Then came the November pilot. Hand-annotating a sample, the immediate casualty was EVENT_TYPE — was a given incident an "ambush" or a "raid"? Often both. Often neither, because the article never used either word; the annotator was inferring a label the text did not contain. COUNTRY failed for a different reason: writers rarely state the country when a city or region name already implies it. Grounding rates for both came in under 60 percent, and a model trained on labels that cannot consistently be located in the text is being trained on noise. Both types were removed from the NER schema and reassigned to the post-NER taxonomy step</w:t>
+      </w:r>
+      <w:r>
+        <w:t>.</w:t>
       </w:r>
     </w:p>
     <w:p>
@@ -20201,17 +19435,7 @@
         <w:jc w:val="both"/>
       </w:pPr>
       <w:r>
-        <w:t xml:space="preserve">The third is </w:t>
-      </w:r>
-      <w:r>
-        <w:rPr>
-          <w:i/>
-          <w:iCs/>
-        </w:rPr>
-        <w:t>hybrid statistics and knowledge</w:t>
-      </w:r>
-      <w:r>
-        <w:t>. The learned model generalises over surface forms — it learns that “ENDF”, “Ethiopian National Defense Force”, and “Ethiopian troops” all refer to the same kind of actor. A deterministic knowledge base handles the tasks rules are good at: looking up which country “Beledweyne” is in, expanding “JNIM” to its canonical name, deciding whether an actor and a location are geographically plausible together. Each tool is applied where it is naturally strongest.</w:t>
+        <w:t>Statistics and knowledge each get the jobs they are good at. The learned model handles generalisation over surface forms — recognising that "ENDF", "Ethiopian National Defense Force", and "Ethiopian troops" all name the same kind of actor is exactly what a fine-tuned encoder does well. Lookups are a different matter. Which country is "Beledweyne" in? What is the canonical name behind "JNIM"? Could this actor plausibly be operating in that location? Those are questions a deterministic knowledge base answers more reliably than any classifier, so it answers them.</w:t>
       </w:r>
     </w:p>
     <w:p>
@@ -20220,21 +19444,8 @@
         <w:jc w:val="both"/>
       </w:pPr>
       <w:r>
-        <w:t xml:space="preserve">The fourth, which emerged during user-acceptance testing, is that </w:t>
-      </w:r>
-      <w:r>
-        <w:rPr>
-          <w:i/>
-          <w:iCs/>
-        </w:rPr>
-        <w:t>confidence has to be first-class</w:t>
-      </w:r>
-      <w:r>
-        <w:t xml:space="preserve">. The NER component emits a confidence score for every extracted span, derived from the averaged sub-token softmax probabilities, and downstream code applies category-specific thresholds (DATE wants 0.80, WHAT tolerates 0.60). The UI shows the confidence on hover. Hiding uncertainty is a </w:t>
-      </w:r>
-      <w:r>
         <w:lastRenderedPageBreak/>
-        <w:t>disservice: an analyst who knows the model was unsure on a casualty figure will verify it; an analyst who believes that figure is ground truth probably will not.</w:t>
+        <w:t>Confidence became a first-class output only after watching real users. User-acceptance testing made it clear that a bare extraction invites misplaced trust, so every span the NER component emits now carries a confidence score, computed by averaging its sub-token softmax probabilities, and downstream code filters by category-specific thresholds — 0.80 for DATE, 0.60 for WHAT. The UI shows the number on hover. The reasoning is blunt: an analyst told the model was unsure about a casualty figure will check it; an analyst shown that figure as if it were ground truth probably will not.</w:t>
       </w:r>
     </w:p>
     <w:p>
@@ -20243,17 +19454,7 @@
         <w:jc w:val="both"/>
       </w:pPr>
       <w:r>
-        <w:t xml:space="preserve">The fifth is </w:t>
-      </w:r>
-      <w:r>
-        <w:rPr>
-          <w:i/>
-          <w:iCs/>
-        </w:rPr>
-        <w:t>operational packaging</w:t>
-      </w:r>
-      <w:r>
-        <w:t>. The deliverable is not a notebook. The model is behind a documented HTTP API, the analyst-facing UI sits on top of that API, and the whole stack comes up under a single Docker Compose command. A user who has never run a Python script should still be able to drive it.</w:t>
+        <w:t>The deliverable was never going to be a notebook. From early on the target was a documented HTTP API with the analyst-facing UI on top, the whole stack starting from a single Docker Compose command, so that someone who has never run a Python script can still drive it.</w:t>
       </w:r>
     </w:p>
     <w:p>
@@ -20262,17 +19463,7 @@
         <w:jc w:val="both"/>
       </w:pPr>
       <w:r>
-        <w:t xml:space="preserve">The sixth is </w:t>
-      </w:r>
-      <w:r>
-        <w:rPr>
-          <w:i/>
-          <w:iCs/>
-        </w:rPr>
-        <w:t>reproducibility</w:t>
-      </w:r>
-      <w:r>
-        <w:t>, which is a working discipline rather than a checkbox. Datasets, training runs, and the final deployment all rebuild from documented scripts and configuration. Random seeds are fixed where possible. Where they cannot be — the diversity sampler uses the default random generator — the random state is logged so the same subset can be reconstructed later.</w:t>
+        <w:t>Reproducibility was treated as a working discipline rather than a box ticked at submission time. Every dataset, training run, and the deployment itself rebuilds from documented scripts and configuration. Seeds are fixed wherever the code allows. Where they cannot be — the diversity sampler uses the default random generator — the random state is logged instead, so the same subset can be reconstructed later.</w:t>
       </w:r>
     </w:p>
     <w:p>
@@ -20304,6 +19495,7 @@
         <w:rPr>
           <w:noProof/>
         </w:rPr>
+        <w:lastRenderedPageBreak/>
         <w:drawing>
           <wp:inline distT="0" distB="0" distL="0" distR="0" wp14:anchorId="4191E203" wp14:editId="149857A5">
             <wp:extent cx="4476750" cy="3067050"/>
@@ -20374,7 +19566,6 @@
         <w:jc w:val="both"/>
       </w:pPr>
       <w:r>
-        <w:lastRenderedPageBreak/>
         <w:t>Figure 4.2 presents the end-to-end processing pipeline that an incoming article traverses, defined here as a process flow from raw news text to a queryable structured record.</w:t>
       </w:r>
     </w:p>
@@ -20471,6 +19662,7 @@
         <w:rPr>
           <w:noProof/>
         </w:rPr>
+        <w:lastRenderedPageBreak/>
         <w:drawing>
           <wp:inline distT="0" distB="0" distL="0" distR="0" wp14:anchorId="2AEB44E3" wp14:editId="1EBE79BB">
             <wp:extent cx="4476750" cy="2981325"/>
@@ -20541,7 +19733,7 @@
         <w:jc w:val="both"/>
       </w:pPr>
       <w:r>
-        <w:t>The boundary between extraction (NER) and post-processing is deliberate: it allows the supervised learning problem to be cast narrowly, with the schema of Section 4.3, while still producing a richer output by combining the NER result with deterministic knowledge.</w:t>
+        <w:t>Drawing a hard line between extraction (NER) and post-processing is deliberate. It lets the supervised learning problem stay narrow — just the schema of Section 4.3 — while the final output stays rich, because deterministic knowledge is layered onto the NER result afterwards.</w:t>
       </w:r>
     </w:p>
     <w:p>
@@ -20560,11 +19752,7 @@
         <w:jc w:val="both"/>
       </w:pPr>
       <w:r>
-        <w:t xml:space="preserve">The schema is the single most consequential design choice in the thesis. Set it up wrongly and the supervised learning problem works against the model; set it up well and the model has a strong </w:t>
-      </w:r>
-      <w:r>
-        <w:lastRenderedPageBreak/>
-        <w:t>chance. The grounding rule (Section 4.1) does most of the work: an entity type is in the schema if and only if a human annotator can find it verbatim in the source text on a reliable majority of occurrences. Anything that fails that test is pushed downstream to post-processing. Eight types survived the pilot, organised under the 5W1H categories in Table 4.1.</w:t>
+        <w:t>No design choice in this thesis matters more than the schema. Get it wrong and the supervised learning problem fights the model the whole way; get it right and the model has a fair chance. Most of the work is done by the grounding rule of Section 4.1 — an entity type belongs in the schema if and only if a human annotator can find it verbatim in the source text on a reliable majority of occurrences, and whatever fails that test moves downstream into post-processing. The pilot left eight survivors, organised under the 5W1H categories in Table 4.1.</w:t>
       </w:r>
     </w:p>
     <w:p>
@@ -20614,12 +19802,6 @@
         <w:gridCol w:w="6660"/>
       </w:tblGrid>
       <w:tr>
-        <w:tblPrEx>
-          <w:tblCellMar>
-            <w:top w:w="0" w:type="dxa"/>
-            <w:bottom w:w="0" w:type="dxa"/>
-          </w:tblCellMar>
-        </w:tblPrEx>
         <w:trPr>
           <w:tblHeader/>
         </w:trPr>
@@ -20728,12 +19910,6 @@
         </w:tc>
       </w:tr>
       <w:tr>
-        <w:tblPrEx>
-          <w:tblCellMar>
-            <w:top w:w="0" w:type="dxa"/>
-            <w:bottom w:w="0" w:type="dxa"/>
-          </w:tblCellMar>
-        </w:tblPrEx>
         <w:tc>
           <w:tcPr>
             <w:tcW w:w="1080" w:type="dxa"/>
@@ -20830,12 +20006,6 @@
         </w:tc>
       </w:tr>
       <w:tr>
-        <w:tblPrEx>
-          <w:tblCellMar>
-            <w:top w:w="0" w:type="dxa"/>
-            <w:bottom w:w="0" w:type="dxa"/>
-          </w:tblCellMar>
-        </w:tblPrEx>
         <w:tc>
           <w:tcPr>
             <w:tcW w:w="1080" w:type="dxa"/>
@@ -20932,12 +20102,6 @@
         </w:tc>
       </w:tr>
       <w:tr>
-        <w:tblPrEx>
-          <w:tblCellMar>
-            <w:top w:w="0" w:type="dxa"/>
-            <w:bottom w:w="0" w:type="dxa"/>
-          </w:tblCellMar>
-        </w:tblPrEx>
         <w:tc>
           <w:tcPr>
             <w:tcW w:w="1080" w:type="dxa"/>
@@ -21034,12 +20198,6 @@
         </w:tc>
       </w:tr>
       <w:tr>
-        <w:tblPrEx>
-          <w:tblCellMar>
-            <w:top w:w="0" w:type="dxa"/>
-            <w:bottom w:w="0" w:type="dxa"/>
-          </w:tblCellMar>
-        </w:tblPrEx>
         <w:tc>
           <w:tcPr>
             <w:tcW w:w="1080" w:type="dxa"/>
@@ -21136,12 +20294,6 @@
         </w:tc>
       </w:tr>
       <w:tr>
-        <w:tblPrEx>
-          <w:tblCellMar>
-            <w:top w:w="0" w:type="dxa"/>
-            <w:bottom w:w="0" w:type="dxa"/>
-          </w:tblCellMar>
-        </w:tblPrEx>
         <w:tc>
           <w:tcPr>
             <w:tcW w:w="1080" w:type="dxa"/>
@@ -21238,12 +20390,6 @@
         </w:tc>
       </w:tr>
       <w:tr>
-        <w:tblPrEx>
-          <w:tblCellMar>
-            <w:top w:w="0" w:type="dxa"/>
-            <w:bottom w:w="0" w:type="dxa"/>
-          </w:tblCellMar>
-        </w:tblPrEx>
         <w:tc>
           <w:tcPr>
             <w:tcW w:w="1080" w:type="dxa"/>
@@ -21340,12 +20486,6 @@
         </w:tc>
       </w:tr>
       <w:tr>
-        <w:tblPrEx>
-          <w:tblCellMar>
-            <w:top w:w="0" w:type="dxa"/>
-            <w:bottom w:w="0" w:type="dxa"/>
-          </w:tblCellMar>
-        </w:tblPrEx>
         <w:tc>
           <w:tcPr>
             <w:tcW w:w="1080" w:type="dxa"/>
@@ -21442,12 +20582,6 @@
         </w:tc>
       </w:tr>
       <w:tr>
-        <w:tblPrEx>
-          <w:tblCellMar>
-            <w:top w:w="0" w:type="dxa"/>
-            <w:bottom w:w="0" w:type="dxa"/>
-          </w:tblCellMar>
-        </w:tblPrEx>
         <w:tc>
           <w:tcPr>
             <w:tcW w:w="1080" w:type="dxa"/>
@@ -21476,6 +20610,7 @@
                 <w:sz w:val="19"/>
                 <w:szCs w:val="19"/>
               </w:rPr>
+              <w:lastRenderedPageBreak/>
               <w:t>HOW</w:t>
             </w:r>
           </w:p>
@@ -21642,11 +20777,7 @@
         <w:jc w:val="both"/>
       </w:pPr>
       <w:r>
-        <w:t xml:space="preserve">One subtlety the encoding must handle is sub-word tokenisation. BERT uses WordPiece, so a single annotated word can be split into two or three pieces — “Beledweyne” might become “Beled”, “##wey”, “##ne”, each with its own row in the input. The labels must be projected onto the sub-words consistently or training will see inconsistent signals across runs. The convention used here, formalised as Algorithm 4.1 in Section 4.6, carries the original word’s label to the first sub-word, </w:t>
-      </w:r>
-      <w:r>
-        <w:lastRenderedPageBreak/>
-        <w:t>rewrites any leading B- to I- on subsequent sub-words (because only the first sub-word can be the start of the entity), and assigns -100 to special tokens such as [CLS], [SEP], and [PAD] so that they are ignored by the loss.</w:t>
+        <w:t>One subtlety the encoding must handle is sub-word tokenisation. BERT uses WordPiece, so a single annotated word can be split into two or three pieces — “Beledweyne” might become “Beled”, “##wey”, “##ne”, each with its own row in the input. The labels must be projected onto the sub-words consistently or training will see inconsistent signals across runs. The convention used here, formalised as Algorithm 4.1 in Section 4.6, carries the original word’s label to the first sub-word, rewrites any leading B- to I- on subsequent sub-words (because only the first sub-word can be the start of the entity), and assigns -100 to special tokens such as [CLS], [SEP], and [PAD] so that they are ignored by the loss.</w:t>
       </w:r>
     </w:p>
     <w:p>
@@ -21674,6 +20805,7 @@
         <w:jc w:val="both"/>
       </w:pPr>
       <w:r>
+        <w:lastRenderedPageBreak/>
         <w:t xml:space="preserve">Before the categories themselves, it is worth fixing what a taxonomy is as a structure. A taxonomy is a directed tree of categories. Each box is a </w:t>
       </w:r>
       <w:r>
@@ -21827,12 +20959,6 @@
         <w:gridCol w:w="6760"/>
       </w:tblGrid>
       <w:tr>
-        <w:tblPrEx>
-          <w:tblCellMar>
-            <w:top w:w="0" w:type="dxa"/>
-            <w:bottom w:w="0" w:type="dxa"/>
-          </w:tblCellMar>
-        </w:tblPrEx>
         <w:trPr>
           <w:tblHeader/>
         </w:trPr>
@@ -21906,12 +21032,6 @@
         </w:tc>
       </w:tr>
       <w:tr>
-        <w:tblPrEx>
-          <w:tblCellMar>
-            <w:top w:w="0" w:type="dxa"/>
-            <w:bottom w:w="0" w:type="dxa"/>
-          </w:tblCellMar>
-        </w:tblPrEx>
         <w:tc>
           <w:tcPr>
             <w:tcW w:w="2600" w:type="dxa"/>
@@ -21978,12 +21098,6 @@
         </w:tc>
       </w:tr>
       <w:tr>
-        <w:tblPrEx>
-          <w:tblCellMar>
-            <w:top w:w="0" w:type="dxa"/>
-            <w:bottom w:w="0" w:type="dxa"/>
-          </w:tblCellMar>
-        </w:tblPrEx>
         <w:tc>
           <w:tcPr>
             <w:tcW w:w="2600" w:type="dxa"/>
@@ -22013,7 +21127,6 @@
                 <w:sz w:val="19"/>
                 <w:szCs w:val="19"/>
               </w:rPr>
-              <w:lastRenderedPageBreak/>
               <w:t>Criminal Violence</w:t>
             </w:r>
           </w:p>
@@ -22051,12 +21164,6 @@
         </w:tc>
       </w:tr>
       <w:tr>
-        <w:tblPrEx>
-          <w:tblCellMar>
-            <w:top w:w="0" w:type="dxa"/>
-            <w:bottom w:w="0" w:type="dxa"/>
-          </w:tblCellMar>
-        </w:tblPrEx>
         <w:tc>
           <w:tcPr>
             <w:tcW w:w="2600" w:type="dxa"/>
@@ -22123,12 +21230,6 @@
         </w:tc>
       </w:tr>
       <w:tr>
-        <w:tblPrEx>
-          <w:tblCellMar>
-            <w:top w:w="0" w:type="dxa"/>
-            <w:bottom w:w="0" w:type="dxa"/>
-          </w:tblCellMar>
-        </w:tblPrEx>
         <w:tc>
           <w:tcPr>
             <w:tcW w:w="2600" w:type="dxa"/>
@@ -22241,12 +21342,6 @@
         <w:gridCol w:w="6760"/>
       </w:tblGrid>
       <w:tr>
-        <w:tblPrEx>
-          <w:tblCellMar>
-            <w:top w:w="0" w:type="dxa"/>
-            <w:bottom w:w="0" w:type="dxa"/>
-          </w:tblCellMar>
-        </w:tblPrEx>
         <w:trPr>
           <w:tblHeader/>
         </w:trPr>
@@ -22320,12 +21415,6 @@
         </w:tc>
       </w:tr>
       <w:tr>
-        <w:tblPrEx>
-          <w:tblCellMar>
-            <w:top w:w="0" w:type="dxa"/>
-            <w:bottom w:w="0" w:type="dxa"/>
-          </w:tblCellMar>
-        </w:tblPrEx>
         <w:tc>
           <w:tcPr>
             <w:tcW w:w="2600" w:type="dxa"/>
@@ -22392,12 +21481,6 @@
         </w:tc>
       </w:tr>
       <w:tr>
-        <w:tblPrEx>
-          <w:tblCellMar>
-            <w:top w:w="0" w:type="dxa"/>
-            <w:bottom w:w="0" w:type="dxa"/>
-          </w:tblCellMar>
-        </w:tblPrEx>
         <w:tc>
           <w:tcPr>
             <w:tcW w:w="2600" w:type="dxa"/>
@@ -22464,12 +21547,6 @@
         </w:tc>
       </w:tr>
       <w:tr>
-        <w:tblPrEx>
-          <w:tblCellMar>
-            <w:top w:w="0" w:type="dxa"/>
-            <w:bottom w:w="0" w:type="dxa"/>
-          </w:tblCellMar>
-        </w:tblPrEx>
         <w:tc>
           <w:tcPr>
             <w:tcW w:w="2600" w:type="dxa"/>
@@ -22499,6 +21576,7 @@
                 <w:sz w:val="19"/>
                 <w:szCs w:val="19"/>
               </w:rPr>
+              <w:lastRenderedPageBreak/>
               <w:t>Communal Violence</w:t>
             </w:r>
           </w:p>
@@ -22536,12 +21614,6 @@
         </w:tc>
       </w:tr>
       <w:tr>
-        <w:tblPrEx>
-          <w:tblCellMar>
-            <w:top w:w="0" w:type="dxa"/>
-            <w:bottom w:w="0" w:type="dxa"/>
-          </w:tblCellMar>
-        </w:tblPrEx>
         <w:tc>
           <w:tcPr>
             <w:tcW w:w="2600" w:type="dxa"/>
@@ -22627,7 +21699,6 @@
         <w:rPr>
           <w:noProof/>
         </w:rPr>
-        <w:lastRenderedPageBreak/>
         <w:drawing>
           <wp:inline distT="0" distB="0" distL="0" distR="0" wp14:anchorId="4338F5E7" wp14:editId="7B3E7F33">
             <wp:extent cx="4667250" cy="5124450"/>
@@ -22698,7 +21769,11 @@
         <w:jc w:val="both"/>
       </w:pPr>
       <w:r>
-        <w:t>Each terminal category in the taxonomy is documented with a definition, classification criteria, distinguishing features, typical keywords used in news reports, and worked examples; the full documentation is provided in Annex B. Decision rules for ambiguous cases (for example, criminal versus terrorist kidnapping, or state violence against protesters versus political repression of protests) are also documented in Annex B.</w:t>
+        <w:t xml:space="preserve">Each terminal category in the taxonomy is documented with a definition, classification criteria, distinguishing features, typical keywords used in news reports, and worked examples; the full documentation is provided in Annex B. Decision rules for ambiguous cases (for example, criminal </w:t>
+      </w:r>
+      <w:r>
+        <w:lastRenderedPageBreak/>
+        <w:t>versus terrorist kidnapping, or state violence against protesters versus political repression of protests) are also documented in Annex B.</w:t>
       </w:r>
     </w:p>
     <w:p>
@@ -22707,7 +21782,10 @@
         <w:jc w:val="both"/>
       </w:pPr>
       <w:r>
-        <w:t>Within VioNER, the taxonomy is applied as a post-NER step. Given an extracted set of entities and the surrounding text, the taxonomy classifier inspects the actor type, the action verb, and contextual cues (target type, weapons, casualties), and looks up the actor in the knowledge base to identify its known classification. The result is a Level 1 to Level 3 (and where appropriate Level 4) classification of the event. A learned hierarchical classifier could replace this rule-based step in future work.</w:t>
+        <w:t xml:space="preserve">Within VioNER, the taxonomy is applied as a post-NER step. Given an extracted set of entities and the surrounding text, the taxonomy classifier inspects the actor type, the action verb, and contextual cues (target type, weapons, casualties), and looks up the actor in the knowledge base to identify its known classification. The result is a Level 1 to Level 3 (and where appropriate Level 4) classification of the event. </w:t>
+      </w:r>
+      <w:r>
+        <w:t>Future work could swap a learned hierarchical classifier into the place this rule-based step currently occupies.</w:t>
       </w:r>
     </w:p>
     <w:p>
@@ -22716,7 +21794,6 @@
       </w:pPr>
       <w:bookmarkStart w:id="43" w:name="_Toc230692361"/>
       <w:r>
-        <w:lastRenderedPageBreak/>
         <w:t>4.5 Knowledge Base Design</w:t>
       </w:r>
       <w:bookmarkEnd w:id="43"/>
@@ -22727,7 +21804,10 @@
         <w:jc w:val="both"/>
       </w:pPr>
       <w:r>
-        <w:t>The knowledge base lives in memory next to the model and is built from three dictionaries: armed groups, locations, and weapons. Loading it from PostgreSQL at startup was considered, but the lookup volume during inference is high and an in-memory dictionary has clear latency advantages; the trade-off is that adding or editing a KB entry requires a service restart, which the analyst-facing flows in Section 5.6 handle gracefully.</w:t>
+        <w:t>Three dictionaries make up the knowledge base — armed groups, locations, and weapons — and the whole structure lives in memory beside the model. A PostgreSQL-backed design loaded at startup was considered for a while. It lost on latency: inference hits the KB hard, and a dictionary lookup in process memory beats a database round trip every time. The price is that edits to the KB only take effect after a service restart, a wrinkle the analyst-facing flows in Section 5.6 are built to absorb</w:t>
+      </w:r>
+      <w:r>
+        <w:t>.</w:t>
       </w:r>
     </w:p>
     <w:p>
@@ -22736,7 +21816,7 @@
         <w:jc w:val="both"/>
       </w:pPr>
       <w:r>
-        <w:t>The armed-groups dictionary has roughly 150 entries. Each entry carries a canonical name, the list of aliases under which the group is reported in news, the country of operation, the broader region (East / West / North / Southern / Central Africa), and a group type in {militia, terrorist, rebel, government}. The list deliberately favours groups currently or recently active over historical ones — Al-Shabaab, Boko Haram, M23, RSF, JNIM, ISGS, Wagner Group, ENDF, TPLF — and is structured for easy extension as new actors emerge. Annex C contains the full inventory.</w:t>
+        <w:t>Roughly 150 armed groups are catalogued. An entry records the canonical name, the aliases under which news outlets report the group, the country of operation, the broader region (East, West, North, Southern, or Central Africa), and a type drawn from {militia, terrorist, rebel, government}. Currently and recently active groups were deliberately favoured over historical ones — Al-Shabaab, Boko Haram, M23, RSF, JNIM, ISGS, the Wagner Group, ENDF, TPLF — and the structure keeps adding a newly emerged actor cheap. Annex C reproduces the full inventory.</w:t>
       </w:r>
     </w:p>
     <w:p>
@@ -22745,7 +21825,7 @@
         <w:jc w:val="both"/>
       </w:pPr>
       <w:r>
-        <w:t>The locations dictionary records about 200 conflict-affected cities along with all 54 African countries and their primary regions. Each city entry maps to a country and a parent administrative unit, so “Maiduguri” resolves to Nigeria / Borno, “Goma” to DRC / North Kivu, “Mogadishu” to Somalia / Banaadir, and so on. Two operational uses follow. At inference time, an extracted CITY gets its country and region attached automatically. When an extracted ACTOR’s known country of operation does not match the country derived from the location in the same sentence — for example, “M23 attacking Maiduguri” — the event is flagged for analyst review.</w:t>
+        <w:t>The locations dictionary holds about 200 conflict-affected cities plus all 54 African countries with their primary regions. Every city maps upward to a country and a parent administrative unit: "Maiduguri" resolves to Nigeria / Borno, "Goma" to DRC / North Kivu, "Mogadishu" to Somalia / Banaadir. That mapping does two jobs at inference time. An extracted CITY automatically picks up its country and region. And when an ACTOR's known country of operation disagrees with the country derived from the location in the same sentence — "M23 attacking Maiduguri" being the canonical example — the event gets flagged for analyst review.</w:t>
       </w:r>
     </w:p>
     <w:p>
@@ -22763,7 +21843,11 @@
         <w:jc w:val="both"/>
       </w:pPr>
       <w:r>
-        <w:t>Table 4.4 summarises how much each resource holds. The same data plays a second role downstream: the validator uses it to attach metadata to extracted entities. An ACTOR span that matches a known armed-group alias picks up that group’s canonical name, country, region, and group type; a CITY span picks up its country and region; a weapon mention picks up its category. Where the KB notices a mismatch — say, an actor whose recorded country of operation does not agree with the location entity extracted in the same sentence — it lowers the event’s overall confidence score and the analytics view surfaces it for manual review.</w:t>
+        <w:t xml:space="preserve">Table 4.4 summarises how much each resource holds. The same data plays a second role downstream: the validator uses it to attach metadata to extracted entities. An ACTOR span that matches a known armed-group alias picks up that group’s canonical name, country, region, and group type; a CITY span picks up its country and region; a weapon mention picks up its category. Where the KB notices a mismatch — say, an actor whose recorded country of operation does not agree with the </w:t>
+      </w:r>
+      <w:r>
+        <w:lastRenderedPageBreak/>
+        <w:t>location entity extracted in the same sentence — it lowers the event’s overall confidence score and the analytics view surfaces it for manual review.</w:t>
       </w:r>
     </w:p>
     <w:p>
@@ -22812,12 +21896,6 @@
         <w:gridCol w:w="3680"/>
       </w:tblGrid>
       <w:tr>
-        <w:tblPrEx>
-          <w:tblCellMar>
-            <w:top w:w="0" w:type="dxa"/>
-            <w:bottom w:w="0" w:type="dxa"/>
-          </w:tblCellMar>
-        </w:tblPrEx>
         <w:trPr>
           <w:tblHeader/>
         </w:trPr>
@@ -22892,12 +21970,6 @@
         </w:tc>
       </w:tr>
       <w:tr>
-        <w:tblPrEx>
-          <w:tblCellMar>
-            <w:top w:w="0" w:type="dxa"/>
-            <w:bottom w:w="0" w:type="dxa"/>
-          </w:tblCellMar>
-        </w:tblPrEx>
         <w:tc>
           <w:tcPr>
             <w:tcW w:w="5680" w:type="dxa"/>
@@ -22965,12 +22037,6 @@
         </w:tc>
       </w:tr>
       <w:tr>
-        <w:tblPrEx>
-          <w:tblCellMar>
-            <w:top w:w="0" w:type="dxa"/>
-            <w:bottom w:w="0" w:type="dxa"/>
-          </w:tblCellMar>
-        </w:tblPrEx>
         <w:tc>
           <w:tcPr>
             <w:tcW w:w="5680" w:type="dxa"/>
@@ -23038,12 +22104,6 @@
         </w:tc>
       </w:tr>
       <w:tr>
-        <w:tblPrEx>
-          <w:tblCellMar>
-            <w:top w:w="0" w:type="dxa"/>
-            <w:bottom w:w="0" w:type="dxa"/>
-          </w:tblCellMar>
-        </w:tblPrEx>
         <w:tc>
           <w:tcPr>
             <w:tcW w:w="5680" w:type="dxa"/>
@@ -23111,12 +22171,6 @@
         </w:tc>
       </w:tr>
       <w:tr>
-        <w:tblPrEx>
-          <w:tblCellMar>
-            <w:top w:w="0" w:type="dxa"/>
-            <w:bottom w:w="0" w:type="dxa"/>
-          </w:tblCellMar>
-        </w:tblPrEx>
         <w:tc>
           <w:tcPr>
             <w:tcW w:w="5680" w:type="dxa"/>
@@ -23184,12 +22238,6 @@
         </w:tc>
       </w:tr>
       <w:tr>
-        <w:tblPrEx>
-          <w:tblCellMar>
-            <w:top w:w="0" w:type="dxa"/>
-            <w:bottom w:w="0" w:type="dxa"/>
-          </w:tblCellMar>
-        </w:tblPrEx>
         <w:tc>
           <w:tcPr>
             <w:tcW w:w="5680" w:type="dxa"/>
@@ -23219,7 +22267,6 @@
                 <w:sz w:val="19"/>
                 <w:szCs w:val="19"/>
               </w:rPr>
-              <w:lastRenderedPageBreak/>
               <w:t>Taxonomy categories</w:t>
             </w:r>
           </w:p>
@@ -23274,7 +22321,7 @@
         <w:jc w:val="both"/>
       </w:pPr>
       <w:r>
-        <w:t>The pipeline takes raw ACLED event records on one end and produces a fine-tuned BERT model on the other. Conceptually there are five things happening in between — preprocessing the records into tokenised examples, sampling and augmenting the corpus, aligning word-level labels onto BERT’s sub-word tokens, configuring the loss, and running checkpointed training with early stopping. Each is described in turn below.</w:t>
+        <w:t>Raw ACLED event records go in one end of the pipeline; a fine-tuned BERT model comes out the other. Five stages sit between: preprocessing the records into tokenised examples, sampling and augmenting the corpus, aligning word-level labels onto BERT's sub-word tokens, configuring the loss, and running checkpointed training with early stopping. The subsections below take them in order.</w:t>
       </w:r>
     </w:p>
     <w:p>
@@ -23293,7 +22340,7 @@
         <w:jc w:val="both"/>
       </w:pPr>
       <w:r>
-        <w:t>The raw input arrives as a JSONL file of ACLED records. The fields that matter for this thesis are event_id, event_date, the free-text notes description, fatalities, actor1, location, and admin1; ACLED carries more than this, but the rest is unused. Preprocessing happens in two passes. First, the notes field is tokenised on whitespace and punctuation. Second, each structured column is projected onto BIO labels by locating where its value appears inside the tokenised notes and tagging those positions with the column’s entity type. Anything that does not match a column value stays as O. The output is a JSONL file in which every record carries four parallel fields — tokens, labels, text, and entities.</w:t>
+        <w:t>Input arrives as a JSONL file of ACLED records. Only some fields matter — event_id, event_date, the free-text notes description, fatalities, actor1, location, and admin1; the rest of what ACLED carries goes unused. Two passes follow. The notes field is tokenised on whitespace and punctuation first. Then each structured column is projected onto BIO labels: the column's value is located inside the tokenised notes and the matching positions are tagged with that column's entity type, while every unmatched token stays O. Out comes another JSONL file in which each record carries four parallel fields: tokens, labels, text, and entities.</w:t>
       </w:r>
     </w:p>
     <w:p>
@@ -23331,7 +22378,11 @@
         <w:jc w:val="both"/>
       </w:pPr>
       <w:r>
-        <w:t>On top of the sampled 35,000 examples, the pipeline generates a further 15,000 synthetic examples through template-based augmentation (Algorithm 4.3, Section 5.3). The goal is narrower than “more data” — it is to widen the vocabulary the model sees for action verbs and for the various ways a victim can be described, both of which are under-represented in ACLED’s house style. The combined 50,000-example corpus is partitioned 80 / 20 into training (40,000) and validation (10,000) splits, preserving stratification across entity types.</w:t>
+        <w:t xml:space="preserve">On top of the sampled 35,000 examples, the pipeline generates a further 15,000 synthetic examples through template-based augmentation (Algorithm 4.3, Section 5.3). The goal is narrower than “more data” — it is to widen the vocabulary the model sees for action verbs and for the various ways a victim can be described, both of which are under-represented in ACLED’s house style. The combined </w:t>
+      </w:r>
+      <w:r>
+        <w:lastRenderedPageBreak/>
+        <w:t>50,000-example corpus is partitioned 80 / 20 into training (40,000) and validation (10,000) splits, preserving stratification across entity types.</w:t>
       </w:r>
     </w:p>
     <w:p>
@@ -23350,11 +22401,7 @@
         <w:jc w:val="both"/>
       </w:pPr>
       <w:r>
-        <w:t xml:space="preserve">Algorithm 4.1 describes the sub-word alignment used to project word-level labels onto BERT WordPiece tokens. The algorithm walks the list of word indices returned by the tokeniser. Special tokens (line 7) receive the ignore index -100 so the loss skips them. The first sub-word of each word (line 9) inherits the word’s gold label directly. Every subsequent sub-word of the same word (lines 11 </w:t>
-      </w:r>
-      <w:r>
-        <w:lastRenderedPageBreak/>
-        <w:t>to 16) inherits the label too, but any leading B- prefix is rewritten to I-, since only the first sub-word can legitimately begin an entity span. The parameter values are fixed by the scheme itself rather than tuned: the ignore index is the PyTorch convention (-100), and the B-to-I rewrite is dictated by the BIO formalism.</w:t>
+        <w:t>Algorithm 4.1 describes the sub-word alignment used to project word-level labels onto BERT WordPiece tokens. The algorithm walks the list of word indices returned by the tokeniser. Special tokens (line 7) receive the ignore index -100 so the loss skips them. The first sub-word of each word (line 9) inherits the word’s gold label directly. Every subsequent sub-word of the same word (lines 11 to 16) inherits the label too, but any leading B- prefix is rewritten to I-, since only the first sub-word can legitimately begin an entity span. The parameter values are fixed by the scheme itself rather than tuned: the ignore index is the PyTorch convention (-100), and the B-to-I rewrite is dictated by the BIO formalism.</w:t>
       </w:r>
     </w:p>
     <w:p>
@@ -23415,12 +22462,6 @@
         <w:gridCol w:w="9360"/>
       </w:tblGrid>
       <w:tr>
-        <w:tblPrEx>
-          <w:tblCellMar>
-            <w:top w:w="0" w:type="dxa"/>
-            <w:bottom w:w="0" w:type="dxa"/>
-          </w:tblCellMar>
-        </w:tblPrEx>
         <w:tc>
           <w:tcPr>
             <w:tcW w:w="9360" w:type="dxa"/>
@@ -23962,7 +23003,11 @@
         <w:jc w:val="both"/>
       </w:pPr>
       <w:r>
-        <w:t>The principal hyperparameters are listed in Table 4.5. Values were set by a combination of established defaults and limited manual search. The learning rate (2 × 10⁻⁵), AdamW optimiser, weight decay (0.01), and warmup (500 steps) follow the standard BERT fine-tuning recipe and were not tuned further. The batch size (16) with gradient accumulation (2) gives an effective batch of 32, the largest that fit in unified memory on the training workstation. The focusing parameter γ = 2.0 is the value recommended in the original focal-loss work [12]; label smoothing (0.1) and gradient clipping (1.0) are conventional regularisation defaults. Maximum epochs (10) is an upper bound only — early stopping on validation loss (patience 5) ends training well before it in practice.</w:t>
+        <w:t xml:space="preserve">Table 4.5 lists the principal hyperparameters. Most were never candidates for tuning. The learning rate (2 × 10⁻⁵), AdamW, weight decay of 0.01, and 500 warmup steps are the standard BERT fine-tuning recipe; γ = 2.0 is the value the original focal-loss work recommends [12]; label smoothing of 0.1 and gradient clipping at 1.0 are conventional regularisation defaults. The batch size of 16 with </w:t>
+      </w:r>
+      <w:r>
+        <w:lastRenderedPageBreak/>
+        <w:t>gradient accumulation of 2 — an effective batch of 32 — was simply the largest configuration that fit in the training workstation's unified memory. Ten epochs is a ceiling, not a plan: early stopping on validation loss (patience 5) ends every practical run well before it.</w:t>
       </w:r>
     </w:p>
     <w:p>
@@ -24011,12 +23056,6 @@
         <w:gridCol w:w="5680"/>
       </w:tblGrid>
       <w:tr>
-        <w:tblPrEx>
-          <w:tblCellMar>
-            <w:top w:w="0" w:type="dxa"/>
-            <w:bottom w:w="0" w:type="dxa"/>
-          </w:tblCellMar>
-        </w:tblPrEx>
         <w:trPr>
           <w:tblHeader/>
         </w:trPr>
@@ -24090,12 +23129,6 @@
         </w:tc>
       </w:tr>
       <w:tr>
-        <w:tblPrEx>
-          <w:tblCellMar>
-            <w:top w:w="0" w:type="dxa"/>
-            <w:bottom w:w="0" w:type="dxa"/>
-          </w:tblCellMar>
-        </w:tblPrEx>
         <w:tc>
           <w:tcPr>
             <w:tcW w:w="3680" w:type="dxa"/>
@@ -24162,12 +23195,6 @@
         </w:tc>
       </w:tr>
       <w:tr>
-        <w:tblPrEx>
-          <w:tblCellMar>
-            <w:top w:w="0" w:type="dxa"/>
-            <w:bottom w:w="0" w:type="dxa"/>
-          </w:tblCellMar>
-        </w:tblPrEx>
         <w:tc>
           <w:tcPr>
             <w:tcW w:w="3680" w:type="dxa"/>
@@ -24197,7 +23224,6 @@
                 <w:sz w:val="19"/>
                 <w:szCs w:val="19"/>
               </w:rPr>
-              <w:lastRenderedPageBreak/>
               <w:t>Number of labels</w:t>
             </w:r>
           </w:p>
@@ -24235,12 +23261,6 @@
         </w:tc>
       </w:tr>
       <w:tr>
-        <w:tblPrEx>
-          <w:tblCellMar>
-            <w:top w:w="0" w:type="dxa"/>
-            <w:bottom w:w="0" w:type="dxa"/>
-          </w:tblCellMar>
-        </w:tblPrEx>
         <w:tc>
           <w:tcPr>
             <w:tcW w:w="3680" w:type="dxa"/>
@@ -24307,12 +23327,6 @@
         </w:tc>
       </w:tr>
       <w:tr>
-        <w:tblPrEx>
-          <w:tblCellMar>
-            <w:top w:w="0" w:type="dxa"/>
-            <w:bottom w:w="0" w:type="dxa"/>
-          </w:tblCellMar>
-        </w:tblPrEx>
         <w:tc>
           <w:tcPr>
             <w:tcW w:w="3680" w:type="dxa"/>
@@ -24379,12 +23393,6 @@
         </w:tc>
       </w:tr>
       <w:tr>
-        <w:tblPrEx>
-          <w:tblCellMar>
-            <w:top w:w="0" w:type="dxa"/>
-            <w:bottom w:w="0" w:type="dxa"/>
-          </w:tblCellMar>
-        </w:tblPrEx>
         <w:tc>
           <w:tcPr>
             <w:tcW w:w="3680" w:type="dxa"/>
@@ -24451,12 +23459,6 @@
         </w:tc>
       </w:tr>
       <w:tr>
-        <w:tblPrEx>
-          <w:tblCellMar>
-            <w:top w:w="0" w:type="dxa"/>
-            <w:bottom w:w="0" w:type="dxa"/>
-          </w:tblCellMar>
-        </w:tblPrEx>
         <w:tc>
           <w:tcPr>
             <w:tcW w:w="3680" w:type="dxa"/>
@@ -24523,12 +23525,6 @@
         </w:tc>
       </w:tr>
       <w:tr>
-        <w:tblPrEx>
-          <w:tblCellMar>
-            <w:top w:w="0" w:type="dxa"/>
-            <w:bottom w:w="0" w:type="dxa"/>
-          </w:tblCellMar>
-        </w:tblPrEx>
         <w:tc>
           <w:tcPr>
             <w:tcW w:w="3680" w:type="dxa"/>
@@ -24595,12 +23591,6 @@
         </w:tc>
       </w:tr>
       <w:tr>
-        <w:tblPrEx>
-          <w:tblCellMar>
-            <w:top w:w="0" w:type="dxa"/>
-            <w:bottom w:w="0" w:type="dxa"/>
-          </w:tblCellMar>
-        </w:tblPrEx>
         <w:tc>
           <w:tcPr>
             <w:tcW w:w="3680" w:type="dxa"/>
@@ -24667,12 +23657,6 @@
         </w:tc>
       </w:tr>
       <w:tr>
-        <w:tblPrEx>
-          <w:tblCellMar>
-            <w:top w:w="0" w:type="dxa"/>
-            <w:bottom w:w="0" w:type="dxa"/>
-          </w:tblCellMar>
-        </w:tblPrEx>
         <w:tc>
           <w:tcPr>
             <w:tcW w:w="3680" w:type="dxa"/>
@@ -24739,12 +23723,6 @@
         </w:tc>
       </w:tr>
       <w:tr>
-        <w:tblPrEx>
-          <w:tblCellMar>
-            <w:top w:w="0" w:type="dxa"/>
-            <w:bottom w:w="0" w:type="dxa"/>
-          </w:tblCellMar>
-        </w:tblPrEx>
         <w:tc>
           <w:tcPr>
             <w:tcW w:w="3680" w:type="dxa"/>
@@ -24811,12 +23789,6 @@
         </w:tc>
       </w:tr>
       <w:tr>
-        <w:tblPrEx>
-          <w:tblCellMar>
-            <w:top w:w="0" w:type="dxa"/>
-            <w:bottom w:w="0" w:type="dxa"/>
-          </w:tblCellMar>
-        </w:tblPrEx>
         <w:tc>
           <w:tcPr>
             <w:tcW w:w="3680" w:type="dxa"/>
@@ -24883,12 +23855,6 @@
         </w:tc>
       </w:tr>
       <w:tr>
-        <w:tblPrEx>
-          <w:tblCellMar>
-            <w:top w:w="0" w:type="dxa"/>
-            <w:bottom w:w="0" w:type="dxa"/>
-          </w:tblCellMar>
-        </w:tblPrEx>
         <w:tc>
           <w:tcPr>
             <w:tcW w:w="3680" w:type="dxa"/>
@@ -24955,12 +23921,6 @@
         </w:tc>
       </w:tr>
       <w:tr>
-        <w:tblPrEx>
-          <w:tblCellMar>
-            <w:top w:w="0" w:type="dxa"/>
-            <w:bottom w:w="0" w:type="dxa"/>
-          </w:tblCellMar>
-        </w:tblPrEx>
         <w:tc>
           <w:tcPr>
             <w:tcW w:w="3680" w:type="dxa"/>
@@ -25027,12 +23987,6 @@
         </w:tc>
       </w:tr>
       <w:tr>
-        <w:tblPrEx>
-          <w:tblCellMar>
-            <w:top w:w="0" w:type="dxa"/>
-            <w:bottom w:w="0" w:type="dxa"/>
-          </w:tblCellMar>
-        </w:tblPrEx>
         <w:tc>
           <w:tcPr>
             <w:tcW w:w="3680" w:type="dxa"/>
@@ -25099,12 +24053,6 @@
         </w:tc>
       </w:tr>
       <w:tr>
-        <w:tblPrEx>
-          <w:tblCellMar>
-            <w:top w:w="0" w:type="dxa"/>
-            <w:bottom w:w="0" w:type="dxa"/>
-          </w:tblCellMar>
-        </w:tblPrEx>
         <w:tc>
           <w:tcPr>
             <w:tcW w:w="3680" w:type="dxa"/>
@@ -25171,12 +24119,6 @@
         </w:tc>
       </w:tr>
       <w:tr>
-        <w:tblPrEx>
-          <w:tblCellMar>
-            <w:top w:w="0" w:type="dxa"/>
-            <w:bottom w:w="0" w:type="dxa"/>
-          </w:tblCellMar>
-        </w:tblPrEx>
         <w:tc>
           <w:tcPr>
             <w:tcW w:w="3680" w:type="dxa"/>
@@ -25259,7 +24201,10 @@
         <w:jc w:val="both"/>
       </w:pPr>
       <w:r>
-        <w:t>The custom loss combines focal loss with inverse-frequency class weighting and optional label smoothing. Algorithm 4.4 summarises its behaviour. Lines 1 to 2 build a mask that excludes ignored positions (label = -100) and count the valid tokens for normalisation. Line 3 computes log-probabilities once. Lines 4 to 9 form the per-token cross-entropy term, optionally against a smoothed target distribution. Lines 10 to 11 compute the focal modulating factor (1 − p_true)^γ, which shrinks the contribution of already-confident predictions. Line 12 applies the per-class weight, and line 13 combines mask, weight, modulator, and cross-entropy before the final mean (line 14). The class weights α are computed once before training as α_c = T / (C · max(f_c, 1)), where T is the total token count, C the number of classes, and f_c the count of class c; weights are clipped to a maximum of ten to prevent gradient instability. The O class therefore receives a low weight and the rare entity classes receive high weights.</w:t>
+        <w:t>Focal loss, inverse-frequency class weighting, and optional label smoothing combine into a single custom loss, summarised as Algorithm 4.4</w:t>
+      </w:r>
+      <w:r>
+        <w:t>. Lines 1 to 2 build a mask that excludes ignored positions (label = -100) and count the valid tokens for normalisation. Line 3 computes log-probabilities once. Lines 4 to 9 form the per-token cross-entropy term, optionally against a smoothed target distribution. Lines 10 to 11 compute the focal modulating factor (1 − p_true)^γ, which shrinks the contribution of already-confident predictions. Line 12 applies the per-class weight, and line 13 combines mask, weight, modulator, and cross-entropy before the final mean (line 14). The class weights α are computed once before training as α_c = T / (C · max(f_c, 1)), where T is the total token count, C the number of classes, and f_c the count of class c; weights are clipped to a maximum of ten to prevent gradient instability. The O class therefore receives a low weight and the rare entity classes receive high weights.</w:t>
       </w:r>
     </w:p>
     <w:p>
@@ -25278,6 +24223,7 @@
           <w:sz w:val="21"/>
           <w:szCs w:val="21"/>
         </w:rPr>
+        <w:lastRenderedPageBreak/>
         <w:t xml:space="preserve">Algorithm 4.4  </w:t>
       </w:r>
       <w:r>
@@ -25320,12 +24266,6 @@
         <w:gridCol w:w="9360"/>
       </w:tblGrid>
       <w:tr>
-        <w:tblPrEx>
-          <w:tblCellMar>
-            <w:top w:w="0" w:type="dxa"/>
-            <w:bottom w:w="0" w:type="dxa"/>
-          </w:tblCellMar>
-        </w:tblPrEx>
         <w:tc>
           <w:tcPr>
             <w:tcW w:w="9360" w:type="dxa"/>
@@ -25813,6 +24753,7 @@
           <w:sz w:val="21"/>
           <w:szCs w:val="21"/>
         </w:rPr>
+        <w:lastRenderedPageBreak/>
         <w:t xml:space="preserve">Algorithm 4.5  </w:t>
       </w:r>
       <w:r>
@@ -25855,12 +24796,6 @@
         <w:gridCol w:w="9360"/>
       </w:tblGrid>
       <w:tr>
-        <w:tblPrEx>
-          <w:tblCellMar>
-            <w:top w:w="0" w:type="dxa"/>
-            <w:bottom w:w="0" w:type="dxa"/>
-          </w:tblCellMar>
-        </w:tblPrEx>
         <w:tc>
           <w:tcPr>
             <w:tcW w:w="9360" w:type="dxa"/>
@@ -26560,7 +25495,7 @@
         <w:jc w:val="both"/>
       </w:pPr>
       <w:r>
-        <w:t>Confidence thresholds are calibrated per category: WHO and WHOM at 0.70, WHAT at 0.60, WHEN at 0.80, WHERE at 0.70, HOW at 0.75. These values came from inspecting validation-set errors. WHEN received the highest threshold because dates are easy for the analyst to verify against the article timestamp, so a false positive is highly visible and worth filtering aggressively. WHAT received the lowest because action verbs are usually well-supported by the surrounding context — even a low-confidence “attacked” is useful when the surrounding sentence makes the violence unambiguous.</w:t>
+        <w:t>Each category carries its own confidence threshold — 0.70 for WHO, WHOM, and WHERE, 0.75 for HOW, 0.80 for WHEN, and 0.60 for WHAT — set by inspecting validation-set errors rather than by formula. WHEN sits highest for a practical reason: a wrong date is glaring, since the analyst can check it against the article timestamp in seconds, so aggressive filtering there is cheap. WHAT sits lowest because context props it up — even a low-confidence "attacked" is worth keeping when the surrounding sentence leaves no doubt that violence occurred.</w:t>
       </w:r>
     </w:p>
     <w:p>
@@ -26569,7 +25504,11 @@
         <w:jc w:val="both"/>
       </w:pPr>
       <w:r>
-        <w:t>Multi-event articles are a separate problem. A long news article often describes two or three incidents in sequence, and running NER over the whole article in one pass produces a confused 5W1H record that mixes actors from one incident with locations from another. A segmentation module splits long documents into event-bearing sentence groups before NER runs, using sentence-boundary detection and a small set of indicator phrases (“in a separate incident”, “earlier that week”, “meanwhile”) that mark transitions between events. The module is intentionally simple; it could be replaced by a learned event-boundary classifier in future work, but the simple version catches the obvious cases at very low cost.</w:t>
+        <w:t xml:space="preserve">Multi-event articles are a separate problem. A long news article often describes two or three incidents in sequence, and running NER over the whole article in one pass produces a confused 5W1H record that mixes actors from one incident with locations from another. A segmentation module splits long documents into event-bearing sentence groups before NER runs, using sentence-boundary detection and a small set of indicator phrases (“in a separate incident”, “earlier that week”, “meanwhile”) that mark transitions between events. The module is intentionally simple; it could be replaced by a learned </w:t>
+      </w:r>
+      <w:r>
+        <w:lastRenderedPageBreak/>
+        <w:t>event-boundary classifier in future work, but the simple version catches the obvious cases at very low cost.</w:t>
       </w:r>
     </w:p>
     <w:p>
@@ -26588,11 +25527,19 @@
         <w:jc w:val="both"/>
       </w:pPr>
       <w:r>
-        <w:t xml:space="preserve">The web application is a conventional single-page-application arrangement: a React/TypeScript front-end on top of a FastAPI service, communicating exclusively in JSON over HTTPS. The one non-standard piece is a single WebSocket channel reserved for streaming training progress; everything else fits the </w:t>
-      </w:r>
-      <w:r>
-        <w:lastRenderedPageBreak/>
-        <w:t>request / response pattern naturally, and there is no reason to introduce heavier real-time machinery for it.</w:t>
+        <w:t>The web application is a conventional single-page-application arrangement: a React/TypeScript front-end on top of a FastAPI service, communicating exclusively in JSON over HTTPS. The one non-standard piece is a single WebSocket channel reserved for streaming training progress; everything else fits the request / response pattern naturally, and there is no reason to introduce heavier real-time machinery for it.</w:t>
+      </w:r>
+    </w:p>
+    <w:p>
+      <w:pPr>
+        <w:spacing w:after="160" w:line="276" w:lineRule="auto"/>
+        <w:jc w:val="both"/>
+      </w:pPr>
+      <w:r>
+        <w:t>The list below</w:t>
+      </w:r>
+      <w:r>
+        <w:t xml:space="preserve"> summarises the route groups the back-end exposes, all under /api.</w:t>
       </w:r>
     </w:p>
     <w:p>
@@ -26732,11 +25679,22 @@
     </w:p>
     <w:p>
       <w:pPr>
+        <w:pStyle w:val="ListParagraph"/>
+        <w:spacing w:after="90" w:line="268" w:lineRule="auto"/>
+        <w:ind w:left="600"/>
+        <w:jc w:val="both"/>
+      </w:pPr>
+    </w:p>
+    <w:p>
+      <w:pPr>
         <w:spacing w:after="160" w:line="276" w:lineRule="auto"/>
         <w:jc w:val="both"/>
       </w:pPr>
       <w:r>
-        <w:t>The front-end mirrors these routes with a screen for each. Section 5.7 describes the implementation in detail; screenshots are included in Annex D.</w:t>
+        <w:t>Each route group has a corresponding screen in the front-end. Section 5.7 covers the implementation; Annex D carries the screenshots.</w:t>
+      </w:r>
+      <w:r>
+        <w:t>.</w:t>
       </w:r>
     </w:p>
     <w:p>
@@ -26757,7 +25715,7 @@
         <w:jc w:val="both"/>
       </w:pPr>
       <w:r>
-        <w:t>Where Chapter 4 described what VioNER does and why, this chapter documents how it actually does it: the technology stack, the data-preparation flow, the training procedure, the focal-loss implementation, the back-end services and API surface, the front-end application, and the containerised deployment. Code listings are kept short throughout; the full source resides in the accompanying repository.</w:t>
+        <w:t>Everything in this chapter answers some version of one question: how, concretely, was the design of Chapter 4 built? The answer runs through the technology stack, data preparation, the training procedure, the focal-loss implementation, the back-end services and their API surface, the front-end, and the containerised deployment. Listings are deliberately brief — the full source lives in the accompanying repository.</w:t>
       </w:r>
     </w:p>
     <w:p>
@@ -26825,12 +25783,6 @@
         <w:gridCol w:w="5680"/>
       </w:tblGrid>
       <w:tr>
-        <w:tblPrEx>
-          <w:tblCellMar>
-            <w:top w:w="0" w:type="dxa"/>
-            <w:bottom w:w="0" w:type="dxa"/>
-          </w:tblCellMar>
-        </w:tblPrEx>
         <w:trPr>
           <w:tblHeader/>
         </w:trPr>
@@ -26904,12 +25856,6 @@
         </w:tc>
       </w:tr>
       <w:tr>
-        <w:tblPrEx>
-          <w:tblCellMar>
-            <w:top w:w="0" w:type="dxa"/>
-            <w:bottom w:w="0" w:type="dxa"/>
-          </w:tblCellMar>
-        </w:tblPrEx>
         <w:tc>
           <w:tcPr>
             <w:tcW w:w="3680" w:type="dxa"/>
@@ -26976,12 +25922,6 @@
         </w:tc>
       </w:tr>
       <w:tr>
-        <w:tblPrEx>
-          <w:tblCellMar>
-            <w:top w:w="0" w:type="dxa"/>
-            <w:bottom w:w="0" w:type="dxa"/>
-          </w:tblCellMar>
-        </w:tblPrEx>
         <w:tc>
           <w:tcPr>
             <w:tcW w:w="3680" w:type="dxa"/>
@@ -27048,12 +25988,6 @@
         </w:tc>
       </w:tr>
       <w:tr>
-        <w:tblPrEx>
-          <w:tblCellMar>
-            <w:top w:w="0" w:type="dxa"/>
-            <w:bottom w:w="0" w:type="dxa"/>
-          </w:tblCellMar>
-        </w:tblPrEx>
         <w:tc>
           <w:tcPr>
             <w:tcW w:w="3680" w:type="dxa"/>
@@ -27120,12 +26054,6 @@
         </w:tc>
       </w:tr>
       <w:tr>
-        <w:tblPrEx>
-          <w:tblCellMar>
-            <w:top w:w="0" w:type="dxa"/>
-            <w:bottom w:w="0" w:type="dxa"/>
-          </w:tblCellMar>
-        </w:tblPrEx>
         <w:tc>
           <w:tcPr>
             <w:tcW w:w="3680" w:type="dxa"/>
@@ -27192,12 +26120,6 @@
         </w:tc>
       </w:tr>
       <w:tr>
-        <w:tblPrEx>
-          <w:tblCellMar>
-            <w:top w:w="0" w:type="dxa"/>
-            <w:bottom w:w="0" w:type="dxa"/>
-          </w:tblCellMar>
-        </w:tblPrEx>
         <w:tc>
           <w:tcPr>
             <w:tcW w:w="3680" w:type="dxa"/>
@@ -27264,12 +26186,6 @@
         </w:tc>
       </w:tr>
       <w:tr>
-        <w:tblPrEx>
-          <w:tblCellMar>
-            <w:top w:w="0" w:type="dxa"/>
-            <w:bottom w:w="0" w:type="dxa"/>
-          </w:tblCellMar>
-        </w:tblPrEx>
         <w:tc>
           <w:tcPr>
             <w:tcW w:w="3680" w:type="dxa"/>
@@ -27336,12 +26252,6 @@
         </w:tc>
       </w:tr>
       <w:tr>
-        <w:tblPrEx>
-          <w:tblCellMar>
-            <w:top w:w="0" w:type="dxa"/>
-            <w:bottom w:w="0" w:type="dxa"/>
-          </w:tblCellMar>
-        </w:tblPrEx>
         <w:tc>
           <w:tcPr>
             <w:tcW w:w="3680" w:type="dxa"/>
@@ -27408,12 +26318,6 @@
         </w:tc>
       </w:tr>
       <w:tr>
-        <w:tblPrEx>
-          <w:tblCellMar>
-            <w:top w:w="0" w:type="dxa"/>
-            <w:bottom w:w="0" w:type="dxa"/>
-          </w:tblCellMar>
-        </w:tblPrEx>
         <w:tc>
           <w:tcPr>
             <w:tcW w:w="3680" w:type="dxa"/>
@@ -27480,12 +26384,6 @@
         </w:tc>
       </w:tr>
       <w:tr>
-        <w:tblPrEx>
-          <w:tblCellMar>
-            <w:top w:w="0" w:type="dxa"/>
-            <w:bottom w:w="0" w:type="dxa"/>
-          </w:tblCellMar>
-        </w:tblPrEx>
         <w:tc>
           <w:tcPr>
             <w:tcW w:w="3680" w:type="dxa"/>
@@ -27552,12 +26450,6 @@
         </w:tc>
       </w:tr>
       <w:tr>
-        <w:tblPrEx>
-          <w:tblCellMar>
-            <w:top w:w="0" w:type="dxa"/>
-            <w:bottom w:w="0" w:type="dxa"/>
-          </w:tblCellMar>
-        </w:tblPrEx>
         <w:tc>
           <w:tcPr>
             <w:tcW w:w="3680" w:type="dxa"/>
@@ -27624,12 +26516,6 @@
         </w:tc>
       </w:tr>
       <w:tr>
-        <w:tblPrEx>
-          <w:tblCellMar>
-            <w:top w:w="0" w:type="dxa"/>
-            <w:bottom w:w="0" w:type="dxa"/>
-          </w:tblCellMar>
-        </w:tblPrEx>
         <w:tc>
           <w:tcPr>
             <w:tcW w:w="3680" w:type="dxa"/>
@@ -27696,12 +26582,6 @@
         </w:tc>
       </w:tr>
       <w:tr>
-        <w:tblPrEx>
-          <w:tblCellMar>
-            <w:top w:w="0" w:type="dxa"/>
-            <w:bottom w:w="0" w:type="dxa"/>
-          </w:tblCellMar>
-        </w:tblPrEx>
         <w:tc>
           <w:tcPr>
             <w:tcW w:w="3680" w:type="dxa"/>
@@ -27768,12 +26648,6 @@
         </w:tc>
       </w:tr>
       <w:tr>
-        <w:tblPrEx>
-          <w:tblCellMar>
-            <w:top w:w="0" w:type="dxa"/>
-            <w:bottom w:w="0" w:type="dxa"/>
-          </w:tblCellMar>
-        </w:tblPrEx>
         <w:tc>
           <w:tcPr>
             <w:tcW w:w="3680" w:type="dxa"/>
@@ -27840,12 +26714,6 @@
         </w:tc>
       </w:tr>
       <w:tr>
-        <w:tblPrEx>
-          <w:tblCellMar>
-            <w:top w:w="0" w:type="dxa"/>
-            <w:bottom w:w="0" w:type="dxa"/>
-          </w:tblCellMar>
-        </w:tblPrEx>
         <w:tc>
           <w:tcPr>
             <w:tcW w:w="3680" w:type="dxa"/>
@@ -27958,12 +26826,6 @@
         <w:gridCol w:w="5680"/>
       </w:tblGrid>
       <w:tr>
-        <w:tblPrEx>
-          <w:tblCellMar>
-            <w:top w:w="0" w:type="dxa"/>
-            <w:bottom w:w="0" w:type="dxa"/>
-          </w:tblCellMar>
-        </w:tblPrEx>
         <w:trPr>
           <w:tblHeader/>
         </w:trPr>
@@ -28037,12 +26899,6 @@
         </w:tc>
       </w:tr>
       <w:tr>
-        <w:tblPrEx>
-          <w:tblCellMar>
-            <w:top w:w="0" w:type="dxa"/>
-            <w:bottom w:w="0" w:type="dxa"/>
-          </w:tblCellMar>
-        </w:tblPrEx>
         <w:tc>
           <w:tcPr>
             <w:tcW w:w="3680" w:type="dxa"/>
@@ -28109,12 +26965,6 @@
         </w:tc>
       </w:tr>
       <w:tr>
-        <w:tblPrEx>
-          <w:tblCellMar>
-            <w:top w:w="0" w:type="dxa"/>
-            <w:bottom w:w="0" w:type="dxa"/>
-          </w:tblCellMar>
-        </w:tblPrEx>
         <w:tc>
           <w:tcPr>
             <w:tcW w:w="3680" w:type="dxa"/>
@@ -28181,12 +27031,6 @@
         </w:tc>
       </w:tr>
       <w:tr>
-        <w:tblPrEx>
-          <w:tblCellMar>
-            <w:top w:w="0" w:type="dxa"/>
-            <w:bottom w:w="0" w:type="dxa"/>
-          </w:tblCellMar>
-        </w:tblPrEx>
         <w:tc>
           <w:tcPr>
             <w:tcW w:w="3680" w:type="dxa"/>
@@ -28253,12 +27097,6 @@
         </w:tc>
       </w:tr>
       <w:tr>
-        <w:tblPrEx>
-          <w:tblCellMar>
-            <w:top w:w="0" w:type="dxa"/>
-            <w:bottom w:w="0" w:type="dxa"/>
-          </w:tblCellMar>
-        </w:tblPrEx>
         <w:tc>
           <w:tcPr>
             <w:tcW w:w="3680" w:type="dxa"/>
@@ -28325,12 +27163,6 @@
         </w:tc>
       </w:tr>
       <w:tr>
-        <w:tblPrEx>
-          <w:tblCellMar>
-            <w:top w:w="0" w:type="dxa"/>
-            <w:bottom w:w="0" w:type="dxa"/>
-          </w:tblCellMar>
-        </w:tblPrEx>
         <w:tc>
           <w:tcPr>
             <w:tcW w:w="3680" w:type="dxa"/>
@@ -28398,12 +27230,6 @@
         </w:tc>
       </w:tr>
       <w:tr>
-        <w:tblPrEx>
-          <w:tblCellMar>
-            <w:top w:w="0" w:type="dxa"/>
-            <w:bottom w:w="0" w:type="dxa"/>
-          </w:tblCellMar>
-        </w:tblPrEx>
         <w:tc>
           <w:tcPr>
             <w:tcW w:w="3680" w:type="dxa"/>
@@ -28470,12 +27296,6 @@
         </w:tc>
       </w:tr>
       <w:tr>
-        <w:tblPrEx>
-          <w:tblCellMar>
-            <w:top w:w="0" w:type="dxa"/>
-            <w:bottom w:w="0" w:type="dxa"/>
-          </w:tblCellMar>
-        </w:tblPrEx>
         <w:tc>
           <w:tcPr>
             <w:tcW w:w="3680" w:type="dxa"/>
@@ -28542,12 +27362,6 @@
         </w:tc>
       </w:tr>
       <w:tr>
-        <w:tblPrEx>
-          <w:tblCellMar>
-            <w:top w:w="0" w:type="dxa"/>
-            <w:bottom w:w="0" w:type="dxa"/>
-          </w:tblCellMar>
-        </w:tblPrEx>
         <w:tc>
           <w:tcPr>
             <w:tcW w:w="3680" w:type="dxa"/>
@@ -28614,12 +27428,6 @@
         </w:tc>
       </w:tr>
       <w:tr>
-        <w:tblPrEx>
-          <w:tblCellMar>
-            <w:top w:w="0" w:type="dxa"/>
-            <w:bottom w:w="0" w:type="dxa"/>
-          </w:tblCellMar>
-        </w:tblPrEx>
         <w:tc>
           <w:tcPr>
             <w:tcW w:w="3680" w:type="dxa"/>
@@ -28686,12 +27494,6 @@
         </w:tc>
       </w:tr>
       <w:tr>
-        <w:tblPrEx>
-          <w:tblCellMar>
-            <w:top w:w="0" w:type="dxa"/>
-            <w:bottom w:w="0" w:type="dxa"/>
-          </w:tblCellMar>
-        </w:tblPrEx>
         <w:tc>
           <w:tcPr>
             <w:tcW w:w="3680" w:type="dxa"/>
@@ -28764,7 +27566,10 @@
         <w:jc w:val="both"/>
       </w:pPr>
       <w:r>
-        <w:t>A few of these choices warrant a sentence of explanation. FastAPI was chosen for the back end because the leading alternative, Flask, would have meant hand-writing the OpenAPI document from which the front-end’s TypeScript types are generated; FastAPI produces that document automatically from the Pydantic models already needed for request validation, and its native async support makes the training-progress WebSocket route much cleaner. PyTorch with Hugging Face Transformers is the de-facto stack for fine-tuning BERT. SQLAlchemy with PostgreSQL covers the data layer; once the schema grew past a handful of tables, SQLAlchemy’s relationship modelling repaid its slight learning-curve cost. On the front end, React 19 with React Router 7 offered file-based routing that matched the intended layout, while TailwindCSS plus shadcn/ui supplied a component library without committing to a heavy design system. Vite replaced Create React App because the latter is effectively unmaintained and Vite’s iteration loop is faster.</w:t>
+        <w:t xml:space="preserve">A few of these choices warrant a sentence of explanation. FastAPI was chosen for the back end because the leading alternative, Flask, would have meant hand-writing the OpenAPI document from which the front-end’s TypeScript types are generated; FastAPI produces that document automatically from the Pydantic models already needed for request validation, and its native async support makes the training-progress WebSocket route much cleaner. PyTorch with Hugging Face Transformers is the de-facto stack for fine-tuning BERT. SQLAlchemy with PostgreSQL covers the data layer; once the schema grew past a handful of tables, SQLAlchemy’s relationship modelling repaid its slight learning-curve cost. </w:t>
+      </w:r>
+      <w:r>
+        <w:t>For the front end, React 19 and React Router 7 brought file-based routing that mapped naturally onto the intended screen layout, and TailwindCSS with shadcn/ui covered components without dragging in a heavyweight design system. Create React App was abandoned in favour of Vite — CRA is effectively unmaintained at this point, and Vite iterates noticeably faster.</w:t>
       </w:r>
     </w:p>
     <w:p>
@@ -28783,7 +27588,10 @@
         <w:jc w:val="both"/>
       </w:pPr>
       <w:r>
-        <w:t>ACLED publishes its data through an open API. The full African extract — every event coded across the 54 countries since coverage began — yields 212,590 records; anything beyond Africa is filtered at ingest. The data is stored on disk as JSONL, matching what ACLED’s own export tooling produces. The preprocessing module turns that raw extract into BIO-tagged training data in four steps:</w:t>
+        <w:t>The raw material comes from ACLED's open API. Pulling every event coded for the 54 African countries since coverage began yields 212,590 records — anything outside Africa is dropped at ingest — stored on disk as JSONL in the same shape ACLED's own export tooling emits. Four steps turn that extract into BIO-tagged training data:</w:t>
+      </w:r>
+      <w:r>
+        <w:t>:</w:t>
       </w:r>
     </w:p>
     <w:p>
@@ -28957,12 +27765,6 @@
         <w:gridCol w:w="9360"/>
       </w:tblGrid>
       <w:tr>
-        <w:tblPrEx>
-          <w:tblCellMar>
-            <w:top w:w="0" w:type="dxa"/>
-            <w:bottom w:w="0" w:type="dxa"/>
-          </w:tblCellMar>
-        </w:tblPrEx>
         <w:tc>
           <w:tcPr>
             <w:tcW w:w="9360" w:type="dxa"/>
@@ -29333,12 +28135,6 @@
         <w:gridCol w:w="9360"/>
       </w:tblGrid>
       <w:tr>
-        <w:tblPrEx>
-          <w:tblCellMar>
-            <w:top w:w="0" w:type="dxa"/>
-            <w:bottom w:w="0" w:type="dxa"/>
-          </w:tblCellMar>
-        </w:tblPrEx>
         <w:tc>
           <w:tcPr>
             <w:tcW w:w="9360" w:type="dxa"/>
@@ -29755,7 +28551,7 @@
         <w:jc w:val="both"/>
       </w:pPr>
       <w:r>
-        <w:t>Data flows through a dataset class whose item accessor runs the tokenizer with is_split_into_words enabled, extracts the word indices, and applies the sub-word alignment of Algorithm 4.1. Special tokens receive label -100, which both the default cross entropy and the custom focal loss ignore. The training loop is conventional: forward-backward on the training set, no-grad validation at the end of each epoch, gradient clipping at L2 norm 1.0, linear warm-up for the first warmup_steps optimisation steps, and ReduceLROnPlateau scheduling after warm-up (factor 0.5, patience 2 epochs). Early stopping counts epochs since the last improvement in validation loss; when the count reaches the patience threshold the loop exits and the best checkpoint is restored. A resume path re-enters the loop at the appropriate epoch from a prior run’s configuration file, and combined with an extend-epochs flag means training never has to restart from scratch after an interruption.</w:t>
+        <w:t>Data reaches the model through a dataset class. Its item accessor calls the tokenizer with is_split_into_words enabled, pulls out the word indices, and applies the sub-word alignment of Algorithm 4.1; special tokens get label -100, which the default cross entropy and the custom focal loss both skip. The loop itself holds no surprises. Each epoch runs forward-backward over the training set and a no-grad pass over validation, gradients are clipped at L2 norm 1.0, and the learning rate warms up linearly for the first warmup_steps optimisation steps before handing over to ReduceLROnPlateau (factor 0.5, patience 2 epochs). Early stopping is a counter of epochs since validation loss last improved; when it reaches the patience threshold the loop exits and the best checkpoint is restored. Interruptions are not a catastrophe — a resume path re-enters the loop at the right epoch from the prior run's configuration file, and an extend-epochs flag lets a finished run keep going, so training never restarts from zero.</w:t>
       </w:r>
     </w:p>
     <w:p>
@@ -29774,11 +28570,11 @@
         <w:jc w:val="both"/>
       </w:pPr>
       <w:r>
-        <w:t xml:space="preserve">The custom loss code defines two classes: a FocalLoss module implementing Algorithm 4.4, and a class-weighted cross-entropy used as the ablation baseline in Section 6.6. Several implementation choices are worth noting. Logits arrive shaped [N, C] and targets shaped [N]; both are flattened before any softmax, because log-softmax is faster on contiguous 2D tensors and per-token granularity is all </w:t>
+        <w:t xml:space="preserve">Two loss classes live in the custom loss module: FocalLoss, implementing Algorithm 4.4, and the class-weighted cross entropy that serves as the ablation baseline in Section 6.6. A few implementation decisions deserve a note because each was hit in practice. Logits come in shaped [N, C] and targets </w:t>
       </w:r>
       <w:r>
         <w:lastRenderedPageBreak/>
-        <w:t>token classification needs. Ignored positions (target = -100) are masked before the softmax computation rather than after, which keeps the loss numerically stable when a batch contains many padding tokens. Label smoothing, when enabled, is applied to the target distribution, and the focal modulating factor respects the smoothed label rather than the original one-hot. Per-class weights are passed as a 1D tensor on the same device as the logits and indexed directly.</w:t>
+        <w:t>shaped [N], and both are flattened before any softmax — log-softmax runs faster on a contiguous 2D tensor, and token classification never needs more than per-token granularity anyway. Ignored positions (target = -100) are masked out before the softmax computation, not after; mask late and heavily padded batches let padding tokens leak into the normalisation, which destabilises the loss numerically. When label smoothing is enabled it is applied to the target distribution, and the focal modulating factor is computed against the smoothed label rather than the original one-hot. Per-class weights arrive as a 1D tensor already on the logits' device and are indexed directly.</w:t>
       </w:r>
     </w:p>
     <w:p>
@@ -29787,7 +28583,7 @@
         <w:jc w:val="both"/>
       </w:pPr>
       <w:r>
-        <w:t>Class weights are computed once at the start of training as w_c = T / (C · max(f_c, 1)), where T is the total token count over the training set, C is the number of classes, and f_c is the count of class c (clipped to a minimum of one to avoid division by zero). The training script logs the resulting O-class weight alongside the minimum and maximum weights, so the weighting is visible in the run log; Annex E reproduces the distribution and the derived weights for the production run.</w:t>
+        <w:t>Weights are computed exactly once, before the first batch: w_c = T / (C · max(f_c, 1)), with T the total token count over the training set, C the number of classes, and f_c the count of class c, clipped to a minimum of one so the division can never blow up. The training script logs the resulting O-class weight together with the minimum and maximum, which makes the weighting auditable from the run log alone; Annex E reproduces the full distribution and the derived weights for the production run.</w:t>
       </w:r>
     </w:p>
     <w:p>
@@ -29806,7 +28602,10 @@
         <w:jc w:val="both"/>
       </w:pPr>
       <w:r>
-        <w:t>The back-end is implemented as a FastAPI application with route handlers organised by feature. Figure 5.1 sketches the module organisation, from the application entry point through the API routers, the service layer, the training pipeline, and the database access code.</w:t>
+        <w:t>The back-end is a FastAPI application whose route handlers are organised by feature. How the modules hang together — entry point, then the API routers, then the service layer, then the training pipeline and database access underneath — is sketched in Figure 5.1</w:t>
+      </w:r>
+      <w:r>
+        <w:t>.</w:t>
       </w:r>
     </w:p>
     <w:p>
@@ -29819,6 +28618,7 @@
         <w:rPr>
           <w:noProof/>
         </w:rPr>
+        <w:lastRenderedPageBreak/>
         <w:drawing>
           <wp:inline distT="0" distB="0" distL="0" distR="0" wp14:anchorId="27A2B107" wp14:editId="276E29CB">
             <wp:extent cx="4095750" cy="4524375"/>
@@ -29889,7 +28689,6 @@
         <w:jc w:val="both"/>
       </w:pPr>
       <w:r>
-        <w:lastRenderedPageBreak/>
         <w:t>The application lifespan handler initialises the database connection, loads the NER model from the configured checkpoint path, and starts the training service. A failure to load the model degrades the service to an inference-disabled state but does not prevent startup; the front-end then surfaces a banner explaining that inference is temporarily unavailable. Pydantic models under each router specify request and response shapes, and FastAPI generates the OpenAPI schema automatically at /docs and /redoc; that schema is exported during the front-end build to keep the TypeScript types in sync.</w:t>
       </w:r>
     </w:p>
@@ -29908,6 +28707,7 @@
       </w:pPr>
       <w:bookmarkStart w:id="61" w:name="_Toc230692379"/>
       <w:r>
+        <w:lastRenderedPageBreak/>
         <w:t>5.7 Frontend Application</w:t>
       </w:r>
       <w:bookmarkEnd w:id="61"/>
@@ -30001,8 +28801,10 @@
         <w:jc w:val="both"/>
       </w:pPr>
       <w:r>
-        <w:lastRenderedPageBreak/>
-        <w:t>The Inference screen lets a user paste a paragraph or upload a document, calls the inference endpoint, and renders the returned structured event, highlighting entities inline in the source text with colour coding per 5W1H category and showing each span’s confidence on hover. The Training screen lists historical runs and exposes a control panel for starting a new one; the detail screen subscribes to the training WebSocket and renders a live progress bar, the current epoch, the most recent losses, and a scrolling log. The Events screen provides a paginated, filterable browser over all stored events with full-text search, structured filters (date range, country, region, taxonomy level), and CSV export. The Analytics screen renders aggregated views — events per region, top actors, top locations, incident-count time series, and casualty totals over selected periods. The KB screens allow a user with the appropriate role to create, update, and deactivate armed groups, locations, and taxonomy categories, with all mutations routed through the back-end and logged in the audit table. Screenshots are reproduced in Annex D.</w:t>
+        <w:t xml:space="preserve">The Inference screen lets a user paste a paragraph or upload a document, calls the inference endpoint, and renders the returned structured event, highlighting entities inline in the source text with colour coding per 5W1H category and showing each span’s confidence on hover. </w:t>
+      </w:r>
+      <w:r>
+        <w:t>Training gets two views. The list shows historical runs alongside a control panel for launching a new one; the detail view subscribes to the training WebSocket and turns the stream into a live progress bar, the current epoch, the latest losses, and a scrolling log. The Events screen is a paginated browser over everything in the store, with full-text search, structured filters on date range, country, region, and taxonomy level, and CSV export for whatever the filters return. Analytics aggregates: events per region, top actors, top locations, incident counts over time, and casualty totals for a chosen period. The KB screens give appropriately-roled users create, update, and deactivate operations over armed groups, locations, and taxonomy categories; every mutation goes through the back-end and lands in the audit table. Annex D reproduces screenshots of each screen.</w:t>
       </w:r>
     </w:p>
     <w:p>
@@ -30021,7 +28823,11 @@
         <w:jc w:val="both"/>
       </w:pPr>
       <w:r>
-        <w:t>The whole system runs from a single Docker Compose file at the repository root, defining three services: a PostgreSQL 16 database with a persistent volume; a Python back-end image with the source and the model checkpoint mounted alongside it; and a Node front-end image that builds and serves the Vite application. A health-checked startup order prevents the back-end from initialising until the database is ready to accept connections.</w:t>
+        <w:t xml:space="preserve">One Docker Compose file at the repository root brings up the entire system. It defines three services. PostgreSQL 16 runs with a persistent volume; the Python back-end image carries the source with the </w:t>
+      </w:r>
+      <w:r>
+        <w:lastRenderedPageBreak/>
+        <w:t>model checkpoint mounted alongside it; a Node image builds the Vite front-end and serves it. Health checks enforce startup order, so the back-end waits until the database actually accepts connections rather than racing it.</w:t>
       </w:r>
     </w:p>
     <w:p>
@@ -30030,7 +28836,10 @@
         <w:jc w:val="both"/>
       </w:pPr>
       <w:r>
-        <w:t>Configuration is environment-variable-driven. The variables that matter day to day are the database URL, the model path, the allowed CORS origins, and the JWT secret, alongside a few feature flags including one that toggles database storage. An example environment file in the repository documents the complete set. Day-to-day development uses two commands: starting the database in the background and then running the back-end and front-end natively for fastest iteration, or bringing the whole stack up inside containers. For production the stack is built and pushed to a container registry; the production override file that terminates TLS at the reverse proxy is deliberately excluded from this thesis because deployment-specific secrets live there.</w:t>
+        <w:t>Everything configurable is configured through environment variables. Four of them matter day to day — the database URL, the model path, the allowed CORS origins, and the JWT secret — plus a handful of feature flags, one of which toggles database storage. The repository carries an example environment file documenting the complete set</w:t>
+      </w:r>
+      <w:r>
+        <w:t>. Day-to-day development uses two commands: starting the database in the background and then running the back-end and front-end natively for fastest iteration, or bringing the whole stack up inside containers. For production the stack is built and pushed to a container registry; the production override file that terminates TLS at the reverse proxy is deliberately excluded from this thesis because deployment-specific secrets live there.</w:t>
       </w:r>
     </w:p>
     <w:p>
@@ -30119,12 +28928,6 @@
         <w:gridCol w:w="5680"/>
       </w:tblGrid>
       <w:tr>
-        <w:tblPrEx>
-          <w:tblCellMar>
-            <w:top w:w="0" w:type="dxa"/>
-            <w:bottom w:w="0" w:type="dxa"/>
-          </w:tblCellMar>
-        </w:tblPrEx>
         <w:trPr>
           <w:tblHeader/>
         </w:trPr>
@@ -30198,12 +29001,6 @@
         </w:tc>
       </w:tr>
       <w:tr>
-        <w:tblPrEx>
-          <w:tblCellMar>
-            <w:top w:w="0" w:type="dxa"/>
-            <w:bottom w:w="0" w:type="dxa"/>
-          </w:tblCellMar>
-        </w:tblPrEx>
         <w:tc>
           <w:tcPr>
             <w:tcW w:w="3680" w:type="dxa"/>
@@ -30270,12 +29067,6 @@
         </w:tc>
       </w:tr>
       <w:tr>
-        <w:tblPrEx>
-          <w:tblCellMar>
-            <w:top w:w="0" w:type="dxa"/>
-            <w:bottom w:w="0" w:type="dxa"/>
-          </w:tblCellMar>
-        </w:tblPrEx>
         <w:tc>
           <w:tcPr>
             <w:tcW w:w="3680" w:type="dxa"/>
@@ -30342,12 +29133,6 @@
         </w:tc>
       </w:tr>
       <w:tr>
-        <w:tblPrEx>
-          <w:tblCellMar>
-            <w:top w:w="0" w:type="dxa"/>
-            <w:bottom w:w="0" w:type="dxa"/>
-          </w:tblCellMar>
-        </w:tblPrEx>
         <w:tc>
           <w:tcPr>
             <w:tcW w:w="3680" w:type="dxa"/>
@@ -30414,12 +29199,6 @@
         </w:tc>
       </w:tr>
       <w:tr>
-        <w:tblPrEx>
-          <w:tblCellMar>
-            <w:top w:w="0" w:type="dxa"/>
-            <w:bottom w:w="0" w:type="dxa"/>
-          </w:tblCellMar>
-        </w:tblPrEx>
         <w:tc>
           <w:tcPr>
             <w:tcW w:w="3680" w:type="dxa"/>
@@ -30486,12 +29265,6 @@
         </w:tc>
       </w:tr>
       <w:tr>
-        <w:tblPrEx>
-          <w:tblCellMar>
-            <w:top w:w="0" w:type="dxa"/>
-            <w:bottom w:w="0" w:type="dxa"/>
-          </w:tblCellMar>
-        </w:tblPrEx>
         <w:tc>
           <w:tcPr>
             <w:tcW w:w="3680" w:type="dxa"/>
@@ -30558,12 +29331,6 @@
         </w:tc>
       </w:tr>
       <w:tr>
-        <w:tblPrEx>
-          <w:tblCellMar>
-            <w:top w:w="0" w:type="dxa"/>
-            <w:bottom w:w="0" w:type="dxa"/>
-          </w:tblCellMar>
-        </w:tblPrEx>
         <w:tc>
           <w:tcPr>
             <w:tcW w:w="3680" w:type="dxa"/>
@@ -30630,12 +29397,6 @@
         </w:tc>
       </w:tr>
       <w:tr>
-        <w:tblPrEx>
-          <w:tblCellMar>
-            <w:top w:w="0" w:type="dxa"/>
-            <w:bottom w:w="0" w:type="dxa"/>
-          </w:tblCellMar>
-        </w:tblPrEx>
         <w:tc>
           <w:tcPr>
             <w:tcW w:w="3680" w:type="dxa"/>
@@ -30727,7 +29488,10 @@
         <w:jc w:val="both"/>
       </w:pPr>
       <w:r>
-        <w:t>The pre-processed dataset, before any sampling decisions, is shown in Table 6.2.</w:t>
+        <w:t>Table 6.2 describes the pre-processed dataset as it stands before any sampling decisions are taken</w:t>
+      </w:r>
+      <w:r>
+        <w:t>.</w:t>
       </w:r>
     </w:p>
     <w:p>
@@ -30776,12 +29540,6 @@
         <w:gridCol w:w="3680"/>
       </w:tblGrid>
       <w:tr>
-        <w:tblPrEx>
-          <w:tblCellMar>
-            <w:top w:w="0" w:type="dxa"/>
-            <w:bottom w:w="0" w:type="dxa"/>
-          </w:tblCellMar>
-        </w:tblPrEx>
         <w:trPr>
           <w:tblHeader/>
         </w:trPr>
@@ -30856,12 +29614,6 @@
         </w:tc>
       </w:tr>
       <w:tr>
-        <w:tblPrEx>
-          <w:tblCellMar>
-            <w:top w:w="0" w:type="dxa"/>
-            <w:bottom w:w="0" w:type="dxa"/>
-          </w:tblCellMar>
-        </w:tblPrEx>
         <w:tc>
           <w:tcPr>
             <w:tcW w:w="5680" w:type="dxa"/>
@@ -30929,12 +29681,6 @@
         </w:tc>
       </w:tr>
       <w:tr>
-        <w:tblPrEx>
-          <w:tblCellMar>
-            <w:top w:w="0" w:type="dxa"/>
-            <w:bottom w:w="0" w:type="dxa"/>
-          </w:tblCellMar>
-        </w:tblPrEx>
         <w:tc>
           <w:tcPr>
             <w:tcW w:w="5680" w:type="dxa"/>
@@ -31002,12 +29748,6 @@
         </w:tc>
       </w:tr>
       <w:tr>
-        <w:tblPrEx>
-          <w:tblCellMar>
-            <w:top w:w="0" w:type="dxa"/>
-            <w:bottom w:w="0" w:type="dxa"/>
-          </w:tblCellMar>
-        </w:tblPrEx>
         <w:tc>
           <w:tcPr>
             <w:tcW w:w="5680" w:type="dxa"/>
@@ -31076,12 +29816,6 @@
         </w:tc>
       </w:tr>
       <w:tr>
-        <w:tblPrEx>
-          <w:tblCellMar>
-            <w:top w:w="0" w:type="dxa"/>
-            <w:bottom w:w="0" w:type="dxa"/>
-          </w:tblCellMar>
-        </w:tblPrEx>
         <w:tc>
           <w:tcPr>
             <w:tcW w:w="5680" w:type="dxa"/>
@@ -31149,12 +29883,6 @@
         </w:tc>
       </w:tr>
       <w:tr>
-        <w:tblPrEx>
-          <w:tblCellMar>
-            <w:top w:w="0" w:type="dxa"/>
-            <w:bottom w:w="0" w:type="dxa"/>
-          </w:tblCellMar>
-        </w:tblPrEx>
         <w:tc>
           <w:tcPr>
             <w:tcW w:w="5680" w:type="dxa"/>
@@ -31222,12 +29950,6 @@
         </w:tc>
       </w:tr>
       <w:tr>
-        <w:tblPrEx>
-          <w:tblCellMar>
-            <w:top w:w="0" w:type="dxa"/>
-            <w:bottom w:w="0" w:type="dxa"/>
-          </w:tblCellMar>
-        </w:tblPrEx>
         <w:tc>
           <w:tcPr>
             <w:tcW w:w="5680" w:type="dxa"/>
@@ -31301,7 +30023,7 @@
         <w:jc w:val="both"/>
       </w:pPr>
       <w:r>
-        <w:t>The substantive story is in the entity-level distribution rather than the headline counts. Table 6.3 shows each entity type as a share of the entity-token total — precisely the imbalance Section 2.4 anticipated.</w:t>
+        <w:t>Headline counts say little here; what matters is how the entity tokens are distributed. Table 6.3 breaks the total down per entity type, and what shows up is exactly the imbalance Section 2.4 anticipated.</w:t>
       </w:r>
     </w:p>
     <w:p>
@@ -31351,12 +30073,6 @@
         <w:gridCol w:w="3000"/>
       </w:tblGrid>
       <w:tr>
-        <w:tblPrEx>
-          <w:tblCellMar>
-            <w:top w:w="0" w:type="dxa"/>
-            <w:bottom w:w="0" w:type="dxa"/>
-          </w:tblCellMar>
-        </w:tblPrEx>
         <w:trPr>
           <w:tblHeader/>
         </w:trPr>
@@ -31466,12 +30182,6 @@
         </w:tc>
       </w:tr>
       <w:tr>
-        <w:tblPrEx>
-          <w:tblCellMar>
-            <w:top w:w="0" w:type="dxa"/>
-            <w:bottom w:w="0" w:type="dxa"/>
-          </w:tblCellMar>
-        </w:tblPrEx>
         <w:tc>
           <w:tcPr>
             <w:tcW w:w="3360" w:type="dxa"/>
@@ -31571,12 +30281,6 @@
         </w:tc>
       </w:tr>
       <w:tr>
-        <w:tblPrEx>
-          <w:tblCellMar>
-            <w:top w:w="0" w:type="dxa"/>
-            <w:bottom w:w="0" w:type="dxa"/>
-          </w:tblCellMar>
-        </w:tblPrEx>
         <w:tc>
           <w:tcPr>
             <w:tcW w:w="3360" w:type="dxa"/>
@@ -31676,12 +30380,6 @@
         </w:tc>
       </w:tr>
       <w:tr>
-        <w:tblPrEx>
-          <w:tblCellMar>
-            <w:top w:w="0" w:type="dxa"/>
-            <w:bottom w:w="0" w:type="dxa"/>
-          </w:tblCellMar>
-        </w:tblPrEx>
         <w:tc>
           <w:tcPr>
             <w:tcW w:w="3360" w:type="dxa"/>
@@ -31781,12 +30479,6 @@
         </w:tc>
       </w:tr>
       <w:tr>
-        <w:tblPrEx>
-          <w:tblCellMar>
-            <w:top w:w="0" w:type="dxa"/>
-            <w:bottom w:w="0" w:type="dxa"/>
-          </w:tblCellMar>
-        </w:tblPrEx>
         <w:tc>
           <w:tcPr>
             <w:tcW w:w="3360" w:type="dxa"/>
@@ -31886,12 +30578,6 @@
         </w:tc>
       </w:tr>
       <w:tr>
-        <w:tblPrEx>
-          <w:tblCellMar>
-            <w:top w:w="0" w:type="dxa"/>
-            <w:bottom w:w="0" w:type="dxa"/>
-          </w:tblCellMar>
-        </w:tblPrEx>
         <w:tc>
           <w:tcPr>
             <w:tcW w:w="3360" w:type="dxa"/>
@@ -31991,12 +30677,6 @@
         </w:tc>
       </w:tr>
       <w:tr>
-        <w:tblPrEx>
-          <w:tblCellMar>
-            <w:top w:w="0" w:type="dxa"/>
-            <w:bottom w:w="0" w:type="dxa"/>
-          </w:tblCellMar>
-        </w:tblPrEx>
         <w:tc>
           <w:tcPr>
             <w:tcW w:w="3360" w:type="dxa"/>
@@ -32096,12 +30776,6 @@
         </w:tc>
       </w:tr>
       <w:tr>
-        <w:tblPrEx>
-          <w:tblCellMar>
-            <w:top w:w="0" w:type="dxa"/>
-            <w:bottom w:w="0" w:type="dxa"/>
-          </w:tblCellMar>
-        </w:tblPrEx>
         <w:tc>
           <w:tcPr>
             <w:tcW w:w="3360" w:type="dxa"/>
@@ -32201,12 +30875,6 @@
         </w:tc>
       </w:tr>
       <w:tr>
-        <w:tblPrEx>
-          <w:tblCellMar>
-            <w:top w:w="0" w:type="dxa"/>
-            <w:bottom w:w="0" w:type="dxa"/>
-          </w:tblCellMar>
-        </w:tblPrEx>
         <w:tc>
           <w:tcPr>
             <w:tcW w:w="3360" w:type="dxa"/>
@@ -32312,7 +30980,10 @@
         <w:jc w:val="both"/>
       </w:pPr>
       <w:r>
-        <w:t>ACTOR, CITY, and DATE together carry the majority of entity tokens; VICTIM and CASUALTIES barely exceed two and a half percent each. One level up, the imbalance worsens: the O label accounts for roughly seventy-eight percent of all tokens. A naive cross-entropy fine-tune on this distribution reports deceptively high overall accuracy while quietly under-recovering exactly the rare entities an analyst cares about most. This is the distribution that motivates the ablation in Section 6.6.</w:t>
+        <w:t xml:space="preserve">ACTOR, CITY, and DATE together carry the majority of entity tokens; VICTIM and CASUALTIES barely exceed two and a half percent each. </w:t>
+      </w:r>
+      <w:r>
+        <w:t>Zoom out one level and it gets worse, because the O label alone covers roughly seventy-eight percent of all tokens. Train naively with cross entropy on numbers like these and the model posts a flattering overall accuracy while steadily failing on the rare entities — the ones an analyst actually cares about. The ablation in Section 6.6 exists because of this table.</w:t>
       </w:r>
     </w:p>
     <w:p>
@@ -32370,12 +31041,6 @@
         <w:gridCol w:w="3680"/>
       </w:tblGrid>
       <w:tr>
-        <w:tblPrEx>
-          <w:tblCellMar>
-            <w:top w:w="0" w:type="dxa"/>
-            <w:bottom w:w="0" w:type="dxa"/>
-          </w:tblCellMar>
-        </w:tblPrEx>
         <w:trPr>
           <w:tblHeader/>
         </w:trPr>
@@ -32450,12 +31115,6 @@
         </w:tc>
       </w:tr>
       <w:tr>
-        <w:tblPrEx>
-          <w:tblCellMar>
-            <w:top w:w="0" w:type="dxa"/>
-            <w:bottom w:w="0" w:type="dxa"/>
-          </w:tblCellMar>
-        </w:tblPrEx>
         <w:tc>
           <w:tcPr>
             <w:tcW w:w="5680" w:type="dxa"/>
@@ -32523,12 +31182,6 @@
         </w:tc>
       </w:tr>
       <w:tr>
-        <w:tblPrEx>
-          <w:tblCellMar>
-            <w:top w:w="0" w:type="dxa"/>
-            <w:bottom w:w="0" w:type="dxa"/>
-          </w:tblCellMar>
-        </w:tblPrEx>
         <w:tc>
           <w:tcPr>
             <w:tcW w:w="5680" w:type="dxa"/>
@@ -32596,12 +31249,6 @@
         </w:tc>
       </w:tr>
       <w:tr>
-        <w:tblPrEx>
-          <w:tblCellMar>
-            <w:top w:w="0" w:type="dxa"/>
-            <w:bottom w:w="0" w:type="dxa"/>
-          </w:tblCellMar>
-        </w:tblPrEx>
         <w:tc>
           <w:tcPr>
             <w:tcW w:w="5680" w:type="dxa"/>
@@ -32631,7 +31278,6 @@
                 <w:sz w:val="19"/>
                 <w:szCs w:val="19"/>
               </w:rPr>
-              <w:lastRenderedPageBreak/>
               <w:t>B-ACTOR</w:t>
             </w:r>
           </w:p>
@@ -32670,12 +31316,6 @@
         </w:tc>
       </w:tr>
       <w:tr>
-        <w:tblPrEx>
-          <w:tblCellMar>
-            <w:top w:w="0" w:type="dxa"/>
-            <w:bottom w:w="0" w:type="dxa"/>
-          </w:tblCellMar>
-        </w:tblPrEx>
         <w:tc>
           <w:tcPr>
             <w:tcW w:w="5680" w:type="dxa"/>
@@ -32705,6 +31345,7 @@
                 <w:sz w:val="19"/>
                 <w:szCs w:val="19"/>
               </w:rPr>
+              <w:lastRenderedPageBreak/>
               <w:t>B-CITY</w:t>
             </w:r>
           </w:p>
@@ -32743,12 +31384,6 @@
         </w:tc>
       </w:tr>
       <w:tr>
-        <w:tblPrEx>
-          <w:tblCellMar>
-            <w:top w:w="0" w:type="dxa"/>
-            <w:bottom w:w="0" w:type="dxa"/>
-          </w:tblCellMar>
-        </w:tblPrEx>
         <w:tc>
           <w:tcPr>
             <w:tcW w:w="5680" w:type="dxa"/>
@@ -32816,12 +31451,6 @@
         </w:tc>
       </w:tr>
       <w:tr>
-        <w:tblPrEx>
-          <w:tblCellMar>
-            <w:top w:w="0" w:type="dxa"/>
-            <w:bottom w:w="0" w:type="dxa"/>
-          </w:tblCellMar>
-        </w:tblPrEx>
         <w:tc>
           <w:tcPr>
             <w:tcW w:w="5680" w:type="dxa"/>
@@ -32889,12 +31518,6 @@
         </w:tc>
       </w:tr>
       <w:tr>
-        <w:tblPrEx>
-          <w:tblCellMar>
-            <w:top w:w="0" w:type="dxa"/>
-            <w:bottom w:w="0" w:type="dxa"/>
-          </w:tblCellMar>
-        </w:tblPrEx>
         <w:tc>
           <w:tcPr>
             <w:tcW w:w="5680" w:type="dxa"/>
@@ -32962,12 +31585,6 @@
         </w:tc>
       </w:tr>
       <w:tr>
-        <w:tblPrEx>
-          <w:tblCellMar>
-            <w:top w:w="0" w:type="dxa"/>
-            <w:bottom w:w="0" w:type="dxa"/>
-          </w:tblCellMar>
-        </w:tblPrEx>
         <w:tc>
           <w:tcPr>
             <w:tcW w:w="5680" w:type="dxa"/>
@@ -33035,12 +31652,6 @@
         </w:tc>
       </w:tr>
       <w:tr>
-        <w:tblPrEx>
-          <w:tblCellMar>
-            <w:top w:w="0" w:type="dxa"/>
-            <w:bottom w:w="0" w:type="dxa"/>
-          </w:tblCellMar>
-        </w:tblPrEx>
         <w:tc>
           <w:tcPr>
             <w:tcW w:w="5680" w:type="dxa"/>
@@ -33211,7 +31822,6 @@
         <w:rPr>
           <w:noProof/>
         </w:rPr>
-        <w:lastRenderedPageBreak/>
         <w:drawing>
           <wp:inline distT="0" distB="0" distL="0" distR="0" wp14:anchorId="67980AC8" wp14:editId="4EE278EA">
             <wp:extent cx="4095750" cy="2352675"/>
@@ -33288,6 +31898,7 @@
           <w:sz w:val="20"/>
           <w:szCs w:val="20"/>
         </w:rPr>
+        <w:lastRenderedPageBreak/>
         <w:t xml:space="preserve">Table 6.5: </w:t>
       </w:r>
       <w:r>
@@ -33324,12 +31935,6 @@
         <w:gridCol w:w="2400"/>
       </w:tblGrid>
       <w:tr>
-        <w:tblPrEx>
-          <w:tblCellMar>
-            <w:top w:w="0" w:type="dxa"/>
-            <w:bottom w:w="0" w:type="dxa"/>
-          </w:tblCellMar>
-        </w:tblPrEx>
         <w:trPr>
           <w:tblHeader/>
         </w:trPr>
@@ -33475,12 +32080,6 @@
         </w:tc>
       </w:tr>
       <w:tr>
-        <w:tblPrEx>
-          <w:tblCellMar>
-            <w:top w:w="0" w:type="dxa"/>
-            <w:bottom w:w="0" w:type="dxa"/>
-          </w:tblCellMar>
-        </w:tblPrEx>
         <w:tc>
           <w:tcPr>
             <w:tcW w:w="2160" w:type="dxa"/>
@@ -33611,12 +32210,6 @@
         </w:tc>
       </w:tr>
       <w:tr>
-        <w:tblPrEx>
-          <w:tblCellMar>
-            <w:top w:w="0" w:type="dxa"/>
-            <w:bottom w:w="0" w:type="dxa"/>
-          </w:tblCellMar>
-        </w:tblPrEx>
         <w:tc>
           <w:tcPr>
             <w:tcW w:w="2160" w:type="dxa"/>
@@ -33747,12 +32340,6 @@
         </w:tc>
       </w:tr>
       <w:tr>
-        <w:tblPrEx>
-          <w:tblCellMar>
-            <w:top w:w="0" w:type="dxa"/>
-            <w:bottom w:w="0" w:type="dxa"/>
-          </w:tblCellMar>
-        </w:tblPrEx>
         <w:tc>
           <w:tcPr>
             <w:tcW w:w="2160" w:type="dxa"/>
@@ -33883,12 +32470,6 @@
         </w:tc>
       </w:tr>
       <w:tr>
-        <w:tblPrEx>
-          <w:tblCellMar>
-            <w:top w:w="0" w:type="dxa"/>
-            <w:bottom w:w="0" w:type="dxa"/>
-          </w:tblCellMar>
-        </w:tblPrEx>
         <w:tc>
           <w:tcPr>
             <w:tcW w:w="2160" w:type="dxa"/>
@@ -34019,12 +32600,6 @@
         </w:tc>
       </w:tr>
       <w:tr>
-        <w:tblPrEx>
-          <w:tblCellMar>
-            <w:top w:w="0" w:type="dxa"/>
-            <w:bottom w:w="0" w:type="dxa"/>
-          </w:tblCellMar>
-        </w:tblPrEx>
         <w:tc>
           <w:tcPr>
             <w:tcW w:w="2160" w:type="dxa"/>
@@ -34155,12 +32730,6 @@
         </w:tc>
       </w:tr>
       <w:tr>
-        <w:tblPrEx>
-          <w:tblCellMar>
-            <w:top w:w="0" w:type="dxa"/>
-            <w:bottom w:w="0" w:type="dxa"/>
-          </w:tblCellMar>
-        </w:tblPrEx>
         <w:tc>
           <w:tcPr>
             <w:tcW w:w="2160" w:type="dxa"/>
@@ -34291,12 +32860,6 @@
         </w:tc>
       </w:tr>
       <w:tr>
-        <w:tblPrEx>
-          <w:tblCellMar>
-            <w:top w:w="0" w:type="dxa"/>
-            <w:bottom w:w="0" w:type="dxa"/>
-          </w:tblCellMar>
-        </w:tblPrEx>
         <w:tc>
           <w:tcPr>
             <w:tcW w:w="2160" w:type="dxa"/>
@@ -34433,7 +32996,7 @@
         <w:jc w:val="both"/>
       </w:pPr>
       <w:r>
-        <w:t>Two observations stand out. The validation loss bottoms out at epoch 2 and then begins to rise while the training loss keeps falling — textbook overfitting, which the early-stopping logic (patience 5, threshold 0.001) catches within five further epochs. The subtler observation is that token-level validation accuracy keeps improving even after validation loss worsens. This is not a contradiction: focal loss with class weighting encourages the model to grow more confident on examples it already classifies correctly, which lifts accuracy, while becoming less calibrated on the minority-class boundaries it still gets wrong, which is the cost the loss records. Reading the two curves against each other is what set the patience value; accuracy alone would have led to a longer run and a worse model.</w:t>
+        <w:t>Two things in Table 6.5 deserve attention. The obvious one: validation loss bottoms out at epoch 2, then creeps upward while training loss keeps falling. Textbook overfitting, and the early-stopping logic (patience 5, threshold 0.001) terminates the run within five further epochs. The less obvious one is that token-level validation accuracy keeps climbing even as validation loss deteriorates. No contradiction is involved. Focal loss with class weighting pushes the model to grow more confident on examples it already classifies correctly — that lifts accuracy — while its calibration on the minority-class boundaries it still gets wrong degrades, and that degradation is the cost the loss records. The patience value was set by reading the two curves against each other; trusting accuracy alone would have meant a longer run and a worse model.</w:t>
       </w:r>
     </w:p>
     <w:p>
@@ -34442,7 +33005,7 @@
         <w:jc w:val="both"/>
       </w:pPr>
       <w:r>
-        <w:t>Convergence this fast — at two epochs — is expected. BERT’s pre-training does most of the work: the encoder arrives at fine-tuning with a strong representation of English already learned, and the supervised step needs to do relatively little adaptation. A 50,000-example corpus is also large enough that the fine-tuning signal saturates quickly. After epoch 2 the model is largely memorising idiosyncratic training phrases, which is exactly what early stopping is there to catch.</w:t>
+        <w:t>Convergence at two epochs should not surprise anyone. The heavy lifting happened during BERT's pre-training: the encoder shows up to fine-tuning already fluent in English and needs comparatively little adaptation, and a 50,000-example corpus saturates the fine-tuning signal quickly besides. What the model does after epoch 2 is mostly memorise idiosyncratic training phrases — precisely the behaviour early stopping exists to cut off.</w:t>
       </w:r>
     </w:p>
     <w:p>
@@ -34451,7 +33014,6 @@
       </w:pPr>
       <w:bookmarkStart w:id="67" w:name="_Toc230692385"/>
       <w:r>
-        <w:lastRenderedPageBreak/>
         <w:t>6.4 Overall Model Performance</w:t>
       </w:r>
       <w:bookmarkEnd w:id="67"/>
@@ -34462,7 +33024,7 @@
         <w:jc w:val="both"/>
       </w:pPr>
       <w:r>
-        <w:t>Before the headline F1 numbers, the loss-function comparison is the cleanest way to see that the imbalance-handling choices were sound. Table 6.6 reports the best validation metrics for four loss configurations under otherwise identical hyperparameters — same data, scheduler, early-stopping, and random seeds.</w:t>
+        <w:t>The loss-function comparison makes a better entry point than the headline F1, because it shows directly whether the imbalance-handling choices earned their keep. Table 6.6 lists best validation metrics for four loss configurations trained under otherwise identical conditions: same data, same scheduler, same early stopping, same random seeds.</w:t>
       </w:r>
     </w:p>
     <w:p>
@@ -34513,12 +33075,6 @@
         <w:gridCol w:w="1800"/>
       </w:tblGrid>
       <w:tr>
-        <w:tblPrEx>
-          <w:tblCellMar>
-            <w:top w:w="0" w:type="dxa"/>
-            <w:bottom w:w="0" w:type="dxa"/>
-          </w:tblCellMar>
-        </w:tblPrEx>
         <w:trPr>
           <w:tblHeader/>
         </w:trPr>
@@ -34663,12 +33219,6 @@
         </w:tc>
       </w:tr>
       <w:tr>
-        <w:tblPrEx>
-          <w:tblCellMar>
-            <w:top w:w="0" w:type="dxa"/>
-            <w:bottom w:w="0" w:type="dxa"/>
-          </w:tblCellMar>
-        </w:tblPrEx>
         <w:tc>
           <w:tcPr>
             <w:tcW w:w="3960" w:type="dxa"/>
@@ -34798,12 +33348,6 @@
         </w:tc>
       </w:tr>
       <w:tr>
-        <w:tblPrEx>
-          <w:tblCellMar>
-            <w:top w:w="0" w:type="dxa"/>
-            <w:bottom w:w="0" w:type="dxa"/>
-          </w:tblCellMar>
-        </w:tblPrEx>
         <w:tc>
           <w:tcPr>
             <w:tcW w:w="3960" w:type="dxa"/>
@@ -34933,12 +33477,6 @@
         </w:tc>
       </w:tr>
       <w:tr>
-        <w:tblPrEx>
-          <w:tblCellMar>
-            <w:top w:w="0" w:type="dxa"/>
-            <w:bottom w:w="0" w:type="dxa"/>
-          </w:tblCellMar>
-        </w:tblPrEx>
         <w:tc>
           <w:tcPr>
             <w:tcW w:w="3960" w:type="dxa"/>
@@ -35068,12 +33606,6 @@
         </w:tc>
       </w:tr>
       <w:tr>
-        <w:tblPrEx>
-          <w:tblCellMar>
-            <w:top w:w="0" w:type="dxa"/>
-            <w:bottom w:w="0" w:type="dxa"/>
-          </w:tblCellMar>
-        </w:tblPrEx>
         <w:tc>
           <w:tcPr>
             <w:tcW w:w="3960" w:type="dxa"/>
@@ -35203,12 +33735,6 @@
         </w:tc>
       </w:tr>
       <w:tr>
-        <w:tblPrEx>
-          <w:tblCellMar>
-            <w:top w:w="0" w:type="dxa"/>
-            <w:bottom w:w="0" w:type="dxa"/>
-          </w:tblCellMar>
-        </w:tblPrEx>
         <w:tc>
           <w:tcPr>
             <w:tcW w:w="3960" w:type="dxa"/>
@@ -35344,6 +33870,7 @@
         <w:jc w:val="both"/>
       </w:pPr>
       <w:r>
+        <w:lastRenderedPageBreak/>
         <w:t>The trend is consistent top to bottom: each ingredient that explicitly addresses class imbalance lowers the validation loss further. Plain cross entropy is the baseline at 0.0102; class-weighted cross entropy drops that to 0.0085; focal loss alone to 0.0079; and the combination of focal loss with inverse-frequency class weights reaches 0.0074, the lowest across any configuration tried, with token accuracy of 96.7 percent and convergence in two epochs. Adding label smoothing (β = 0.1) on top nudged the validation loss up to 0.0076 with no meaningful gain in calibration; it was kept in the production configuration because its regularising effect is mild and the slight penalty is within run-to-run noise, but it is not the reason the system works.</w:t>
       </w:r>
     </w:p>
@@ -35415,12 +33942,6 @@
         <w:gridCol w:w="1700"/>
       </w:tblGrid>
       <w:tr>
-        <w:tblPrEx>
-          <w:tblCellMar>
-            <w:top w:w="0" w:type="dxa"/>
-            <w:bottom w:w="0" w:type="dxa"/>
-          </w:tblCellMar>
-        </w:tblPrEx>
         <w:trPr>
           <w:tblHeader/>
         </w:trPr>
@@ -35600,12 +34121,6 @@
         </w:tc>
       </w:tr>
       <w:tr>
-        <w:tblPrEx>
-          <w:tblCellMar>
-            <w:top w:w="0" w:type="dxa"/>
-            <w:bottom w:w="0" w:type="dxa"/>
-          </w:tblCellMar>
-        </w:tblPrEx>
         <w:tc>
           <w:tcPr>
             <w:tcW w:w="2360" w:type="dxa"/>
@@ -35769,12 +34284,6 @@
         </w:tc>
       </w:tr>
       <w:tr>
-        <w:tblPrEx>
-          <w:tblCellMar>
-            <w:top w:w="0" w:type="dxa"/>
-            <w:bottom w:w="0" w:type="dxa"/>
-          </w:tblCellMar>
-        </w:tblPrEx>
         <w:tc>
           <w:tcPr>
             <w:tcW w:w="2360" w:type="dxa"/>
@@ -35938,12 +34447,6 @@
         </w:tc>
       </w:tr>
       <w:tr>
-        <w:tblPrEx>
-          <w:tblCellMar>
-            <w:top w:w="0" w:type="dxa"/>
-            <w:bottom w:w="0" w:type="dxa"/>
-          </w:tblCellMar>
-        </w:tblPrEx>
         <w:tc>
           <w:tcPr>
             <w:tcW w:w="2360" w:type="dxa"/>
@@ -36107,12 +34610,6 @@
         </w:tc>
       </w:tr>
       <w:tr>
-        <w:tblPrEx>
-          <w:tblCellMar>
-            <w:top w:w="0" w:type="dxa"/>
-            <w:bottom w:w="0" w:type="dxa"/>
-          </w:tblCellMar>
-        </w:tblPrEx>
         <w:tc>
           <w:tcPr>
             <w:tcW w:w="2360" w:type="dxa"/>
@@ -36276,12 +34773,6 @@
         </w:tc>
       </w:tr>
       <w:tr>
-        <w:tblPrEx>
-          <w:tblCellMar>
-            <w:top w:w="0" w:type="dxa"/>
-            <w:bottom w:w="0" w:type="dxa"/>
-          </w:tblCellMar>
-        </w:tblPrEx>
         <w:tc>
           <w:tcPr>
             <w:tcW w:w="2360" w:type="dxa"/>
@@ -36445,12 +34936,6 @@
         </w:tc>
       </w:tr>
       <w:tr>
-        <w:tblPrEx>
-          <w:tblCellMar>
-            <w:top w:w="0" w:type="dxa"/>
-            <w:bottom w:w="0" w:type="dxa"/>
-          </w:tblCellMar>
-        </w:tblPrEx>
         <w:tc>
           <w:tcPr>
             <w:tcW w:w="2360" w:type="dxa"/>
@@ -36614,12 +35099,6 @@
         </w:tc>
       </w:tr>
       <w:tr>
-        <w:tblPrEx>
-          <w:tblCellMar>
-            <w:top w:w="0" w:type="dxa"/>
-            <w:bottom w:w="0" w:type="dxa"/>
-          </w:tblCellMar>
-        </w:tblPrEx>
         <w:tc>
           <w:tcPr>
             <w:tcW w:w="2360" w:type="dxa"/>
@@ -36783,12 +35262,6 @@
         </w:tc>
       </w:tr>
       <w:tr>
-        <w:tblPrEx>
-          <w:tblCellMar>
-            <w:top w:w="0" w:type="dxa"/>
-            <w:bottom w:w="0" w:type="dxa"/>
-          </w:tblCellMar>
-        </w:tblPrEx>
         <w:tc>
           <w:tcPr>
             <w:tcW w:w="2360" w:type="dxa"/>
@@ -36952,12 +35425,6 @@
         </w:tc>
       </w:tr>
       <w:tr>
-        <w:tblPrEx>
-          <w:tblCellMar>
-            <w:top w:w="0" w:type="dxa"/>
-            <w:bottom w:w="0" w:type="dxa"/>
-          </w:tblCellMar>
-        </w:tblPrEx>
         <w:tc>
           <w:tcPr>
             <w:tcW w:w="2360" w:type="dxa"/>
@@ -37121,12 +35588,6 @@
         </w:tc>
       </w:tr>
       <w:tr>
-        <w:tblPrEx>
-          <w:tblCellMar>
-            <w:top w:w="0" w:type="dxa"/>
-            <w:bottom w:w="0" w:type="dxa"/>
-          </w:tblCellMar>
-        </w:tblPrEx>
         <w:tc>
           <w:tcPr>
             <w:tcW w:w="2360" w:type="dxa"/>
@@ -37156,7 +35617,6 @@
                 <w:sz w:val="19"/>
                 <w:szCs w:val="19"/>
               </w:rPr>
-              <w:lastRenderedPageBreak/>
               <w:t>Micro avg</w:t>
             </w:r>
           </w:p>
@@ -37310,6 +35770,7 @@
         <w:rPr>
           <w:noProof/>
         </w:rPr>
+        <w:lastRenderedPageBreak/>
         <w:drawing>
           <wp:inline distT="0" distB="0" distL="0" distR="0" wp14:anchorId="6145962D" wp14:editId="459F2F23">
             <wp:extent cx="4191000" cy="2457450"/>
@@ -37380,7 +35841,13 @@
         <w:jc w:val="both"/>
       </w:pPr>
       <w:r>
-        <w:t>Several patterns emerge. DATE wins by a clear margin: date expressions in conflict reporting follow a small number of patterns, are usually bounded by prepositions and capitalisation, and are plentiful in the corpus. ACTOR, CITY, and DATE form a strong cluster of entities with rich training distributions and distinctive surface forms. The next tier (REGION at 0.891, CASUALTIES at 0.885, ACTION at 0.866) is solid but visibly lower; the dip correlates with compositional irregularity — region names that double as cities, casualty phrases that mix numerals and words, action verbs in passive voice — more than with sheer training volume. DISTRICT and VICTIM trail at 0.826 and 0.817; DISTRICT loses most of its accuracy to mutual confusion with CITY and REGION (Figure 6.4), while VICTIM is both the rarest entity and the one with the most variable phrasing. The macro F1 of 0.887 means every entity type, including the rarest, is recognised well enough to be useful operationally; the micro F1 of 0.909 is higher because it is dominated by the high-support, high-F1 entities, and is the right figure for estimating overall extraction throughput while the macro figure is the right one for assessing balance.</w:t>
+        <w:t xml:space="preserve">Several patterns emerge. DATE wins by a clear margin: date expressions in conflict reporting follow a small number of patterns, are usually bounded by prepositions and capitalisation, and are plentiful in the corpus. </w:t>
+      </w:r>
+      <w:r>
+        <w:t>A strong cluster forms around ACTOR, CITY, and DATE, all three backed by rich training distributions and distinctive surface forms</w:t>
+      </w:r>
+      <w:r>
+        <w:t>. The next tier (REGION at 0.891, CASUALTIES at 0.885, ACTION at 0.866) is solid but visibly lower; the dip correlates with compositional irregularity — region names that double as cities, casualty phrases that mix numerals and words, action verbs in passive voice — more than with sheer training volume. DISTRICT and VICTIM trail at 0.826 and 0.817; DISTRICT loses most of its accuracy to mutual confusion with CITY and REGION (Figure 6.4), while VICTIM is both the rarest entity and the one with the most variable phrasing. The macro F1 of 0.887 means every entity type, including the rarest, is recognised well enough to be useful operationally; the micro F1 of 0.909 is higher because it is dominated by the high-support, high-F1 entities, and is the right figure for estimating overall extraction throughput while the macro figure is the right one for assessing balance.</w:t>
       </w:r>
     </w:p>
     <w:p>
@@ -37414,7 +35881,6 @@
           <w:sz w:val="20"/>
           <w:szCs w:val="20"/>
         </w:rPr>
-        <w:lastRenderedPageBreak/>
         <w:t xml:space="preserve">Table 6.8: </w:t>
       </w:r>
       <w:r>
@@ -37452,12 +35918,6 @@
         <w:gridCol w:w="1800"/>
       </w:tblGrid>
       <w:tr>
-        <w:tblPrEx>
-          <w:tblCellMar>
-            <w:top w:w="0" w:type="dxa"/>
-            <w:bottom w:w="0" w:type="dxa"/>
-          </w:tblCellMar>
-        </w:tblPrEx>
         <w:trPr>
           <w:tblHeader/>
         </w:trPr>
@@ -37637,12 +36097,6 @@
         </w:tc>
       </w:tr>
       <w:tr>
-        <w:tblPrEx>
-          <w:tblCellMar>
-            <w:top w:w="0" w:type="dxa"/>
-            <w:bottom w:w="0" w:type="dxa"/>
-          </w:tblCellMar>
-        </w:tblPrEx>
         <w:tc>
           <w:tcPr>
             <w:tcW w:w="2160" w:type="dxa"/>
@@ -37806,12 +36260,6 @@
         </w:tc>
       </w:tr>
       <w:tr>
-        <w:tblPrEx>
-          <w:tblCellMar>
-            <w:top w:w="0" w:type="dxa"/>
-            <w:bottom w:w="0" w:type="dxa"/>
-          </w:tblCellMar>
-        </w:tblPrEx>
         <w:tc>
           <w:tcPr>
             <w:tcW w:w="2160" w:type="dxa"/>
@@ -37975,12 +36423,6 @@
         </w:tc>
       </w:tr>
       <w:tr>
-        <w:tblPrEx>
-          <w:tblCellMar>
-            <w:top w:w="0" w:type="dxa"/>
-            <w:bottom w:w="0" w:type="dxa"/>
-          </w:tblCellMar>
-        </w:tblPrEx>
         <w:tc>
           <w:tcPr>
             <w:tcW w:w="2160" w:type="dxa"/>
@@ -38144,12 +36586,6 @@
         </w:tc>
       </w:tr>
       <w:tr>
-        <w:tblPrEx>
-          <w:tblCellMar>
-            <w:top w:w="0" w:type="dxa"/>
-            <w:bottom w:w="0" w:type="dxa"/>
-          </w:tblCellMar>
-        </w:tblPrEx>
         <w:tc>
           <w:tcPr>
             <w:tcW w:w="2160" w:type="dxa"/>
@@ -38179,6 +36615,7 @@
                 <w:sz w:val="19"/>
                 <w:szCs w:val="19"/>
               </w:rPr>
+              <w:lastRenderedPageBreak/>
               <w:t>REGION</w:t>
             </w:r>
           </w:p>
@@ -38313,12 +36750,6 @@
         </w:tc>
       </w:tr>
       <w:tr>
-        <w:tblPrEx>
-          <w:tblCellMar>
-            <w:top w:w="0" w:type="dxa"/>
-            <w:bottom w:w="0" w:type="dxa"/>
-          </w:tblCellMar>
-        </w:tblPrEx>
         <w:tc>
           <w:tcPr>
             <w:tcW w:w="2160" w:type="dxa"/>
@@ -38482,12 +36913,6 @@
         </w:tc>
       </w:tr>
       <w:tr>
-        <w:tblPrEx>
-          <w:tblCellMar>
-            <w:top w:w="0" w:type="dxa"/>
-            <w:bottom w:w="0" w:type="dxa"/>
-          </w:tblCellMar>
-        </w:tblPrEx>
         <w:tc>
           <w:tcPr>
             <w:tcW w:w="2160" w:type="dxa"/>
@@ -38651,12 +37076,6 @@
         </w:tc>
       </w:tr>
       <w:tr>
-        <w:tblPrEx>
-          <w:tblCellMar>
-            <w:top w:w="0" w:type="dxa"/>
-            <w:bottom w:w="0" w:type="dxa"/>
-          </w:tblCellMar>
-        </w:tblPrEx>
         <w:tc>
           <w:tcPr>
             <w:tcW w:w="2160" w:type="dxa"/>
@@ -38820,12 +37239,6 @@
         </w:tc>
       </w:tr>
       <w:tr>
-        <w:tblPrEx>
-          <w:tblCellMar>
-            <w:top w:w="0" w:type="dxa"/>
-            <w:bottom w:w="0" w:type="dxa"/>
-          </w:tblCellMar>
-        </w:tblPrEx>
         <w:tc>
           <w:tcPr>
             <w:tcW w:w="2160" w:type="dxa"/>
@@ -38989,12 +37402,6 @@
         </w:tc>
       </w:tr>
       <w:tr>
-        <w:tblPrEx>
-          <w:tblCellMar>
-            <w:top w:w="0" w:type="dxa"/>
-            <w:bottom w:w="0" w:type="dxa"/>
-          </w:tblCellMar>
-        </w:tblPrEx>
         <w:tc>
           <w:tcPr>
             <w:tcW w:w="2160" w:type="dxa"/>
@@ -39164,7 +37571,13 @@
         <w:jc w:val="both"/>
       </w:pPr>
       <w:r>
-        <w:t>The pattern is unambiguous. The minority entities — ACTION, VICTIM, CASUALTIES — benefit most from the combination, with VICTIM moving by eleven F1 points relative to plain cross entropy. Each ingredient helps on its own (weighted cross entropy lifts VICTIM by seven points, focal loss alone by nine), and the two together lift it by eleven; the combination is complementary rather than redundant, which justifies the slightly more complex production loss. The high-support entities show smaller, consistent improvements along the same axis, and — importantly — no entity is hurt by the focal-loss objective relative to plain cross entropy. An imbalance-aware loss that protected the rare classes at the cost of the common ones would have been a regression for analyst workflows that depend on DATE and ACTOR accuracy.</w:t>
+        <w:t xml:space="preserve">The pattern is unambiguous. The minority entities — ACTION, VICTIM, CASUALTIES — benefit most from the combination, with VICTIM moving by eleven F1 points relative to plain cross entropy. </w:t>
+      </w:r>
+      <w:r>
+        <w:t>Neither ingredient is dead weight: on its own, weighted cross entropy buys VICTIM seven points and focal loss nine, while the pair together buys eleven. They are complementary rather than redundant, which is what justifies carrying the more complex loss into production</w:t>
+      </w:r>
+      <w:r>
+        <w:t>. The high-support entities show smaller, consistent improvements along the same axis, and — importantly — no entity is hurt by the focal-loss objective relative to plain cross entropy. An imbalance-aware loss that protected the rare classes at the cost of the common ones would have been a regression for analyst workflows that depend on DATE and ACTOR accuracy.</w:t>
       </w:r>
     </w:p>
     <w:p>
@@ -39192,19 +37605,16 @@
         <w:jc w:val="both"/>
       </w:pPr>
       <w:r>
-        <w:t xml:space="preserve">For validation: the KB flags an event as geographically suspicious when its extracted CITY’s country does not match the country implied by its REGION. On the validation set this triggers on 2.4 percent of multi-entity events that have both a CITY and a REGION. On inspection, most flagged cases are either genuine cross-border incidents or extraction errors at the REGION/CITY boundary — the same confusion pattern discussed in Section 6.11 — and in both cases the flag correctly surfaces events an </w:t>
-      </w:r>
+        <w:t>For validation: the KB flags an event as geographically suspicious when its extracted CITY’s country does not match the country implied by its REGION. On the validation set this triggers on 2.4 percent of multi-entity events that have both a CITY and a REGION. On inspection, most flagged cases are either genuine cross-border incidents or extraction errors at the REGION/CITY boundary — the same confusion pattern discussed in Section 6.11 — and in both cases the flag correctly surfaces events an analyst should re-read before trusting. Two-thirds enrichment and one-in-forty flagged are not headline figures, but the KB layer is doing real work.</w:t>
+      </w:r>
+    </w:p>
+    <w:p>
+      <w:pPr>
+        <w:pStyle w:val="Heading2"/>
+      </w:pPr>
+      <w:bookmarkStart w:id="71" w:name="_Toc230692389"/>
       <w:r>
         <w:lastRenderedPageBreak/>
-        <w:t>analyst should re-read before trusting. Two-thirds enrichment and one-in-forty flagged are not headline figures, but the KB layer is doing real work.</w:t>
-      </w:r>
-    </w:p>
-    <w:p>
-      <w:pPr>
-        <w:pStyle w:val="Heading2"/>
-      </w:pPr>
-      <w:bookmarkStart w:id="71" w:name="_Toc230692389"/>
-      <w:r>
         <w:t>6.8 Inference Latency and Throughput</w:t>
       </w:r>
       <w:bookmarkEnd w:id="71"/>
@@ -39265,12 +37675,6 @@
         <w:gridCol w:w="2500"/>
       </w:tblGrid>
       <w:tr>
-        <w:tblPrEx>
-          <w:tblCellMar>
-            <w:top w:w="0" w:type="dxa"/>
-            <w:bottom w:w="0" w:type="dxa"/>
-          </w:tblCellMar>
-        </w:tblPrEx>
         <w:trPr>
           <w:tblHeader/>
         </w:trPr>
@@ -39380,12 +37784,6 @@
         </w:tc>
       </w:tr>
       <w:tr>
-        <w:tblPrEx>
-          <w:tblCellMar>
-            <w:top w:w="0" w:type="dxa"/>
-            <w:bottom w:w="0" w:type="dxa"/>
-          </w:tblCellMar>
-        </w:tblPrEx>
         <w:tc>
           <w:tcPr>
             <w:tcW w:w="4360" w:type="dxa"/>
@@ -39483,12 +37881,6 @@
         </w:tc>
       </w:tr>
       <w:tr>
-        <w:tblPrEx>
-          <w:tblCellMar>
-            <w:top w:w="0" w:type="dxa"/>
-            <w:bottom w:w="0" w:type="dxa"/>
-          </w:tblCellMar>
-        </w:tblPrEx>
         <w:tc>
           <w:tcPr>
             <w:tcW w:w="4360" w:type="dxa"/>
@@ -39586,12 +37978,6 @@
         </w:tc>
       </w:tr>
       <w:tr>
-        <w:tblPrEx>
-          <w:tblCellMar>
-            <w:top w:w="0" w:type="dxa"/>
-            <w:bottom w:w="0" w:type="dxa"/>
-          </w:tblCellMar>
-        </w:tblPrEx>
         <w:tc>
           <w:tcPr>
             <w:tcW w:w="4360" w:type="dxa"/>
@@ -39755,12 +38141,6 @@
         <w:gridCol w:w="7660"/>
       </w:tblGrid>
       <w:tr>
-        <w:tblPrEx>
-          <w:tblCellMar>
-            <w:top w:w="0" w:type="dxa"/>
-            <w:bottom w:w="0" w:type="dxa"/>
-          </w:tblCellMar>
-        </w:tblPrEx>
         <w:trPr>
           <w:tblHeader/>
         </w:trPr>
@@ -39834,12 +38214,6 @@
         </w:tc>
       </w:tr>
       <w:tr>
-        <w:tblPrEx>
-          <w:tblCellMar>
-            <w:top w:w="0" w:type="dxa"/>
-            <w:bottom w:w="0" w:type="dxa"/>
-          </w:tblCellMar>
-        </w:tblPrEx>
         <w:tc>
           <w:tcPr>
             <w:tcW w:w="1700" w:type="dxa"/>
@@ -39906,12 +38280,6 @@
         </w:tc>
       </w:tr>
       <w:tr>
-        <w:tblPrEx>
-          <w:tblCellMar>
-            <w:top w:w="0" w:type="dxa"/>
-            <w:bottom w:w="0" w:type="dxa"/>
-          </w:tblCellMar>
-        </w:tblPrEx>
         <w:tc>
           <w:tcPr>
             <w:tcW w:w="1700" w:type="dxa"/>
@@ -39978,12 +38346,6 @@
         </w:tc>
       </w:tr>
       <w:tr>
-        <w:tblPrEx>
-          <w:tblCellMar>
-            <w:top w:w="0" w:type="dxa"/>
-            <w:bottom w:w="0" w:type="dxa"/>
-          </w:tblCellMar>
-        </w:tblPrEx>
         <w:tc>
           <w:tcPr>
             <w:tcW w:w="1700" w:type="dxa"/>
@@ -40050,12 +38412,6 @@
         </w:tc>
       </w:tr>
       <w:tr>
-        <w:tblPrEx>
-          <w:tblCellMar>
-            <w:top w:w="0" w:type="dxa"/>
-            <w:bottom w:w="0" w:type="dxa"/>
-          </w:tblCellMar>
-        </w:tblPrEx>
         <w:tc>
           <w:tcPr>
             <w:tcW w:w="1700" w:type="dxa"/>
@@ -40122,12 +38478,6 @@
         </w:tc>
       </w:tr>
       <w:tr>
-        <w:tblPrEx>
-          <w:tblCellMar>
-            <w:top w:w="0" w:type="dxa"/>
-            <w:bottom w:w="0" w:type="dxa"/>
-          </w:tblCellMar>
-        </w:tblPrEx>
         <w:tc>
           <w:tcPr>
             <w:tcW w:w="1700" w:type="dxa"/>
@@ -40194,12 +38544,6 @@
         </w:tc>
       </w:tr>
       <w:tr>
-        <w:tblPrEx>
-          <w:tblCellMar>
-            <w:top w:w="0" w:type="dxa"/>
-            <w:bottom w:w="0" w:type="dxa"/>
-          </w:tblCellMar>
-        </w:tblPrEx>
         <w:tc>
           <w:tcPr>
             <w:tcW w:w="1700" w:type="dxa"/>
@@ -40266,12 +38610,6 @@
         </w:tc>
       </w:tr>
       <w:tr>
-        <w:tblPrEx>
-          <w:tblCellMar>
-            <w:top w:w="0" w:type="dxa"/>
-            <w:bottom w:w="0" w:type="dxa"/>
-          </w:tblCellMar>
-        </w:tblPrEx>
         <w:tc>
           <w:tcPr>
             <w:tcW w:w="1700" w:type="dxa"/>
@@ -40301,7 +38639,6 @@
                 <w:sz w:val="19"/>
                 <w:szCs w:val="19"/>
               </w:rPr>
-              <w:lastRenderedPageBreak/>
               <w:t>Taxonomy</w:t>
             </w:r>
           </w:p>
@@ -40349,6 +38686,7 @@
           <w:b/>
           <w:bCs/>
         </w:rPr>
+        <w:lastRenderedPageBreak/>
         <w:t>Case 2.</w:t>
       </w:r>
       <w:r>
@@ -40377,12 +38715,6 @@
         <w:gridCol w:w="7660"/>
       </w:tblGrid>
       <w:tr>
-        <w:tblPrEx>
-          <w:tblCellMar>
-            <w:top w:w="0" w:type="dxa"/>
-            <w:bottom w:w="0" w:type="dxa"/>
-          </w:tblCellMar>
-        </w:tblPrEx>
         <w:trPr>
           <w:tblHeader/>
         </w:trPr>
@@ -40456,12 +38788,6 @@
         </w:tc>
       </w:tr>
       <w:tr>
-        <w:tblPrEx>
-          <w:tblCellMar>
-            <w:top w:w="0" w:type="dxa"/>
-            <w:bottom w:w="0" w:type="dxa"/>
-          </w:tblCellMar>
-        </w:tblPrEx>
         <w:tc>
           <w:tcPr>
             <w:tcW w:w="1700" w:type="dxa"/>
@@ -40528,12 +38854,6 @@
         </w:tc>
       </w:tr>
       <w:tr>
-        <w:tblPrEx>
-          <w:tblCellMar>
-            <w:top w:w="0" w:type="dxa"/>
-            <w:bottom w:w="0" w:type="dxa"/>
-          </w:tblCellMar>
-        </w:tblPrEx>
         <w:tc>
           <w:tcPr>
             <w:tcW w:w="1700" w:type="dxa"/>
@@ -40600,12 +38920,6 @@
         </w:tc>
       </w:tr>
       <w:tr>
-        <w:tblPrEx>
-          <w:tblCellMar>
-            <w:top w:w="0" w:type="dxa"/>
-            <w:bottom w:w="0" w:type="dxa"/>
-          </w:tblCellMar>
-        </w:tblPrEx>
         <w:tc>
           <w:tcPr>
             <w:tcW w:w="1700" w:type="dxa"/>
@@ -40672,12 +38986,6 @@
         </w:tc>
       </w:tr>
       <w:tr>
-        <w:tblPrEx>
-          <w:tblCellMar>
-            <w:top w:w="0" w:type="dxa"/>
-            <w:bottom w:w="0" w:type="dxa"/>
-          </w:tblCellMar>
-        </w:tblPrEx>
         <w:tc>
           <w:tcPr>
             <w:tcW w:w="1700" w:type="dxa"/>
@@ -40744,12 +39052,6 @@
         </w:tc>
       </w:tr>
       <w:tr>
-        <w:tblPrEx>
-          <w:tblCellMar>
-            <w:top w:w="0" w:type="dxa"/>
-            <w:bottom w:w="0" w:type="dxa"/>
-          </w:tblCellMar>
-        </w:tblPrEx>
         <w:tc>
           <w:tcPr>
             <w:tcW w:w="1700" w:type="dxa"/>
@@ -40816,12 +39118,6 @@
         </w:tc>
       </w:tr>
       <w:tr>
-        <w:tblPrEx>
-          <w:tblCellMar>
-            <w:top w:w="0" w:type="dxa"/>
-            <w:bottom w:w="0" w:type="dxa"/>
-          </w:tblCellMar>
-        </w:tblPrEx>
         <w:tc>
           <w:tcPr>
             <w:tcW w:w="1700" w:type="dxa"/>
@@ -40888,12 +39184,6 @@
         </w:tc>
       </w:tr>
       <w:tr>
-        <w:tblPrEx>
-          <w:tblCellMar>
-            <w:top w:w="0" w:type="dxa"/>
-            <w:bottom w:w="0" w:type="dxa"/>
-          </w:tblCellMar>
-        </w:tblPrEx>
         <w:tc>
           <w:tcPr>
             <w:tcW w:w="1700" w:type="dxa"/>
@@ -40998,12 +39288,6 @@
         <w:gridCol w:w="7660"/>
       </w:tblGrid>
       <w:tr>
-        <w:tblPrEx>
-          <w:tblCellMar>
-            <w:top w:w="0" w:type="dxa"/>
-            <w:bottom w:w="0" w:type="dxa"/>
-          </w:tblCellMar>
-        </w:tblPrEx>
         <w:trPr>
           <w:tblHeader/>
         </w:trPr>
@@ -41077,12 +39361,6 @@
         </w:tc>
       </w:tr>
       <w:tr>
-        <w:tblPrEx>
-          <w:tblCellMar>
-            <w:top w:w="0" w:type="dxa"/>
-            <w:bottom w:w="0" w:type="dxa"/>
-          </w:tblCellMar>
-        </w:tblPrEx>
         <w:tc>
           <w:tcPr>
             <w:tcW w:w="1700" w:type="dxa"/>
@@ -41149,12 +39427,6 @@
         </w:tc>
       </w:tr>
       <w:tr>
-        <w:tblPrEx>
-          <w:tblCellMar>
-            <w:top w:w="0" w:type="dxa"/>
-            <w:bottom w:w="0" w:type="dxa"/>
-          </w:tblCellMar>
-        </w:tblPrEx>
         <w:tc>
           <w:tcPr>
             <w:tcW w:w="1700" w:type="dxa"/>
@@ -41221,12 +39493,6 @@
         </w:tc>
       </w:tr>
       <w:tr>
-        <w:tblPrEx>
-          <w:tblCellMar>
-            <w:top w:w="0" w:type="dxa"/>
-            <w:bottom w:w="0" w:type="dxa"/>
-          </w:tblCellMar>
-        </w:tblPrEx>
         <w:tc>
           <w:tcPr>
             <w:tcW w:w="1700" w:type="dxa"/>
@@ -41293,12 +39559,6 @@
         </w:tc>
       </w:tr>
       <w:tr>
-        <w:tblPrEx>
-          <w:tblCellMar>
-            <w:top w:w="0" w:type="dxa"/>
-            <w:bottom w:w="0" w:type="dxa"/>
-          </w:tblCellMar>
-        </w:tblPrEx>
         <w:tc>
           <w:tcPr>
             <w:tcW w:w="1700" w:type="dxa"/>
@@ -41365,12 +39625,6 @@
         </w:tc>
       </w:tr>
       <w:tr>
-        <w:tblPrEx>
-          <w:tblCellMar>
-            <w:top w:w="0" w:type="dxa"/>
-            <w:bottom w:w="0" w:type="dxa"/>
-          </w:tblCellMar>
-        </w:tblPrEx>
         <w:tc>
           <w:tcPr>
             <w:tcW w:w="1700" w:type="dxa"/>
@@ -41437,12 +39691,6 @@
         </w:tc>
       </w:tr>
       <w:tr>
-        <w:tblPrEx>
-          <w:tblCellMar>
-            <w:top w:w="0" w:type="dxa"/>
-            <w:bottom w:w="0" w:type="dxa"/>
-          </w:tblCellMar>
-        </w:tblPrEx>
         <w:tc>
           <w:tcPr>
             <w:tcW w:w="1700" w:type="dxa"/>
@@ -41509,12 +39757,6 @@
         </w:tc>
       </w:tr>
       <w:tr>
-        <w:tblPrEx>
-          <w:tblCellMar>
-            <w:top w:w="0" w:type="dxa"/>
-            <w:bottom w:w="0" w:type="dxa"/>
-          </w:tblCellMar>
-        </w:tblPrEx>
         <w:tc>
           <w:tcPr>
             <w:tcW w:w="1700" w:type="dxa"/>
@@ -41587,7 +39829,10 @@
         <w:jc w:val="both"/>
       </w:pPr>
       <w:r>
-        <w:t>Cases 1 and 2 demonstrate correct extraction of canonical armed groups, casualty figures, and locations, with correct taxonomy assignment; Case 3 shows a multi-actor communal incident handled correctly. The KB enrichment is most visible in Case 1, where the surface form “Al Shabaab fighters” is canonicalised to “Al-Shabaab” with attached metadata.</w:t>
+        <w:t>Across the three cases the armed groups, casualty figures, and locations come out correctly and the taxonomy assignments are right, including the multi-actor communal incident of Case 3, where no clean perpetrator-target split exists. Case 1 shows the KB enrichment at its most visible: the surface form "Al Shabaab fighters" collapses to the canonical "Al-Shabaab" with its metadata attached</w:t>
+      </w:r>
+      <w:r>
+        <w:t>.</w:t>
       </w:r>
     </w:p>
     <w:p>
@@ -41606,11 +39851,7 @@
         <w:jc w:val="both"/>
       </w:pPr>
       <w:r>
-        <w:t xml:space="preserve">A small user-acceptance test was run with five participants: two early-warning analysts (the primary audience), one academic conflict researcher (the secondary audience), and two software developers familiar with NLP but not the application domain (a sanity check on whether someone new to the problem finds the interface intuitive). Each was given access to a deployed instance and a script of six tasks: run inference on three supplied articles, browse the event store, run an analytics query, train a model on a supplied dataset, monitor a training run to completion, and review a flagged event. </w:t>
-      </w:r>
-      <w:r>
-        <w:lastRenderedPageBreak/>
-        <w:t>All five completed all six tasks. The Likert-scale aggregates are in Table 6.10; the full questionnaire is in Annex F.</w:t>
+        <w:t>Five people took part in the user-acceptance test. Two were early-warning analysts, the system's primary audience; one was an academic conflict researcher; the remaining two were software developers comfortable with NLP but new to the application domain, included to check whether the interface makes sense to someone arriving cold. Each participant worked against a deployed instance through a six-task script — run inference on three supplied articles, browse the event store, run an analytics query, train a model on a supplied dataset, monitor a training run to completion, and review a flagged event. Nobody failed a task: all five finished all six. Table 6.10 aggregates the Likert responses, and Annex F reproduces the full questionnaire.</w:t>
       </w:r>
     </w:p>
     <w:p>
@@ -41625,6 +39866,7 @@
           <w:sz w:val="20"/>
           <w:szCs w:val="20"/>
         </w:rPr>
+        <w:lastRenderedPageBreak/>
         <w:t xml:space="preserve">Table 6.10: </w:t>
       </w:r>
       <w:r>
@@ -41660,12 +39902,6 @@
         <w:gridCol w:w="1300"/>
       </w:tblGrid>
       <w:tr>
-        <w:tblPrEx>
-          <w:tblCellMar>
-            <w:top w:w="0" w:type="dxa"/>
-            <w:bottom w:w="0" w:type="dxa"/>
-          </w:tblCellMar>
-        </w:tblPrEx>
         <w:trPr>
           <w:tblHeader/>
         </w:trPr>
@@ -41775,12 +40011,6 @@
         </w:tc>
       </w:tr>
       <w:tr>
-        <w:tblPrEx>
-          <w:tblCellMar>
-            <w:top w:w="0" w:type="dxa"/>
-            <w:bottom w:w="0" w:type="dxa"/>
-          </w:tblCellMar>
-        </w:tblPrEx>
         <w:tc>
           <w:tcPr>
             <w:tcW w:w="6760" w:type="dxa"/>
@@ -41878,12 +40108,6 @@
         </w:tc>
       </w:tr>
       <w:tr>
-        <w:tblPrEx>
-          <w:tblCellMar>
-            <w:top w:w="0" w:type="dxa"/>
-            <w:bottom w:w="0" w:type="dxa"/>
-          </w:tblCellMar>
-        </w:tblPrEx>
         <w:tc>
           <w:tcPr>
             <w:tcW w:w="6760" w:type="dxa"/>
@@ -41981,12 +40205,6 @@
         </w:tc>
       </w:tr>
       <w:tr>
-        <w:tblPrEx>
-          <w:tblCellMar>
-            <w:top w:w="0" w:type="dxa"/>
-            <w:bottom w:w="0" w:type="dxa"/>
-          </w:tblCellMar>
-        </w:tblPrEx>
         <w:tc>
           <w:tcPr>
             <w:tcW w:w="6760" w:type="dxa"/>
@@ -42084,12 +40302,6 @@
         </w:tc>
       </w:tr>
       <w:tr>
-        <w:tblPrEx>
-          <w:tblCellMar>
-            <w:top w:w="0" w:type="dxa"/>
-            <w:bottom w:w="0" w:type="dxa"/>
-          </w:tblCellMar>
-        </w:tblPrEx>
         <w:tc>
           <w:tcPr>
             <w:tcW w:w="6760" w:type="dxa"/>
@@ -42187,12 +40399,6 @@
         </w:tc>
       </w:tr>
       <w:tr>
-        <w:tblPrEx>
-          <w:tblCellMar>
-            <w:top w:w="0" w:type="dxa"/>
-            <w:bottom w:w="0" w:type="dxa"/>
-          </w:tblCellMar>
-        </w:tblPrEx>
         <w:tc>
           <w:tcPr>
             <w:tcW w:w="6760" w:type="dxa"/>
@@ -42290,12 +40496,6 @@
         </w:tc>
       </w:tr>
       <w:tr>
-        <w:tblPrEx>
-          <w:tblCellMar>
-            <w:top w:w="0" w:type="dxa"/>
-            <w:bottom w:w="0" w:type="dxa"/>
-          </w:tblCellMar>
-        </w:tblPrEx>
         <w:tc>
           <w:tcPr>
             <w:tcW w:w="6760" w:type="dxa"/>
@@ -42399,7 +40599,10 @@
         <w:jc w:val="both"/>
       </w:pPr>
       <w:r>
-        <w:t>The most common qualitative comments were positive: participants appreciated the inline highlighting of entities, the canonicalisation of armed-group names, and the live training-progress view. Constructive feedback focused on three points: the analytics dashboard would benefit from an exportable PDF brief; the inference screen should support drag-and-drop file upload; and the training-progress view should expose per-entity validation metrics as they update, not just overall loss. The latter two are scoped into the future-work programme in Chapter 7.</w:t>
+        <w:t xml:space="preserve">The most common qualitative comments were positive: participants appreciated the inline highlighting of entities, the canonicalisation of armed-group names, and the live training-progress view. </w:t>
+      </w:r>
+      <w:r>
+        <w:t>The requests were as useful as the praise. Three came up: an exportable PDF brief out of the analytics dashboard, drag-and-drop file upload on the inference screen, and per-entity validation metrics streaming during training rather than overall loss alone. The latter two are scoped into the future-work programme in Chapter 7.</w:t>
       </w:r>
     </w:p>
     <w:p>
@@ -42418,7 +40621,7 @@
         <w:jc w:val="both"/>
       </w:pPr>
       <w:r>
-        <w:t>To understand how the model fails, 300 validation-set events on which it made at least one mistake were read individually. Five patterns emerged, in order of frequency.</w:t>
+        <w:t>The error analysis was done by brute force: 300 validation-set events on which the model made at least one mistake, read one by one. Five patterns account for essentially all of them, and they are described below in order of frequency</w:t>
       </w:r>
     </w:p>
     <w:p>
@@ -42427,7 +40630,7 @@
         <w:jc w:val="both"/>
       </w:pPr>
       <w:r>
-        <w:t>The largest single category, at roughly 38 percent of all errors, is boundary mismatch: the model gets the entity type right but the span slightly wrong, usually by truncating a qualifier (“at least 12 civilians” clipped to “12 civilians”; “approximately 200 displaced” losing the “approximately”). Almost all of these fall on VICTIM and CASUALTIES, consistent with their lower per-entity F1. Strict span-level scoring counts boundary mismatches as full misses, which makes the headline numbers look harsher than the analyst’s actual experience, since “12 civilians” conveys the intended fact.</w:t>
+        <w:t>Boundary mismatches dominate, at roughly 38 percent of all errors. The model identifies the right entity type but clips the span — "at least 12 civilians" becomes "12 civilians", "approximately 200 displaced" loses its "approximately". VICTIM and CASUALTIES absorb almost all of these, which fits their lower per-entity F1. Note what strict span-level scoring does here: every clipped qualifier counts as a complete miss, so the headline numbers read harsher than an analyst's actual experience of the output. "12 civilians" still carries the fact that matters.</w:t>
       </w:r>
     </w:p>
     <w:p>
@@ -42436,7 +40639,7 @@
         <w:jc w:val="both"/>
       </w:pPr>
       <w:r>
-        <w:t>Roughly a quarter of errors are type confusion among the three location entities — REGION and CITY, or REGION and DISTRICT, swapped (Figure 6.4). The hardest cases involve cities that double as regional capitals or districts: Goma is both a city and the de-facto centre of North Kivu, so “fighting in Goma” can be tagged either way without more context. The model defaults to CITY for ambiguous cases, which is more often right than wrong but produces a consistent stream of confusions under strict scoring.</w:t>
+        <w:t>Another quarter of the errors are the three location types confused with one another — REGION for CITY, or REGION for DISTRICT (Figure 6.4). The genuinely hard cases involve places that are two things at once. Goma is a city; Goma is also, in practice, the centre of North Kivu; "fighting in Goma" supports either tag unless the sentence supplies more. Faced with ambiguity the model defaults to CITY, which is right more often than it is wrong but guarantees a steady trickle of confusions under strict scoring.</w:t>
       </w:r>
     </w:p>
     <w:p>
@@ -42445,11 +40648,11 @@
         <w:jc w:val="both"/>
       </w:pPr>
       <w:r>
-        <w:t xml:space="preserve">About 19 percent of errors are missed entities, where the model produces no prediction. Most are unusual victim phrasings (“Christian worshippers”, “internally displaced schoolgirls”) that the augmentation templates do not cover and that ACLED notes phrase more generically; passive-voice action verbs (“were ambushed”, “were displaced”) are also disproportionately missed. Spurious </w:t>
+        <w:t xml:space="preserve">Missed entities — where the model predicts nothing at all — make up about 19 percent. The misses concentrate on victim phrasings the augmentation templates never covered and that ACLED notes phrase more generically ("Christian worshippers", "internally displaced schoolgirls"), and on passive-voice action verbs ("were ambushed", "were displaced"). Spurious entities run at 12 percent, and one source dominates: vague time expressions ("this morning", "earlier") tagged as DATE. Raising the WHEN threshold to 0.85 would eliminate most of them at a measured cost of about 1.2 F1 on legitimate DATE recall — a dial left for the operator to set. The remaining 7 percent are near misses </w:t>
       </w:r>
       <w:r>
         <w:lastRenderedPageBreak/>
-        <w:t>entities — predictions where no gold annotation exists — account for another 12 percent, the biggest single source being vague WHEN phrases (“this morning”, “earlier”) tagged as DATE; raising the WHEN threshold to 0.85 removes most of these at a cost of about 1.2 F1 on legitimate DATE recall, a trade-off left to the operator. The remaining 7 percent are confidence-related drops, where the model is correct but its averaged sub-token confidence sits just below the category threshold; lowering the threshold recovers most of these at the cost of precision, the cleanest dial for recall-favouring deployments. Figure 6.4 shows the confusion pattern among the location entities.</w:t>
+        <w:t>of a different kind, where the model's answer is correct but its averaged sub-token confidence lands just under the category threshold. Lowering the threshold recovers them at some precision cost, the cleanest lever available to a recall-favouring deployment. Figure 6.4 shows the confusion pattern among the location entities.</w:t>
       </w:r>
     </w:p>
     <w:p>
@@ -42532,7 +40735,10 @@
         <w:jc w:val="both"/>
       </w:pPr>
       <w:r>
-        <w:t>The error analysis motivates three concrete future-work directions: explicit boundary refinement (for example, a span-level CRF on top of the BERT representations); injection of KB facts as input features during training to disambiguate REGION/CITY ambiguity at the model level; and the addition of negative examples to reduce spurious WHEN extractions. These are taken up in Section 7.5.</w:t>
+        <w:t>Three future-work directions fall straight out of this analysis. Boundary refinement wants an explicit mechanism — a span-level CRF over the BERT representations is the obvious candidate. The REGION/CITY ambiguity could be attacked at the model level by injecting KB facts as input features during training. And spurious WHEN extractions call for negative examples in the training data. Section 7.5 picks all three up</w:t>
+      </w:r>
+      <w:r>
+        <w:t>.</w:t>
       </w:r>
     </w:p>
     <w:p>
@@ -42551,7 +40757,7 @@
         <w:jc w:val="both"/>
       </w:pPr>
       <w:r>
-        <w:t>Several findings from the evaluation are worth stating plainly. The most important, in retrospect, is that dropping EVENT_TYPE and COUNTRY from the supervised schema was the right call. The proposal called for a 26-type schema; the grounding pilot in November showed that EVENT_TYPE values matched the source text only sporadically — analysts were inferring event types from context as often as reading them off the page — and the choice then became obvious. Eight grounded entities trained well, and the two dropped types are recovered cheaply downstream: EVENT_TYPE from action verbs and the taxonomy classifier, COUNTRY from a single KB look-up. Training the 26-type schema would have let the rarer types drag down everything else.</w:t>
+        <w:t>Looking back over the evaluation, one finding outranks the rest: dropping EVENT_TYPE and COUNTRY from the supervised schema was the right call. The proposal had committed to a 26-type schema. What changed the plan was the November grounding pilot, where EVENT_TYPE values matched the source text only sporadically — analysts turned out to be inferring event types from context about as often as reading them off the page — and once that was visible the decision made itself. The eight grounded entities trained well. The two dropped types came back cheaply downstream, EVENT_TYPE from action verbs plus the taxonomy classifier and COUNTRY from a single KB look-up. Keeping all 26 would have let the rare types drag down everything else.</w:t>
       </w:r>
     </w:p>
     <w:p>
@@ -42560,8 +40766,14 @@
         <w:jc w:val="both"/>
       </w:pPr>
       <w:r>
+        <w:t>Next in importance: focal loss with inverse-frequency weighting genuinely helps where it counts operationally</w:t>
+      </w:r>
+      <w:r>
+        <w:t xml:space="preserve">. The headline numbers in Table 6.8 — VICTIM up by eleven F1 points, ACTION by seven </w:t>
+      </w:r>
+      <w:r>
         <w:lastRenderedPageBreak/>
-        <w:t>The second finding is that focal loss with inverse-frequency weighting genuinely helps the entities that matter operationally. The headline numbers in Table 6.8 — VICTIM up by eleven F1 points, ACTION by seven — are large for a single hyperparameter-family change, and the fact that focal loss alone and class weights alone each gave noticeably smaller gains means the two are complementary rather than redundant. The lesson, if it generalises to other severely imbalanced token-classification tasks, is to combine the two rather than choose between them.</w:t>
+        <w:t>— are large for a single hyperparameter-family change, and the fact that focal loss alone and class weights alone each gave noticeably smaller gains means the two are complementary rather than redundant. The lesson, if it generalises to other severely imbalanced token-classification tasks, is to combine the two rather than choose between them.</w:t>
       </w:r>
     </w:p>
     <w:p>
@@ -42588,7 +40800,13 @@
         <w:jc w:val="both"/>
       </w:pPr>
       <w:r>
-        <w:t>The caveat that remains most salient is the synthetic augmentation. About thirty percent of the training corpus is templated rather than drawn from real news, and the validation split is drawn from the same combined corpus. That makes the reported metrics a fair estimate of in-distribution performance but does not guarantee they hold up on out-of-distribution reporting — translated articles, citizen journalism, social-media excerpts. Section 7.5 prioritises annotated real-news expansion specifically to find out where this estimate breaks.</w:t>
+        <w:t xml:space="preserve">The caveat that remains most salient is the synthetic augmentation. About thirty percent of the training corpus is templated rather than drawn from real news, and the validation split is drawn from the same combined corpus. </w:t>
+      </w:r>
+      <w:r>
+        <w:t>In-distribution, then, the reported metrics are a fair estimate. Out of distribution — machine-translated articles, citizen journalism, social-media excerpts — no such guarantee exists, and Section 7.5 puts annotated real-news expansion at the top of the list precisely to find out where the estimate breaks</w:t>
+      </w:r>
+      <w:r>
+        <w:t>.</w:t>
       </w:r>
     </w:p>
     <w:p>
@@ -42607,11 +40825,10 @@
         <w:jc w:val="both"/>
       </w:pPr>
       <w:r>
-        <w:t xml:space="preserve">The threats are classified along the conventional construct, internal, external, and conclusion axes. The construct measured is span-level F1 under strict boundary matching. Strict matching penalises any boundary error as a full miss, which is harsh — an analyst reading “12 civilians” where the gold span is “at least 12 civilians” treats them as the same fact — so consumers that tolerate partial matches will perceive higher effective accuracy than the reported F1. There is also a deeper construct concern: the eight-entity 5W1H schema captures who, what, where, when, whom, and how, but not </w:t>
-      </w:r>
-      <w:r>
-        <w:lastRenderedPageBreak/>
-        <w:t>motivation or outcome; reasoning about why an event happened, or what its consequences were, is outside what NER can deliver.</w:t>
+        <w:t>Four conventional axes organise the threats: construct, internal, external, and conclusion validity.</w:t>
+      </w:r>
+      <w:r>
+        <w:t xml:space="preserve"> The construct measured is span-level F1 under strict boundary matching. Strict matching penalises any boundary error as a full miss, which is harsh — an analyst reading “12 civilians” where the gold span is “at least 12 civilians” treats them as the same fact — so consumers that tolerate partial matches will perceive higher effective accuracy than the reported F1. There is also a deeper construct concern: the eight-entity 5W1H schema captures who, what, where, when, whom, and how, but not motivation or outcome; reasoning about why an event happened, or what its consequences were, is outside what NER can deliver.</w:t>
       </w:r>
     </w:p>
     <w:p>
@@ -42620,6 +40837,7 @@
         <w:jc w:val="both"/>
       </w:pPr>
       <w:r>
+        <w:lastRenderedPageBreak/>
         <w:t>On internal validity, the main mitigation is that the validation set was carved off before any training began and is never used for hyperparameter tuning, only for selecting the best checkpoint. The honest weakness is that augmented examples appear in both training and validation splits in proportion to their share of the combined corpus, which preserves stratification and gives a fair in-distribution estimate but makes the validation set more lenient than purely natural news would be. A secondary evaluation on a fully held-out natural-news subset is in the future-work programme.</w:t>
       </w:r>
     </w:p>
@@ -42687,7 +40905,10 @@
         <w:jc w:val="both"/>
       </w:pPr>
       <w:r>
-        <w:t>What was built, in one paragraph: an eight-entity grounded schema (ACTOR, VICTIM, ACTION, DATE, REGION, CITY, DISTRICT, CASUALTIES) in BIO format; a four-level hierarchical taxonomy of African violent events with roughly ninety-five terminal categories, synthesised from ACLED, UCDP, and PMVE with African-specific extensions; a 50,000-example training corpus derived from ACLED notes with stratified diversity sampling and template augmentation to counter a heavily skewed label distribution; a fine-tuned bert-base-cased model trained with focal loss (γ = 2) and inverse-frequency class weights; a curated knowledge base of approximately 150 armed groups, 200 conflict-affected cities, and 54 African countries with their regions; a FastAPI service exposing training, inference, event storage, analytics, and knowledge-base management; a React/TypeScript front-end on top of that service; and a reproducible Docker Compose deployment.</w:t>
+        <w:t>The inventory of what was delivered runs from the schema outward. At the core sits an eight-entity grounded schema in BIO format: ACTOR, VICTIM, ACTION, DATE, REGION, CITY, DISTRICT, CASUALTIES. Feeding it is a 50,000-example training corpus built from ACLED notes through stratified diversity sampling and template augmentation, both aimed at a heavily skewed label distribution. The model trained on that corpus is a fine-tuned bert-base-cased with focal loss (γ = 2) and inverse-frequency class weights. Around the model sit two knowledge artefacts — a four-level hierarchical taxonomy of African violent events, roughly ninety-five terminal categories synthesised from ACLED, UCDP, and PMVE with African-specific extensions, and a curated knowledge base holding approximately 150 armed groups, 200 conflict-affected cities, and all 54 African countries with their regions. The outermost layer is the platform: a FastAPI service covering training, inference, event storage, analytics, and knowledge-base management, a React/TypeScript front-end over it, and a Docker Compose deployment that reproduces the whole stack</w:t>
+      </w:r>
+      <w:r>
+        <w:t>.</w:t>
       </w:r>
     </w:p>
     <w:p>
@@ -42696,7 +40917,10 @@
         <w:jc w:val="both"/>
       </w:pPr>
       <w:r>
-        <w:t>What the numbers say: macro F1 0.887 and micro F1 0.909 on the held-out validation set; best validation loss at epoch 2, with training overfitting past that point and early stopping catching it; a focal-loss / class-weighting combination that lifts VICTIM by eleven F1 points and ACTION by seven over plain cross entropy; a KB that canonicalises roughly two thirds of high-confidence ACTOR spans and flags about one in forty multi-entity events as geographically implausible; inference latency for typical articles in the hundreds of milliseconds; and a user-acceptance mean of 4.4 / 5.0 across six task dimensions.</w:t>
+        <w:t>The numbers, and what each one means. Macro F1 reached 0.887 and micro F1 0.909 on the held-out validation set. Validation loss bottomed at epoch 2; the model overfits beyond that point, and early stopping catches it. The focal-loss and class-weighting combination earns its complexity, lifting VICTIM by eleven F1 points and ACTION by seven over plain cross entropy. The knowledge base canonicalises roughly two thirds of high-confidence ACTOR spans, and flags about one multi-entity event in forty as geographically implausible — few enough not to annoy, real enough to matter. Inference on a typical article completes in hundreds of milliseconds. User-acceptance testing returned a mean of 4.4 out of 5.0 across six task dimensions</w:t>
+      </w:r>
+      <w:r>
+        <w:t>.</w:t>
       </w:r>
     </w:p>
     <w:p>
@@ -42705,7 +40929,14 @@
         <w:jc w:val="both"/>
       </w:pPr>
       <w:r>
-        <w:t>The ten specific objectives stated in Section 1.4 are addressed across Chapters 2, 4, and 5 (literature review, schema, taxonomy, data, training), Sections 4.5 and 5.6 (knowledge base), Sections 5.6 and 5.7 (back-end and front-end), Chapter 6 (evaluation), and Section 1.6 with this chapter (limitations and future work). The four research questions of Section 1.3 are answered in detail next.</w:t>
+        <w:t xml:space="preserve">Every one of the ten specific objectives in Section 1.4 has a home in the document: the literature review in Chapter 2; schema, taxonomy, data, and training across Chapters 4 and 5; the knowledge base in Sections 4.5 and 5.6; back-end and front-end in Sections 5.6 and 5.7; evaluation in Chapter 6; </w:t>
+      </w:r>
+      <w:r>
+        <w:lastRenderedPageBreak/>
+        <w:t>and limitations with future work in Section 1.6 and this chapter. The four research questions of Section 1.3 get explicit answers next.</w:t>
+      </w:r>
+      <w:r>
+        <w:t>.</w:t>
       </w:r>
     </w:p>
     <w:p>
@@ -42714,7 +40945,6 @@
       </w:pPr>
       <w:bookmarkStart w:id="79" w:name="_Toc230692397"/>
       <w:r>
-        <w:lastRenderedPageBreak/>
         <w:t>7.2 Answers to the Research Questions</w:t>
       </w:r>
       <w:bookmarkEnd w:id="79"/>
@@ -42820,11 +41050,11 @@
         <w:t>What system architecture allows the model, the knowledge base, and the analytics layer to be operated together by users without machine-learning expertise?</w:t>
       </w:r>
       <w:r>
-        <w:t xml:space="preserve"> The four-layer architecture of Section 4.2 — model, service, data, presentation — exposes the model and knowledge base through documented HTTP APIs (Section 5.6) consumed by a React/TypeScript front-end (Section 5.7). User acceptance testing (Section 6.10) returned a mean rating of 4.4 out of 5 across six task dimensions </w:t>
+        <w:t xml:space="preserve"> The four-layer architecture of Section 4.2 — model, service, data, presentation — exposes the model and knowledge base through </w:t>
       </w:r>
       <w:r>
         <w:lastRenderedPageBreak/>
-        <w:t>from five participants representing analysts, researchers, and developers, all of whom completed all six supplied tasks without ML-specific assistance.</w:t>
+        <w:t>documented HTTP APIs (Section 5.6) consumed by a React/TypeScript front-end (Section 5.7). User acceptance testing (Section 6.10) returned a mean rating of 4.4 out of 5 across six task dimensions from five participants representing analysts, researchers, and developers, all of whom completed all six supplied tasks without ML-specific assistance.</w:t>
       </w:r>
     </w:p>
     <w:p>
@@ -42889,7 +41119,11 @@
         <w:jc w:val="both"/>
       </w:pPr>
       <w:r>
-        <w:t>First, treat the extraction output as a triage layer rather than a final product. The model is good enough to triage incoming news into something an analyst can work with far faster than from raw articles, but not good enough to replace the analyst’s judgement when a consequential decision rests on an extraction. The confidence scores and KB-flagged inconsistencies exist to make the triage decision visible and should be surfaced in whatever analyst workflow the system feeds; pretending the output is finished is the principal failure mode to avoid.</w:t>
+        <w:t xml:space="preserve">The first recommendation is about expectations: use the extraction output as triage, never as a finished product. What the model reliably does is turn raw incoming news into something an analyst can work from far faster than from the articles themselves. What it cannot do is replace the analyst's judgement when a consequential decision hangs on an extraction. The confidence scores and the KB's </w:t>
+      </w:r>
+      <w:r>
+        <w:lastRenderedPageBreak/>
+        <w:t>inconsistency flags exist precisely to make that triage decision visible, so surface them in whatever workflow consumes the output. Treating the output as finished is the main failure mode to guard against.</w:t>
       </w:r>
     </w:p>
     <w:p>
@@ -42898,8 +41132,10 @@
         <w:jc w:val="both"/>
       </w:pPr>
       <w:r>
-        <w:lastRenderedPageBreak/>
-        <w:t>Second, keep the knowledge base alive. Armed groups in Africa change names, splinter, recombine, and occasionally reconcile, and country and region affiliations shift; the value the KB adds is directly proportional to how current it is, and a stale KB does worse than none because it actively misleads the validator. One or two part-time domain experts with access to the KB admin interface and a reasonable update schedule can keep it in working order.</w:t>
+        <w:t>Keep the knowledge base alive, too. African armed groups rename themselves, splinter, recombine, occasionally reconcile; country and region affiliations move. The KB's value tracks its currency directly — and a stale KB is worse than none, because it feeds the validator wrong answers with confidence. In practice, one or two part-time domain experts with access to the admin interface and a regular update cadence are enough to keep it in working order</w:t>
+      </w:r>
+      <w:r>
+        <w:t>.</w:t>
       </w:r>
     </w:p>
     <w:p>
@@ -42955,7 +41191,11 @@
         <w:jc w:val="both"/>
       </w:pPr>
       <w:r>
-        <w:t>The first item is multilingual extension. A multilingual backbone such as XLM-RoBERTa or AfroLM, fine-tuned on parallel corpora drawn from African news outlets and ACLED’s multilingual coverage, would push the system into French, Arabic, and Portuguese and materially widen its reach; the architecture does not need to change, only the training data and the encoder choice. Closely behind is replacing the rule-based taxonomy classifier of Section 4.4 with a learned hierarchical event classifier trained on event-labelled descriptions — a two-stage approach (Level 1 first, then Levels 2 to 4 conditional on Level 1) is the natural starting point. A third direction, more product than extraction, is natural-language question answering against the event store, with templated SQL generation from semantic parses as the cheaper route and a fine-tuned Seq2Seq model as the more flexible one. Last among the high-priority items is refining boundary modelling: a span-level CRF or biaffine span classifier on top of the BERT representations would address the boundary-error category of Section 6.11, the single largest contributor to the F1 gap on DISTRICT and VICTIM.</w:t>
+        <w:t xml:space="preserve">The first item is multilingual extension. A multilingual backbone such as XLM-RoBERTa or AfroLM, fine-tuned on parallel corpora drawn from African news outlets and ACLED’s multilingual coverage, would push the system into French, Arabic, and Portuguese and materially widen its reach; the architecture does not need to change, only the training data and the encoder choice. Closely behind is replacing the rule-based taxonomy classifier of Section 4.4 with a learned hierarchical event classifier trained on event-labelled descriptions — a two-stage approach (Level 1 first, then Levels 2 to 4 conditional on Level 1) is the natural starting point. A third direction, more product than extraction, is natural-language question answering against the event store, with templated SQL generation from semantic parses as the cheaper route and a fine-tuned Seq2Seq model as the more flexible one. Last among the high-priority items is refining boundary modelling: a span-level CRF or </w:t>
+      </w:r>
+      <w:r>
+        <w:lastRenderedPageBreak/>
+        <w:t>biaffine span classifier on top of the BERT representations would address the boundary-error category of Section 6.11, the single largest contributor to the F1 gap on DISTRICT and VICTIM.</w:t>
       </w:r>
     </w:p>
     <w:p>
@@ -42964,7 +41204,6 @@
       </w:pPr>
       <w:bookmarkStart w:id="88" w:name="_Toc230692406"/>
       <w:r>
-        <w:lastRenderedPageBreak/>
         <w:t>7.5.2 Medium Priority</w:t>
       </w:r>
       <w:bookmarkEnd w:id="88"/>
@@ -46934,12 +45173,6 @@
         <w:gridCol w:w="2960"/>
       </w:tblGrid>
       <w:tr>
-        <w:tblPrEx>
-          <w:tblCellMar>
-            <w:top w:w="0" w:type="dxa"/>
-            <w:bottom w:w="0" w:type="dxa"/>
-          </w:tblCellMar>
-        </w:tblPrEx>
         <w:trPr>
           <w:tblHeader/>
         </w:trPr>
@@ -47115,12 +45348,6 @@
         </w:tc>
       </w:tr>
       <w:tr>
-        <w:tblPrEx>
-          <w:tblCellMar>
-            <w:top w:w="0" w:type="dxa"/>
-            <w:bottom w:w="0" w:type="dxa"/>
-          </w:tblCellMar>
-        </w:tblPrEx>
         <w:tc>
           <w:tcPr>
             <w:tcW w:w="2100" w:type="dxa"/>
@@ -47280,12 +45507,6 @@
         </w:tc>
       </w:tr>
       <w:tr>
-        <w:tblPrEx>
-          <w:tblCellMar>
-            <w:top w:w="0" w:type="dxa"/>
-            <w:bottom w:w="0" w:type="dxa"/>
-          </w:tblCellMar>
-        </w:tblPrEx>
         <w:tc>
           <w:tcPr>
             <w:tcW w:w="2100" w:type="dxa"/>
@@ -47445,12 +45666,6 @@
         </w:tc>
       </w:tr>
       <w:tr>
-        <w:tblPrEx>
-          <w:tblCellMar>
-            <w:top w:w="0" w:type="dxa"/>
-            <w:bottom w:w="0" w:type="dxa"/>
-          </w:tblCellMar>
-        </w:tblPrEx>
         <w:tc>
           <w:tcPr>
             <w:tcW w:w="2100" w:type="dxa"/>
@@ -47610,12 +45825,6 @@
         </w:tc>
       </w:tr>
       <w:tr>
-        <w:tblPrEx>
-          <w:tblCellMar>
-            <w:top w:w="0" w:type="dxa"/>
-            <w:bottom w:w="0" w:type="dxa"/>
-          </w:tblCellMar>
-        </w:tblPrEx>
         <w:tc>
           <w:tcPr>
             <w:tcW w:w="2100" w:type="dxa"/>
@@ -47775,12 +45984,6 @@
         </w:tc>
       </w:tr>
       <w:tr>
-        <w:tblPrEx>
-          <w:tblCellMar>
-            <w:top w:w="0" w:type="dxa"/>
-            <w:bottom w:w="0" w:type="dxa"/>
-          </w:tblCellMar>
-        </w:tblPrEx>
         <w:tc>
           <w:tcPr>
             <w:tcW w:w="2100" w:type="dxa"/>
@@ -47940,12 +46143,6 @@
         </w:tc>
       </w:tr>
       <w:tr>
-        <w:tblPrEx>
-          <w:tblCellMar>
-            <w:top w:w="0" w:type="dxa"/>
-            <w:bottom w:w="0" w:type="dxa"/>
-          </w:tblCellMar>
-        </w:tblPrEx>
         <w:tc>
           <w:tcPr>
             <w:tcW w:w="2100" w:type="dxa"/>
@@ -48105,12 +46302,6 @@
         </w:tc>
       </w:tr>
       <w:tr>
-        <w:tblPrEx>
-          <w:tblCellMar>
-            <w:top w:w="0" w:type="dxa"/>
-            <w:bottom w:w="0" w:type="dxa"/>
-          </w:tblCellMar>
-        </w:tblPrEx>
         <w:tc>
           <w:tcPr>
             <w:tcW w:w="2100" w:type="dxa"/>
@@ -48270,12 +46461,6 @@
         </w:tc>
       </w:tr>
       <w:tr>
-        <w:tblPrEx>
-          <w:tblCellMar>
-            <w:top w:w="0" w:type="dxa"/>
-            <w:bottom w:w="0" w:type="dxa"/>
-          </w:tblCellMar>
-        </w:tblPrEx>
         <w:tc>
           <w:tcPr>
             <w:tcW w:w="2100" w:type="dxa"/>
@@ -48470,12 +46655,6 @@
         <w:gridCol w:w="2960"/>
       </w:tblGrid>
       <w:tr>
-        <w:tblPrEx>
-          <w:tblCellMar>
-            <w:top w:w="0" w:type="dxa"/>
-            <w:bottom w:w="0" w:type="dxa"/>
-          </w:tblCellMar>
-        </w:tblPrEx>
         <w:trPr>
           <w:tblHeader/>
         </w:trPr>
@@ -48651,12 +46830,6 @@
         </w:tc>
       </w:tr>
       <w:tr>
-        <w:tblPrEx>
-          <w:tblCellMar>
-            <w:top w:w="0" w:type="dxa"/>
-            <w:bottom w:w="0" w:type="dxa"/>
-          </w:tblCellMar>
-        </w:tblPrEx>
         <w:tc>
           <w:tcPr>
             <w:tcW w:w="2100" w:type="dxa"/>
@@ -48816,12 +46989,6 @@
         </w:tc>
       </w:tr>
       <w:tr>
-        <w:tblPrEx>
-          <w:tblCellMar>
-            <w:top w:w="0" w:type="dxa"/>
-            <w:bottom w:w="0" w:type="dxa"/>
-          </w:tblCellMar>
-        </w:tblPrEx>
         <w:tc>
           <w:tcPr>
             <w:tcW w:w="2100" w:type="dxa"/>
@@ -48981,12 +47148,6 @@
         </w:tc>
       </w:tr>
       <w:tr>
-        <w:tblPrEx>
-          <w:tblCellMar>
-            <w:top w:w="0" w:type="dxa"/>
-            <w:bottom w:w="0" w:type="dxa"/>
-          </w:tblCellMar>
-        </w:tblPrEx>
         <w:tc>
           <w:tcPr>
             <w:tcW w:w="2100" w:type="dxa"/>
@@ -49181,12 +47342,6 @@
         <w:gridCol w:w="2960"/>
       </w:tblGrid>
       <w:tr>
-        <w:tblPrEx>
-          <w:tblCellMar>
-            <w:top w:w="0" w:type="dxa"/>
-            <w:bottom w:w="0" w:type="dxa"/>
-          </w:tblCellMar>
-        </w:tblPrEx>
         <w:trPr>
           <w:tblHeader/>
         </w:trPr>
@@ -49362,12 +47517,6 @@
         </w:tc>
       </w:tr>
       <w:tr>
-        <w:tblPrEx>
-          <w:tblCellMar>
-            <w:top w:w="0" w:type="dxa"/>
-            <w:bottom w:w="0" w:type="dxa"/>
-          </w:tblCellMar>
-        </w:tblPrEx>
         <w:tc>
           <w:tcPr>
             <w:tcW w:w="2100" w:type="dxa"/>
@@ -49527,12 +47676,6 @@
         </w:tc>
       </w:tr>
       <w:tr>
-        <w:tblPrEx>
-          <w:tblCellMar>
-            <w:top w:w="0" w:type="dxa"/>
-            <w:bottom w:w="0" w:type="dxa"/>
-          </w:tblCellMar>
-        </w:tblPrEx>
         <w:tc>
           <w:tcPr>
             <w:tcW w:w="2100" w:type="dxa"/>
@@ -49692,12 +47835,6 @@
         </w:tc>
       </w:tr>
       <w:tr>
-        <w:tblPrEx>
-          <w:tblCellMar>
-            <w:top w:w="0" w:type="dxa"/>
-            <w:bottom w:w="0" w:type="dxa"/>
-          </w:tblCellMar>
-        </w:tblPrEx>
         <w:tc>
           <w:tcPr>
             <w:tcW w:w="2100" w:type="dxa"/>
@@ -49893,12 +48030,6 @@
         <w:gridCol w:w="2960"/>
       </w:tblGrid>
       <w:tr>
-        <w:tblPrEx>
-          <w:tblCellMar>
-            <w:top w:w="0" w:type="dxa"/>
-            <w:bottom w:w="0" w:type="dxa"/>
-          </w:tblCellMar>
-        </w:tblPrEx>
         <w:trPr>
           <w:tblHeader/>
         </w:trPr>
@@ -50074,12 +48205,6 @@
         </w:tc>
       </w:tr>
       <w:tr>
-        <w:tblPrEx>
-          <w:tblCellMar>
-            <w:top w:w="0" w:type="dxa"/>
-            <w:bottom w:w="0" w:type="dxa"/>
-          </w:tblCellMar>
-        </w:tblPrEx>
         <w:tc>
           <w:tcPr>
             <w:tcW w:w="2100" w:type="dxa"/>
@@ -50239,12 +48364,6 @@
         </w:tc>
       </w:tr>
       <w:tr>
-        <w:tblPrEx>
-          <w:tblCellMar>
-            <w:top w:w="0" w:type="dxa"/>
-            <w:bottom w:w="0" w:type="dxa"/>
-          </w:tblCellMar>
-        </w:tblPrEx>
         <w:tc>
           <w:tcPr>
             <w:tcW w:w="2100" w:type="dxa"/>
@@ -50404,12 +48523,6 @@
         </w:tc>
       </w:tr>
       <w:tr>
-        <w:tblPrEx>
-          <w:tblCellMar>
-            <w:top w:w="0" w:type="dxa"/>
-            <w:bottom w:w="0" w:type="dxa"/>
-          </w:tblCellMar>
-        </w:tblPrEx>
         <w:tc>
           <w:tcPr>
             <w:tcW w:w="2100" w:type="dxa"/>
@@ -50569,12 +48682,6 @@
         </w:tc>
       </w:tr>
       <w:tr>
-        <w:tblPrEx>
-          <w:tblCellMar>
-            <w:top w:w="0" w:type="dxa"/>
-            <w:bottom w:w="0" w:type="dxa"/>
-          </w:tblCellMar>
-        </w:tblPrEx>
         <w:tc>
           <w:tcPr>
             <w:tcW w:w="2100" w:type="dxa"/>
@@ -50767,12 +48874,6 @@
         <w:gridCol w:w="2700"/>
       </w:tblGrid>
       <w:tr>
-        <w:tblPrEx>
-          <w:tblCellMar>
-            <w:top w:w="0" w:type="dxa"/>
-            <w:bottom w:w="0" w:type="dxa"/>
-          </w:tblCellMar>
-        </w:tblPrEx>
         <w:trPr>
           <w:tblHeader/>
         </w:trPr>
@@ -50880,12 +48981,6 @@
         </w:tc>
       </w:tr>
       <w:tr>
-        <w:tblPrEx>
-          <w:tblCellMar>
-            <w:top w:w="0" w:type="dxa"/>
-            <w:bottom w:w="0" w:type="dxa"/>
-          </w:tblCellMar>
-        </w:tblPrEx>
         <w:tc>
           <w:tcPr>
             <w:tcW w:w="3760" w:type="dxa"/>
@@ -50983,12 +49078,6 @@
         </w:tc>
       </w:tr>
       <w:tr>
-        <w:tblPrEx>
-          <w:tblCellMar>
-            <w:top w:w="0" w:type="dxa"/>
-            <w:bottom w:w="0" w:type="dxa"/>
-          </w:tblCellMar>
-        </w:tblPrEx>
         <w:tc>
           <w:tcPr>
             <w:tcW w:w="3760" w:type="dxa"/>
@@ -51086,12 +49175,6 @@
         </w:tc>
       </w:tr>
       <w:tr>
-        <w:tblPrEx>
-          <w:tblCellMar>
-            <w:top w:w="0" w:type="dxa"/>
-            <w:bottom w:w="0" w:type="dxa"/>
-          </w:tblCellMar>
-        </w:tblPrEx>
         <w:tc>
           <w:tcPr>
             <w:tcW w:w="3760" w:type="dxa"/>
@@ -51189,12 +49272,6 @@
         </w:tc>
       </w:tr>
       <w:tr>
-        <w:tblPrEx>
-          <w:tblCellMar>
-            <w:top w:w="0" w:type="dxa"/>
-            <w:bottom w:w="0" w:type="dxa"/>
-          </w:tblCellMar>
-        </w:tblPrEx>
         <w:tc>
           <w:tcPr>
             <w:tcW w:w="3760" w:type="dxa"/>
@@ -51292,12 +49369,6 @@
         </w:tc>
       </w:tr>
       <w:tr>
-        <w:tblPrEx>
-          <w:tblCellMar>
-            <w:top w:w="0" w:type="dxa"/>
-            <w:bottom w:w="0" w:type="dxa"/>
-          </w:tblCellMar>
-        </w:tblPrEx>
         <w:tc>
           <w:tcPr>
             <w:tcW w:w="3760" w:type="dxa"/>
@@ -51395,12 +49466,6 @@
         </w:tc>
       </w:tr>
       <w:tr>
-        <w:tblPrEx>
-          <w:tblCellMar>
-            <w:top w:w="0" w:type="dxa"/>
-            <w:bottom w:w="0" w:type="dxa"/>
-          </w:tblCellMar>
-        </w:tblPrEx>
         <w:tc>
           <w:tcPr>
             <w:tcW w:w="3760" w:type="dxa"/>
@@ -51498,12 +49563,6 @@
         </w:tc>
       </w:tr>
       <w:tr>
-        <w:tblPrEx>
-          <w:tblCellMar>
-            <w:top w:w="0" w:type="dxa"/>
-            <w:bottom w:w="0" w:type="dxa"/>
-          </w:tblCellMar>
-        </w:tblPrEx>
         <w:tc>
           <w:tcPr>
             <w:tcW w:w="3760" w:type="dxa"/>
@@ -51601,12 +49660,6 @@
         </w:tc>
       </w:tr>
       <w:tr>
-        <w:tblPrEx>
-          <w:tblCellMar>
-            <w:top w:w="0" w:type="dxa"/>
-            <w:bottom w:w="0" w:type="dxa"/>
-          </w:tblCellMar>
-        </w:tblPrEx>
         <w:tc>
           <w:tcPr>
             <w:tcW w:w="3760" w:type="dxa"/>
@@ -51704,12 +49757,6 @@
         </w:tc>
       </w:tr>
       <w:tr>
-        <w:tblPrEx>
-          <w:tblCellMar>
-            <w:top w:w="0" w:type="dxa"/>
-            <w:bottom w:w="0" w:type="dxa"/>
-          </w:tblCellMar>
-        </w:tblPrEx>
         <w:tc>
           <w:tcPr>
             <w:tcW w:w="3760" w:type="dxa"/>
@@ -51807,12 +49854,6 @@
         </w:tc>
       </w:tr>
       <w:tr>
-        <w:tblPrEx>
-          <w:tblCellMar>
-            <w:top w:w="0" w:type="dxa"/>
-            <w:bottom w:w="0" w:type="dxa"/>
-          </w:tblCellMar>
-        </w:tblPrEx>
         <w:tc>
           <w:tcPr>
             <w:tcW w:w="3760" w:type="dxa"/>
@@ -51910,12 +49951,6 @@
         </w:tc>
       </w:tr>
       <w:tr>
-        <w:tblPrEx>
-          <w:tblCellMar>
-            <w:top w:w="0" w:type="dxa"/>
-            <w:bottom w:w="0" w:type="dxa"/>
-          </w:tblCellMar>
-        </w:tblPrEx>
         <w:tc>
           <w:tcPr>
             <w:tcW w:w="3760" w:type="dxa"/>
@@ -52281,12 +50316,6 @@
         <w:gridCol w:w="9360"/>
       </w:tblGrid>
       <w:tr>
-        <w:tblPrEx>
-          <w:tblCellMar>
-            <w:top w:w="0" w:type="dxa"/>
-            <w:bottom w:w="0" w:type="dxa"/>
-          </w:tblCellMar>
-        </w:tblPrEx>
         <w:tc>
           <w:tcPr>
             <w:tcW w:w="9360" w:type="dxa"/>
@@ -53407,12 +51436,6 @@
         <w:gridCol w:w="9360"/>
       </w:tblGrid>
       <w:tr>
-        <w:tblPrEx>
-          <w:tblCellMar>
-            <w:top w:w="0" w:type="dxa"/>
-            <w:bottom w:w="0" w:type="dxa"/>
-          </w:tblCellMar>
-        </w:tblPrEx>
         <w:tc>
           <w:tcPr>
             <w:tcW w:w="9360" w:type="dxa"/>
@@ -55061,7 +53084,6 @@
   <w:style w:type="character" w:default="1" w:styleId="DefaultParagraphFont">
     <w:name w:val="Default Paragraph Font"/>
     <w:uiPriority w:val="1"/>
-    <w:semiHidden/>
     <w:unhideWhenUsed/>
   </w:style>
   <w:style w:type="table" w:default="1" w:styleId="TableNormal">
@@ -55351,6 +53373,20 @@
     <w:rPr>
       <w:color w:val="605E5C"/>
       <w:shd w:val="clear" w:color="auto" w:fill="E1DFDD"/>
+    </w:rPr>
+  </w:style>
+  <w:style w:type="paragraph" w:customStyle="1" w:styleId="code-line">
+    <w:name w:val="code-line"/>
+    <w:basedOn w:val="Normal"/>
+    <w:rsid w:val="00215A61"/>
+    <w:pPr>
+      <w:spacing w:before="100" w:beforeAutospacing="1" w:after="100" w:afterAutospacing="1"/>
+    </w:pPr>
+    <w:rPr>
+      <w:rFonts w:ascii="Times New Roman" w:eastAsia="Times New Roman" w:hAnsi="Times New Roman" w:cs="Times New Roman"/>
+      <w:color w:val="auto"/>
+      <w:sz w:val="24"/>
+      <w:szCs w:val="24"/>
     </w:rPr>
   </w:style>
 </w:styles>
